--- a/5.ProjectMaintaining.docx
+++ b/5.ProjectMaintaining.docx
@@ -1,6 +1,6 @@
 
 <file path=word/document.xml><?xml version="1.0" encoding="utf-8"?>
-<w:document xmlns:ve="http://schemas.openxmlformats.org/markup-compatibility/2006" xmlns:o="urn:schemas-microsoft-com:office:office" xmlns:r="http://schemas.openxmlformats.org/officeDocument/2006/relationships" xmlns:m="http://schemas.openxmlformats.org/officeDocument/2006/math" xmlns:v="urn:schemas-microsoft-com:vml" xmlns:wp="http://schemas.openxmlformats.org/drawingml/2006/wordprocessingDrawing" xmlns:w10="urn:schemas-microsoft-com:office:word" xmlns:w="http://schemas.openxmlformats.org/wordprocessingml/2006/main" xmlns:wne="http://schemas.microsoft.com/office/word/2006/wordml">
+<w:document xmlns:wpc="http://schemas.microsoft.com/office/word/2010/wordprocessingCanvas" xmlns:mc="http://schemas.openxmlformats.org/markup-compatibility/2006" xmlns:o="urn:schemas-microsoft-com:office:office" xmlns:r="http://schemas.openxmlformats.org/officeDocument/2006/relationships" xmlns:m="http://schemas.openxmlformats.org/officeDocument/2006/math" xmlns:v="urn:schemas-microsoft-com:vml" xmlns:wp14="http://schemas.microsoft.com/office/word/2010/wordprocessingDrawing" xmlns:wp="http://schemas.openxmlformats.org/drawingml/2006/wordprocessingDrawing" xmlns:w10="urn:schemas-microsoft-com:office:word" xmlns:w="http://schemas.openxmlformats.org/wordprocessingml/2006/main" xmlns:w14="http://schemas.microsoft.com/office/word/2010/wordml" xmlns:w15="http://schemas.microsoft.com/office/word/2012/wordml" xmlns:wpg="http://schemas.microsoft.com/office/word/2010/wordprocessingGroup" xmlns:wpi="http://schemas.microsoft.com/office/word/2010/wordprocessingInk" xmlns:wne="http://schemas.microsoft.com/office/word/2006/wordml" xmlns:wps="http://schemas.microsoft.com/office/word/2010/wordprocessingShape" mc:Ignorable="w14 w15 wp14">
   <w:body>
     <w:p>
       <w:r>
@@ -102,8 +102,7 @@
         <w:tblStyle w:val="MediumGrid1-Accent3"/>
         <w:tblW w:w="8190" w:type="dxa"/>
         <w:jc w:val="center"/>
-        <w:tblInd w:w="592" w:type="dxa"/>
-        <w:tblLook w:val="04A0"/>
+        <w:tblLook w:val="04A0" w:firstRow="1" w:lastRow="0" w:firstColumn="1" w:lastColumn="0" w:noHBand="0" w:noVBand="1"/>
       </w:tblPr>
       <w:tblGrid>
         <w:gridCol w:w="2503"/>
@@ -111,12 +110,12 @@
       </w:tblGrid>
       <w:tr>
         <w:trPr>
-          <w:cnfStyle w:val="100000000000"/>
+          <w:cnfStyle w:val="100000000000" w:firstRow="1" w:lastRow="0" w:firstColumn="0" w:lastColumn="0" w:oddVBand="0" w:evenVBand="0" w:oddHBand="0" w:evenHBand="0" w:firstRowFirstColumn="0" w:firstRowLastColumn="0" w:lastRowFirstColumn="0" w:lastRowLastColumn="0"/>
           <w:jc w:val="center"/>
         </w:trPr>
         <w:tc>
           <w:tcPr>
-            <w:cnfStyle w:val="001000000000"/>
+            <w:cnfStyle w:val="001000000000" w:firstRow="0" w:lastRow="0" w:firstColumn="1" w:lastColumn="0" w:oddVBand="0" w:evenVBand="0" w:oddHBand="0" w:evenHBand="0" w:firstRowFirstColumn="0" w:firstRowLastColumn="0" w:lastRowFirstColumn="0" w:lastRowLastColumn="0"/>
             <w:tcW w:w="2503" w:type="dxa"/>
           </w:tcPr>
           <w:p>
@@ -146,7 +145,7 @@
           </w:tcPr>
           <w:p>
             <w:pPr>
-              <w:cnfStyle w:val="100000000000"/>
+              <w:cnfStyle w:val="100000000000" w:firstRow="1" w:lastRow="0" w:firstColumn="0" w:lastColumn="0" w:oddVBand="0" w:evenVBand="0" w:oddHBand="0" w:evenHBand="0" w:firstRowFirstColumn="0" w:firstRowLastColumn="0" w:lastRowFirstColumn="0" w:lastRowLastColumn="0"/>
               <w:rPr>
                 <w:b w:val="0"/>
                 <w:sz w:val="26"/>
@@ -164,12 +163,12 @@
       </w:tr>
       <w:tr>
         <w:trPr>
-          <w:cnfStyle w:val="000000100000"/>
+          <w:cnfStyle w:val="000000100000" w:firstRow="0" w:lastRow="0" w:firstColumn="0" w:lastColumn="0" w:oddVBand="0" w:evenVBand="0" w:oddHBand="1" w:evenHBand="0" w:firstRowFirstColumn="0" w:firstRowLastColumn="0" w:lastRowFirstColumn="0" w:lastRowLastColumn="0"/>
           <w:jc w:val="center"/>
         </w:trPr>
         <w:tc>
           <w:tcPr>
-            <w:cnfStyle w:val="001000000000"/>
+            <w:cnfStyle w:val="001000000000" w:firstRow="0" w:lastRow="0" w:firstColumn="1" w:lastColumn="0" w:oddVBand="0" w:evenVBand="0" w:oddHBand="0" w:evenHBand="0" w:firstRowFirstColumn="0" w:firstRowLastColumn="0" w:lastRowFirstColumn="0" w:lastRowLastColumn="0"/>
             <w:tcW w:w="2503" w:type="dxa"/>
           </w:tcPr>
           <w:p>
@@ -193,7 +192,7 @@
           </w:tcPr>
           <w:p>
             <w:pPr>
-              <w:cnfStyle w:val="000000100000"/>
+              <w:cnfStyle w:val="000000100000" w:firstRow="0" w:lastRow="0" w:firstColumn="0" w:lastColumn="0" w:oddVBand="0" w:evenVBand="0" w:oddHBand="1" w:evenHBand="0" w:firstRowFirstColumn="0" w:firstRowLastColumn="0" w:lastRowFirstColumn="0" w:lastRowLastColumn="0"/>
               <w:rPr>
                 <w:sz w:val="26"/>
               </w:rPr>
@@ -213,7 +212,7 @@
         </w:trPr>
         <w:tc>
           <w:tcPr>
-            <w:cnfStyle w:val="001000000000"/>
+            <w:cnfStyle w:val="001000000000" w:firstRow="0" w:lastRow="0" w:firstColumn="1" w:lastColumn="0" w:oddVBand="0" w:evenVBand="0" w:oddHBand="0" w:evenHBand="0" w:firstRowFirstColumn="0" w:firstRowLastColumn="0" w:lastRowFirstColumn="0" w:lastRowLastColumn="0"/>
             <w:tcW w:w="2503" w:type="dxa"/>
           </w:tcPr>
           <w:p>
@@ -237,7 +236,7 @@
           </w:tcPr>
           <w:p>
             <w:pPr>
-              <w:cnfStyle w:val="000000000000"/>
+              <w:cnfStyle w:val="000000000000" w:firstRow="0" w:lastRow="0" w:firstColumn="0" w:lastColumn="0" w:oddVBand="0" w:evenVBand="0" w:oddHBand="0" w:evenHBand="0" w:firstRowFirstColumn="0" w:firstRowLastColumn="0" w:lastRowFirstColumn="0" w:lastRowLastColumn="0"/>
               <w:rPr>
                 <w:sz w:val="26"/>
               </w:rPr>
@@ -253,12 +252,12 @@
       </w:tr>
       <w:tr>
         <w:trPr>
-          <w:cnfStyle w:val="000000100000"/>
+          <w:cnfStyle w:val="000000100000" w:firstRow="0" w:lastRow="0" w:firstColumn="0" w:lastColumn="0" w:oddVBand="0" w:evenVBand="0" w:oddHBand="1" w:evenHBand="0" w:firstRowFirstColumn="0" w:firstRowLastColumn="0" w:lastRowFirstColumn="0" w:lastRowLastColumn="0"/>
           <w:jc w:val="center"/>
         </w:trPr>
         <w:tc>
           <w:tcPr>
-            <w:cnfStyle w:val="001000000000"/>
+            <w:cnfStyle w:val="001000000000" w:firstRow="0" w:lastRow="0" w:firstColumn="1" w:lastColumn="0" w:oddVBand="0" w:evenVBand="0" w:oddHBand="0" w:evenHBand="0" w:firstRowFirstColumn="0" w:firstRowLastColumn="0" w:lastRowFirstColumn="0" w:lastRowLastColumn="0"/>
             <w:tcW w:w="2503" w:type="dxa"/>
           </w:tcPr>
           <w:p>
@@ -282,7 +281,7 @@
           </w:tcPr>
           <w:p>
             <w:pPr>
-              <w:cnfStyle w:val="000000100000"/>
+              <w:cnfStyle w:val="000000100000" w:firstRow="0" w:lastRow="0" w:firstColumn="0" w:lastColumn="0" w:oddVBand="0" w:evenVBand="0" w:oddHBand="1" w:evenHBand="0" w:firstRowFirstColumn="0" w:firstRowLastColumn="0" w:lastRowFirstColumn="0" w:lastRowLastColumn="0"/>
               <w:rPr>
                 <w:sz w:val="26"/>
               </w:rPr>
@@ -297,7 +296,7 @@
               <w:rPr>
                 <w:sz w:val="26"/>
               </w:rPr>
-              <w:t>2</w:t>
+              <w:t>5</w:t>
             </w:r>
           </w:p>
         </w:tc>
@@ -308,7 +307,7 @@
         </w:trPr>
         <w:tc>
           <w:tcPr>
-            <w:cnfStyle w:val="001000000000"/>
+            <w:cnfStyle w:val="001000000000" w:firstRow="0" w:lastRow="0" w:firstColumn="1" w:lastColumn="0" w:oddVBand="0" w:evenVBand="0" w:oddHBand="0" w:evenHBand="0" w:firstRowFirstColumn="0" w:firstRowLastColumn="0" w:lastRowFirstColumn="0" w:lastRowLastColumn="0"/>
             <w:tcW w:w="2503" w:type="dxa"/>
           </w:tcPr>
           <w:p>
@@ -332,7 +331,7 @@
           </w:tcPr>
           <w:p>
             <w:pPr>
-              <w:cnfStyle w:val="000000000000"/>
+              <w:cnfStyle w:val="000000000000" w:firstRow="0" w:lastRow="0" w:firstColumn="0" w:lastColumn="0" w:oddVBand="0" w:evenVBand="0" w:oddHBand="0" w:evenHBand="0" w:firstRowFirstColumn="0" w:firstRowLastColumn="0" w:lastRowFirstColumn="0" w:lastRowLastColumn="0"/>
               <w:rPr>
                 <w:sz w:val="26"/>
               </w:rPr>
@@ -341,19 +340,7 @@
               <w:rPr>
                 <w:sz w:val="26"/>
               </w:rPr>
-              <w:t>System requirements</w:t>
-            </w:r>
-            <w:r>
-              <w:rPr>
-                <w:sz w:val="26"/>
-              </w:rPr>
-              <w:t xml:space="preserve"> for</w:t>
-            </w:r>
-            <w:r>
-              <w:rPr>
-                <w:sz w:val="26"/>
-              </w:rPr>
-              <w:t xml:space="preserve"> </w:t>
+              <w:t xml:space="preserve">Project Maintaining for </w:t>
             </w:r>
             <w:r>
               <w:rPr>
@@ -387,12 +374,12 @@
       </w:tr>
       <w:tr>
         <w:trPr>
-          <w:cnfStyle w:val="000000100000"/>
+          <w:cnfStyle w:val="000000100000" w:firstRow="0" w:lastRow="0" w:firstColumn="0" w:lastColumn="0" w:oddVBand="0" w:evenVBand="0" w:oddHBand="1" w:evenHBand="0" w:firstRowFirstColumn="0" w:firstRowLastColumn="0" w:lastRowFirstColumn="0" w:lastRowLastColumn="0"/>
           <w:jc w:val="center"/>
         </w:trPr>
         <w:tc>
           <w:tcPr>
-            <w:cnfStyle w:val="001000000000"/>
+            <w:cnfStyle w:val="001000000000" w:firstRow="0" w:lastRow="0" w:firstColumn="1" w:lastColumn="0" w:oddVBand="0" w:evenVBand="0" w:oddHBand="0" w:evenHBand="0" w:firstRowFirstColumn="0" w:firstRowLastColumn="0" w:lastRowFirstColumn="0" w:lastRowLastColumn="0"/>
             <w:tcW w:w="2503" w:type="dxa"/>
           </w:tcPr>
           <w:p>
@@ -417,7 +404,7 @@
           <w:p>
             <w:pPr>
               <w:jc w:val="center"/>
-              <w:cnfStyle w:val="000000100000"/>
+              <w:cnfStyle w:val="000000100000" w:firstRow="0" w:lastRow="0" w:firstColumn="0" w:lastColumn="0" w:oddVBand="0" w:evenVBand="0" w:oddHBand="1" w:evenHBand="0" w:firstRowFirstColumn="0" w:firstRowLastColumn="0" w:lastRowFirstColumn="0" w:lastRowLastColumn="0"/>
               <w:rPr>
                 <w:sz w:val="26"/>
               </w:rPr>
@@ -459,18 +446,18 @@
         <w:tblpPr w:leftFromText="180" w:rightFromText="180" w:vertAnchor="text" w:horzAnchor="margin" w:tblpXSpec="right" w:tblpY="580"/>
         <w:tblOverlap w:val="never"/>
         <w:tblW w:w="0" w:type="auto"/>
-        <w:tblLook w:val="04A0"/>
+        <w:tblLook w:val="04A0" w:firstRow="1" w:lastRow="0" w:firstColumn="1" w:lastColumn="0" w:noHBand="0" w:noVBand="1"/>
       </w:tblPr>
       <w:tblGrid>
         <w:gridCol w:w="4752"/>
       </w:tblGrid>
       <w:tr>
         <w:trPr>
-          <w:cnfStyle w:val="100000000000"/>
+          <w:cnfStyle w:val="100000000000" w:firstRow="1" w:lastRow="0" w:firstColumn="0" w:lastColumn="0" w:oddVBand="0" w:evenVBand="0" w:oddHBand="0" w:evenHBand="0" w:firstRowFirstColumn="0" w:firstRowLastColumn="0" w:lastRowFirstColumn="0" w:lastRowLastColumn="0"/>
         </w:trPr>
         <w:tc>
           <w:tcPr>
-            <w:cnfStyle w:val="001000000000"/>
+            <w:cnfStyle w:val="001000000000" w:firstRow="0" w:lastRow="0" w:firstColumn="1" w:lastColumn="0" w:oddVBand="0" w:evenVBand="0" w:oddHBand="0" w:evenHBand="0" w:firstRowFirstColumn="0" w:firstRowLastColumn="0" w:lastRowFirstColumn="0" w:lastRowLastColumn="0"/>
             <w:tcW w:w="4752" w:type="dxa"/>
           </w:tcPr>
           <w:p>
@@ -497,11 +484,11 @@
       </w:tr>
       <w:tr>
         <w:trPr>
-          <w:cnfStyle w:val="000000100000"/>
+          <w:cnfStyle w:val="000000100000" w:firstRow="0" w:lastRow="0" w:firstColumn="0" w:lastColumn="0" w:oddVBand="0" w:evenVBand="0" w:oddHBand="1" w:evenHBand="0" w:firstRowFirstColumn="0" w:firstRowLastColumn="0" w:lastRowFirstColumn="0" w:lastRowLastColumn="0"/>
         </w:trPr>
         <w:tc>
           <w:tcPr>
-            <w:cnfStyle w:val="001000000000"/>
+            <w:cnfStyle w:val="001000000000" w:firstRow="0" w:lastRow="0" w:firstColumn="1" w:lastColumn="0" w:oddVBand="0" w:evenVBand="0" w:oddHBand="0" w:evenHBand="0" w:firstRowFirstColumn="0" w:firstRowLastColumn="0" w:lastRowFirstColumn="0" w:lastRowLastColumn="0"/>
             <w:tcW w:w="4752" w:type="dxa"/>
           </w:tcPr>
           <w:p>
@@ -513,6 +500,7 @@
                 <w:szCs w:val="24"/>
               </w:rPr>
             </w:pPr>
+            <w:proofErr w:type="spellStart"/>
             <w:r>
               <w:rPr>
                 <w:b w:val="0"/>
@@ -520,29 +508,19 @@
                 <w:sz w:val="30"/>
                 <w:szCs w:val="24"/>
               </w:rPr>
-              <w:t>Safial Islam Ayon</w:t>
-            </w:r>
-          </w:p>
-        </w:tc>
-      </w:tr>
-      <w:tr>
-        <w:trPr>
-          <w:cnfStyle w:val="000000010000"/>
-        </w:trPr>
-        <w:tc>
-          <w:tcPr>
-            <w:cnfStyle w:val="001000000000"/>
-            <w:tcW w:w="4752" w:type="dxa"/>
-          </w:tcPr>
-          <w:p>
-            <w:pPr>
+              <w:t>Safial</w:t>
+            </w:r>
+            <w:proofErr w:type="spellEnd"/>
+            <w:r>
               <w:rPr>
                 <w:b w:val="0"/>
                 <w:color w:val="000000" w:themeColor="text1"/>
                 <w:sz w:val="30"/>
                 <w:szCs w:val="24"/>
               </w:rPr>
-            </w:pPr>
+              <w:t xml:space="preserve"> Islam </w:t>
+            </w:r>
+            <w:proofErr w:type="spellStart"/>
             <w:r>
               <w:rPr>
                 <w:b w:val="0"/>
@@ -550,18 +528,19 @@
                 <w:sz w:val="30"/>
                 <w:szCs w:val="24"/>
               </w:rPr>
-              <w:t>Lecturer</w:t>
-            </w:r>
+              <w:t>Ayon</w:t>
+            </w:r>
+            <w:proofErr w:type="spellEnd"/>
           </w:p>
         </w:tc>
       </w:tr>
       <w:tr>
         <w:trPr>
-          <w:cnfStyle w:val="000000100000"/>
+          <w:cnfStyle w:val="000000010000" w:firstRow="0" w:lastRow="0" w:firstColumn="0" w:lastColumn="0" w:oddVBand="0" w:evenVBand="0" w:oddHBand="0" w:evenHBand="1" w:firstRowFirstColumn="0" w:firstRowLastColumn="0" w:lastRowFirstColumn="0" w:lastRowLastColumn="0"/>
         </w:trPr>
         <w:tc>
           <w:tcPr>
-            <w:cnfStyle w:val="001000000000"/>
+            <w:cnfStyle w:val="001000000000" w:firstRow="0" w:lastRow="0" w:firstColumn="1" w:lastColumn="0" w:oddVBand="0" w:evenVBand="0" w:oddHBand="0" w:evenHBand="0" w:firstRowFirstColumn="0" w:firstRowLastColumn="0" w:lastRowFirstColumn="0" w:lastRowLastColumn="0"/>
             <w:tcW w:w="4752" w:type="dxa"/>
           </w:tcPr>
           <w:p>
@@ -580,18 +559,48 @@
                 <w:sz w:val="30"/>
                 <w:szCs w:val="24"/>
               </w:rPr>
-              <w:t>Department of CSE</w:t>
+              <w:t>Lecturer</w:t>
             </w:r>
           </w:p>
         </w:tc>
       </w:tr>
       <w:tr>
         <w:trPr>
-          <w:cnfStyle w:val="000000010000"/>
+          <w:cnfStyle w:val="000000100000" w:firstRow="0" w:lastRow="0" w:firstColumn="0" w:lastColumn="0" w:oddVBand="0" w:evenVBand="0" w:oddHBand="1" w:evenHBand="0" w:firstRowFirstColumn="0" w:firstRowLastColumn="0" w:lastRowFirstColumn="0" w:lastRowLastColumn="0"/>
         </w:trPr>
         <w:tc>
           <w:tcPr>
-            <w:cnfStyle w:val="001000000000"/>
+            <w:cnfStyle w:val="001000000000" w:firstRow="0" w:lastRow="0" w:firstColumn="1" w:lastColumn="0" w:oddVBand="0" w:evenVBand="0" w:oddHBand="0" w:evenHBand="0" w:firstRowFirstColumn="0" w:firstRowLastColumn="0" w:lastRowFirstColumn="0" w:lastRowLastColumn="0"/>
+            <w:tcW w:w="4752" w:type="dxa"/>
+          </w:tcPr>
+          <w:p>
+            <w:pPr>
+              <w:rPr>
+                <w:b w:val="0"/>
+                <w:color w:val="000000" w:themeColor="text1"/>
+                <w:sz w:val="30"/>
+                <w:szCs w:val="24"/>
+              </w:rPr>
+            </w:pPr>
+            <w:r>
+              <w:rPr>
+                <w:b w:val="0"/>
+                <w:color w:val="000000" w:themeColor="text1"/>
+                <w:sz w:val="30"/>
+                <w:szCs w:val="24"/>
+              </w:rPr>
+              <w:t>Department of CSE</w:t>
+            </w:r>
+          </w:p>
+        </w:tc>
+      </w:tr>
+      <w:tr>
+        <w:trPr>
+          <w:cnfStyle w:val="000000010000" w:firstRow="0" w:lastRow="0" w:firstColumn="0" w:lastColumn="0" w:oddVBand="0" w:evenVBand="0" w:oddHBand="0" w:evenHBand="1" w:firstRowFirstColumn="0" w:firstRowLastColumn="0" w:lastRowFirstColumn="0" w:lastRowLastColumn="0"/>
+        </w:trPr>
+        <w:tc>
+          <w:tcPr>
+            <w:cnfStyle w:val="001000000000" w:firstRow="0" w:lastRow="0" w:firstColumn="1" w:lastColumn="0" w:oddVBand="0" w:evenVBand="0" w:oddHBand="0" w:evenHBand="0" w:firstRowFirstColumn="0" w:firstRowLastColumn="0" w:lastRowFirstColumn="0" w:lastRowLastColumn="0"/>
             <w:tcW w:w="4752" w:type="dxa"/>
           </w:tcPr>
           <w:p>
@@ -626,18 +635,18 @@
         <w:tblStyle w:val="MediumShading1-Accent4"/>
         <w:tblpPr w:leftFromText="180" w:rightFromText="180" w:vertAnchor="text" w:tblpY="-68"/>
         <w:tblW w:w="0" w:type="auto"/>
-        <w:tblLook w:val="04A0"/>
+        <w:tblLook w:val="04A0" w:firstRow="1" w:lastRow="0" w:firstColumn="1" w:lastColumn="0" w:noHBand="0" w:noVBand="1"/>
       </w:tblPr>
       <w:tblGrid>
         <w:gridCol w:w="3348"/>
       </w:tblGrid>
       <w:tr>
         <w:trPr>
-          <w:cnfStyle w:val="100000000000"/>
+          <w:cnfStyle w:val="100000000000" w:firstRow="1" w:lastRow="0" w:firstColumn="0" w:lastColumn="0" w:oddVBand="0" w:evenVBand="0" w:oddHBand="0" w:evenHBand="0" w:firstRowFirstColumn="0" w:firstRowLastColumn="0" w:lastRowFirstColumn="0" w:lastRowLastColumn="0"/>
         </w:trPr>
         <w:tc>
           <w:tcPr>
-            <w:cnfStyle w:val="001000000000"/>
+            <w:cnfStyle w:val="001000000000" w:firstRow="0" w:lastRow="0" w:firstColumn="1" w:lastColumn="0" w:oddVBand="0" w:evenVBand="0" w:oddHBand="0" w:evenHBand="0" w:firstRowFirstColumn="0" w:firstRowLastColumn="0" w:lastRowFirstColumn="0" w:lastRowLastColumn="0"/>
             <w:tcW w:w="3348" w:type="dxa"/>
           </w:tcPr>
           <w:p>
@@ -662,11 +671,11 @@
       </w:tr>
       <w:tr>
         <w:trPr>
-          <w:cnfStyle w:val="000000100000"/>
+          <w:cnfStyle w:val="000000100000" w:firstRow="0" w:lastRow="0" w:firstColumn="0" w:lastColumn="0" w:oddVBand="0" w:evenVBand="0" w:oddHBand="1" w:evenHBand="0" w:firstRowFirstColumn="0" w:firstRowLastColumn="0" w:lastRowFirstColumn="0" w:lastRowLastColumn="0"/>
         </w:trPr>
         <w:tc>
           <w:tcPr>
-            <w:cnfStyle w:val="001000000000"/>
+            <w:cnfStyle w:val="001000000000" w:firstRow="0" w:lastRow="0" w:firstColumn="1" w:lastColumn="0" w:oddVBand="0" w:evenVBand="0" w:oddHBand="0" w:evenHBand="0" w:firstRowFirstColumn="0" w:firstRowLastColumn="0" w:lastRowFirstColumn="0" w:lastRowLastColumn="0"/>
             <w:tcW w:w="3348" w:type="dxa"/>
           </w:tcPr>
           <w:p>
@@ -690,11 +699,11 @@
       </w:tr>
       <w:tr>
         <w:trPr>
-          <w:cnfStyle w:val="000000010000"/>
+          <w:cnfStyle w:val="000000010000" w:firstRow="0" w:lastRow="0" w:firstColumn="0" w:lastColumn="0" w:oddVBand="0" w:evenVBand="0" w:oddHBand="0" w:evenHBand="1" w:firstRowFirstColumn="0" w:firstRowLastColumn="0" w:lastRowFirstColumn="0" w:lastRowLastColumn="0"/>
         </w:trPr>
         <w:tc>
           <w:tcPr>
-            <w:cnfStyle w:val="001000000000"/>
+            <w:cnfStyle w:val="001000000000" w:firstRow="0" w:lastRow="0" w:firstColumn="1" w:lastColumn="0" w:oddVBand="0" w:evenVBand="0" w:oddHBand="0" w:evenHBand="0" w:firstRowFirstColumn="0" w:firstRowLastColumn="0" w:lastRowFirstColumn="0" w:lastRowLastColumn="0"/>
             <w:tcW w:w="3348" w:type="dxa"/>
           </w:tcPr>
           <w:p>
@@ -742,11 +751,11 @@
       </w:tr>
       <w:tr>
         <w:trPr>
-          <w:cnfStyle w:val="000000100000"/>
+          <w:cnfStyle w:val="000000100000" w:firstRow="0" w:lastRow="0" w:firstColumn="0" w:lastColumn="0" w:oddVBand="0" w:evenVBand="0" w:oddHBand="1" w:evenHBand="0" w:firstRowFirstColumn="0" w:firstRowLastColumn="0" w:lastRowFirstColumn="0" w:lastRowLastColumn="0"/>
         </w:trPr>
         <w:tc>
           <w:tcPr>
-            <w:cnfStyle w:val="001000000000"/>
+            <w:cnfStyle w:val="001000000000" w:firstRow="0" w:lastRow="0" w:firstColumn="1" w:lastColumn="0" w:oddVBand="0" w:evenVBand="0" w:oddHBand="0" w:evenHBand="0" w:firstRowFirstColumn="0" w:firstRowLastColumn="0" w:lastRowFirstColumn="0" w:lastRowLastColumn="0"/>
             <w:tcW w:w="3348" w:type="dxa"/>
           </w:tcPr>
           <w:p>
@@ -770,11 +779,11 @@
       </w:tr>
       <w:tr>
         <w:trPr>
-          <w:cnfStyle w:val="000000010000"/>
+          <w:cnfStyle w:val="000000010000" w:firstRow="0" w:lastRow="0" w:firstColumn="0" w:lastColumn="0" w:oddVBand="0" w:evenVBand="0" w:oddHBand="0" w:evenHBand="1" w:firstRowFirstColumn="0" w:firstRowLastColumn="0" w:lastRowFirstColumn="0" w:lastRowLastColumn="0"/>
         </w:trPr>
         <w:tc>
           <w:tcPr>
-            <w:cnfStyle w:val="001000000000"/>
+            <w:cnfStyle w:val="001000000000" w:firstRow="0" w:lastRow="0" w:firstColumn="1" w:lastColumn="0" w:oddVBand="0" w:evenVBand="0" w:oddHBand="0" w:evenHBand="0" w:firstRowFirstColumn="0" w:firstRowLastColumn="0" w:lastRowFirstColumn="0" w:lastRowLastColumn="0"/>
             <w:tcW w:w="3348" w:type="dxa"/>
           </w:tcPr>
           <w:p>
@@ -798,11 +807,11 @@
       </w:tr>
       <w:tr>
         <w:trPr>
-          <w:cnfStyle w:val="000000100000"/>
+          <w:cnfStyle w:val="000000100000" w:firstRow="0" w:lastRow="0" w:firstColumn="0" w:lastColumn="0" w:oddVBand="0" w:evenVBand="0" w:oddHBand="1" w:evenHBand="0" w:firstRowFirstColumn="0" w:firstRowLastColumn="0" w:lastRowFirstColumn="0" w:lastRowLastColumn="0"/>
         </w:trPr>
         <w:tc>
           <w:tcPr>
-            <w:cnfStyle w:val="001000000000"/>
+            <w:cnfStyle w:val="001000000000" w:firstRow="0" w:lastRow="0" w:firstColumn="1" w:lastColumn="0" w:oddVBand="0" w:evenVBand="0" w:oddHBand="0" w:evenHBand="0" w:firstRowFirstColumn="0" w:firstRowLastColumn="0" w:lastRowFirstColumn="0" w:lastRowLastColumn="0"/>
             <w:tcW w:w="3348" w:type="dxa"/>
           </w:tcPr>
           <w:p>
@@ -826,11 +835,11 @@
       </w:tr>
       <w:tr>
         <w:trPr>
-          <w:cnfStyle w:val="000000010000"/>
+          <w:cnfStyle w:val="000000010000" w:firstRow="0" w:lastRow="0" w:firstColumn="0" w:lastColumn="0" w:oddVBand="0" w:evenVBand="0" w:oddHBand="0" w:evenHBand="1" w:firstRowFirstColumn="0" w:firstRowLastColumn="0" w:lastRowFirstColumn="0" w:lastRowLastColumn="0"/>
         </w:trPr>
         <w:tc>
           <w:tcPr>
-            <w:cnfStyle w:val="001000000000"/>
+            <w:cnfStyle w:val="001000000000" w:firstRow="0" w:lastRow="0" w:firstColumn="1" w:lastColumn="0" w:oddVBand="0" w:evenVBand="0" w:oddHBand="0" w:evenHBand="0" w:firstRowFirstColumn="0" w:firstRowLastColumn="0" w:lastRowFirstColumn="0" w:lastRowLastColumn="0"/>
             <w:tcW w:w="3348" w:type="dxa"/>
           </w:tcPr>
           <w:p>
@@ -931,6 +940,7 @@
         <w:jc w:val="center"/>
         <w:rPr>
           <w:b/>
+          <w:i/>
           <w:color w:val="000000" w:themeColor="text1"/>
           <w:sz w:val="34"/>
           <w:u w:val="single"/>
@@ -939,25 +949,18 @@
       <w:r>
         <w:rPr>
           <w:b/>
+          <w:i/>
           <w:color w:val="000000" w:themeColor="text1"/>
           <w:sz w:val="34"/>
           <w:u w:val="single"/>
         </w:rPr>
         <w:lastRenderedPageBreak/>
-        <w:t>System requirements</w:t>
+        <w:t xml:space="preserve">Project Maintaining </w:t>
       </w:r>
       <w:r>
         <w:rPr>
           <w:b/>
-          <w:color w:val="000000" w:themeColor="text1"/>
-          <w:sz w:val="34"/>
-          <w:u w:val="single"/>
-        </w:rPr>
-        <w:t xml:space="preserve"> </w:t>
-      </w:r>
-      <w:r>
-        <w:rPr>
-          <w:b/>
+          <w:i/>
           <w:color w:val="000000" w:themeColor="text1"/>
           <w:sz w:val="34"/>
           <w:u w:val="single"/>
@@ -967,6 +970,7 @@
       <w:r>
         <w:rPr>
           <w:b/>
+          <w:i/>
           <w:color w:val="000000" w:themeColor="text1"/>
           <w:sz w:val="34"/>
           <w:u w:val="single"/>
@@ -976,443 +980,411 @@
     </w:p>
     <w:p>
       <w:pPr>
-        <w:jc w:val="center"/>
-        <w:rPr>
-          <w:color w:val="C00000"/>
-          <w:sz w:val="34"/>
-        </w:rPr>
-      </w:pPr>
-    </w:p>
-    <w:p>
-      <w:pPr>
-        <w:jc w:val="center"/>
-        <w:rPr>
-          <w:color w:val="C00000"/>
-          <w:sz w:val="34"/>
-        </w:rPr>
-      </w:pPr>
-    </w:p>
-    <w:p>
-      <w:pPr>
-        <w:spacing w:line="360" w:lineRule="auto"/>
-        <w:rPr>
-          <w:b/>
-          <w:color w:val="000000" w:themeColor="text1"/>
-          <w:sz w:val="30"/>
-          <w:u w:val="single"/>
+        <w:rPr>
+          <w:sz w:val="34"/>
         </w:rPr>
       </w:pPr>
       <w:r>
         <w:rPr>
-          <w:b/>
-          <w:color w:val="000000" w:themeColor="text1"/>
-          <w:sz w:val="30"/>
-          <w:u w:val="single"/>
-        </w:rPr>
-        <w:t>Functional Requirements:</w:t>
+          <w:sz w:val="34"/>
+        </w:rPr>
+        <w:t>Software maintenance is a part of Software Development Life Cycle</w:t>
+      </w:r>
+      <w:r>
+        <w:rPr>
+          <w:sz w:val="34"/>
+        </w:rPr>
+        <w:t xml:space="preserve">. Its main purpose is to modify </w:t>
+      </w:r>
+      <w:r>
+        <w:rPr>
+          <w:sz w:val="34"/>
+        </w:rPr>
+        <w:t>and update software application after delivery to correct fau</w:t>
+      </w:r>
+      <w:r>
+        <w:rPr>
+          <w:sz w:val="34"/>
+        </w:rPr>
+        <w:t xml:space="preserve">lts and to improve performance. </w:t>
+      </w:r>
+      <w:r>
+        <w:rPr>
+          <w:sz w:val="34"/>
+        </w:rPr>
+        <w:t>Software is a model of the real world. When the real world changes, t</w:t>
+      </w:r>
+      <w:r>
+        <w:rPr>
+          <w:sz w:val="34"/>
+        </w:rPr>
+        <w:t xml:space="preserve">he software requires alteration </w:t>
+      </w:r>
+      <w:r>
+        <w:rPr>
+          <w:sz w:val="34"/>
+        </w:rPr>
+        <w:t>wherever possible.</w:t>
       </w:r>
     </w:p>
     <w:p>
       <w:pPr>
-        <w:spacing w:line="360" w:lineRule="auto"/>
-        <w:rPr>
-          <w:color w:val="000000" w:themeColor="text1"/>
-          <w:sz w:val="30"/>
+        <w:rPr>
+          <w:sz w:val="34"/>
         </w:rPr>
       </w:pPr>
       <w:r>
         <w:rPr>
-          <w:b/>
-          <w:color w:val="000000" w:themeColor="text1"/>
-          <w:sz w:val="30"/>
-        </w:rPr>
-        <w:t>Inputs:</w:t>
+          <w:sz w:val="34"/>
+        </w:rPr>
+        <w:t>Software maintenance is a vast activity whi</w:t>
       </w:r>
       <w:r>
         <w:rPr>
-          <w:color w:val="000000" w:themeColor="text1"/>
-          <w:sz w:val="30"/>
-        </w:rPr>
-        <w:t xml:space="preserve"> The major inputs for Integration of Web based Accommodation Upholding</w:t>
+          <w:sz w:val="34"/>
+        </w:rPr>
+        <w:t xml:space="preserve">ch includes </w:t>
       </w:r>
       <w:r>
         <w:rPr>
-          <w:color w:val="000000" w:themeColor="text1"/>
-          <w:sz w:val="30"/>
+          <w:sz w:val="34"/>
+        </w:rPr>
+        <w:t>optimization</w:t>
+      </w:r>
+      <w:r>
+        <w:rPr>
+          <w:sz w:val="34"/>
+        </w:rPr>
+        <w:t xml:space="preserve">, error correction, deletion of </w:t>
+      </w:r>
+      <w:r>
+        <w:rPr>
+          <w:sz w:val="34"/>
+        </w:rPr>
+        <w:t>discarded features and enhancement of existing features, increase</w:t>
+      </w:r>
+      <w:r>
+        <w:rPr>
+          <w:sz w:val="34"/>
+        </w:rPr>
+        <w:t xml:space="preserve"> performance and update system. </w:t>
+      </w:r>
+      <w:r>
+        <w:rPr>
+          <w:sz w:val="34"/>
+        </w:rPr>
+        <w:t xml:space="preserve">Since these changes are necessary, a mechanism must be created </w:t>
+      </w:r>
+      <w:r>
+        <w:rPr>
+          <w:sz w:val="34"/>
+        </w:rPr>
+        <w:t xml:space="preserve">for estimation, controlling and </w:t>
+      </w:r>
+      <w:r>
+        <w:rPr>
+          <w:sz w:val="34"/>
+        </w:rPr>
+        <w:t>making m</w:t>
+      </w:r>
+      <w:r>
+        <w:rPr>
+          <w:sz w:val="34"/>
+        </w:rPr>
+        <w:t>odifications.</w:t>
+      </w:r>
+    </w:p>
+    <w:p>
+      <w:pPr>
+        <w:rPr>
+          <w:sz w:val="34"/>
+        </w:rPr>
+      </w:pPr>
+      <w:r>
+        <w:rPr>
+          <w:sz w:val="34"/>
         </w:rPr>
         <w:t xml:space="preserve"> </w:t>
       </w:r>
       <w:r>
         <w:rPr>
-          <w:color w:val="000000" w:themeColor="text1"/>
-          <w:sz w:val="30"/>
-        </w:rPr>
-        <w:t>Maintenance System can be categorized module -wise. Basically all the information is managed</w:t>
+          <w:sz w:val="34"/>
+        </w:rPr>
+        <w:t>The essential part of software maintenance requires preparation</w:t>
       </w:r>
       <w:r>
         <w:rPr>
-          <w:color w:val="000000" w:themeColor="text1"/>
-          <w:sz w:val="30"/>
-        </w:rPr>
-        <w:t xml:space="preserve">  </w:t>
+          <w:sz w:val="34"/>
+        </w:rPr>
+        <w:t xml:space="preserve"> of an accurate plan during the </w:t>
       </w:r>
       <w:r>
         <w:rPr>
-          <w:color w:val="000000" w:themeColor="text1"/>
-          <w:sz w:val="30"/>
-        </w:rPr>
-        <w:t>by the software and in order to access the information one has to produce one's identity by</w:t>
+          <w:sz w:val="34"/>
+        </w:rPr>
+        <w:t>development cycle. Typically, maintenance takes up about 40-8</w:t>
       </w:r>
       <w:r>
         <w:rPr>
-          <w:color w:val="000000" w:themeColor="text1"/>
-          <w:sz w:val="30"/>
+          <w:sz w:val="34"/>
+        </w:rPr>
+        <w:t xml:space="preserve">0% of the project cost, usually </w:t>
+      </w:r>
+      <w:r>
+        <w:rPr>
+          <w:sz w:val="34"/>
+        </w:rPr>
+        <w:t>closer to the higher pole. Hence, a focus on maintenance de</w:t>
+      </w:r>
+      <w:r>
+        <w:rPr>
+          <w:sz w:val="34"/>
+        </w:rPr>
+        <w:t xml:space="preserve">finitely helps keep costs down. </w:t>
+      </w:r>
+      <w:r>
+        <w:rPr>
+          <w:sz w:val="34"/>
+        </w:rPr>
+        <w:t>The process how we maintain our system is mentioned below</w:t>
+      </w:r>
+    </w:p>
+    <w:p>
+      <w:pPr>
+        <w:pStyle w:val="ListParagraph"/>
+        <w:numPr>
+          <w:ilvl w:val="0"/>
+          <w:numId w:val="19"/>
+        </w:numPr>
+        <w:rPr>
+          <w:sz w:val="34"/>
+        </w:rPr>
+      </w:pPr>
+      <w:r>
+        <w:rPr>
+          <w:sz w:val="34"/>
+        </w:rPr>
+        <w:t>Obtaining maintenance requests: We will maintain user feedback or report request.</w:t>
+      </w:r>
+    </w:p>
+    <w:p>
+      <w:pPr>
+        <w:pStyle w:val="ListParagraph"/>
+        <w:numPr>
+          <w:ilvl w:val="0"/>
+          <w:numId w:val="19"/>
+        </w:numPr>
+        <w:rPr>
+          <w:sz w:val="34"/>
+        </w:rPr>
+      </w:pPr>
+      <w:r>
+        <w:rPr>
+          <w:sz w:val="34"/>
+        </w:rPr>
+        <w:t>Transforming requests into changes: we will change where will need according to user</w:t>
+      </w:r>
+      <w:r>
+        <w:rPr>
+          <w:sz w:val="34"/>
         </w:rPr>
         <w:t xml:space="preserve"> </w:t>
       </w:r>
       <w:r>
         <w:rPr>
-          <w:color w:val="000000" w:themeColor="text1"/>
-          <w:sz w:val="30"/>
-        </w:rPr>
-        <w:t>entering the user-id and password. Every user has their own domain of access beyond which</w:t>
+          <w:sz w:val="34"/>
+        </w:rPr>
+        <w:t>feedback and vendee.</w:t>
+      </w:r>
+    </w:p>
+    <w:p>
+      <w:pPr>
+        <w:pStyle w:val="ListParagraph"/>
+        <w:numPr>
+          <w:ilvl w:val="0"/>
+          <w:numId w:val="19"/>
+        </w:numPr>
+        <w:rPr>
+          <w:sz w:val="34"/>
+        </w:rPr>
+      </w:pPr>
+      <w:r>
+        <w:rPr>
+          <w:sz w:val="34"/>
+        </w:rPr>
+        <w:t xml:space="preserve">Designing changes: We will design needed problem facing thing like any user </w:t>
+      </w:r>
+      <w:proofErr w:type="spellStart"/>
+      <w:r>
+        <w:rPr>
+          <w:sz w:val="34"/>
+        </w:rPr>
+        <w:t>interface</w:t>
+      </w:r>
+      <w:proofErr w:type="gramStart"/>
+      <w:r>
+        <w:rPr>
+          <w:sz w:val="34"/>
+        </w:rPr>
+        <w:t>,</w:t>
       </w:r>
       <w:r>
         <w:rPr>
-          <w:color w:val="000000" w:themeColor="text1"/>
-          <w:sz w:val="30"/>
+          <w:sz w:val="34"/>
+        </w:rPr>
+        <w:t>retail</w:t>
+      </w:r>
+      <w:proofErr w:type="spellEnd"/>
+      <w:proofErr w:type="gramEnd"/>
+      <w:r>
+        <w:rPr>
+          <w:sz w:val="34"/>
+        </w:rPr>
+        <w:t xml:space="preserve"> strategy etc.</w:t>
+      </w:r>
+    </w:p>
+    <w:p>
+      <w:pPr>
+        <w:pStyle w:val="ListParagraph"/>
+        <w:numPr>
+          <w:ilvl w:val="0"/>
+          <w:numId w:val="19"/>
+        </w:numPr>
+        <w:rPr>
+          <w:sz w:val="34"/>
+        </w:rPr>
+      </w:pPr>
+      <w:r>
+        <w:rPr>
+          <w:sz w:val="34"/>
+        </w:rPr>
+        <w:lastRenderedPageBreak/>
+        <w:t>Implementing changes: Implemented those new design by coding.</w:t>
+      </w:r>
+      <w:r>
+        <w:rPr>
+          <w:sz w:val="34"/>
         </w:rPr>
         <w:t xml:space="preserve"> </w:t>
       </w:r>
       <w:r>
         <w:rPr>
-          <w:color w:val="000000" w:themeColor="text1"/>
-          <w:sz w:val="30"/>
-        </w:rPr>
-        <w:t>the access is dynamically refrained rather denied.</w:t>
+          <w:sz w:val="34"/>
+        </w:rPr>
+        <w:t>Here described in below how we will maintain our system after delivery</w:t>
       </w:r>
     </w:p>
     <w:p>
       <w:pPr>
-        <w:spacing w:line="360" w:lineRule="auto"/>
-        <w:rPr>
-          <w:color w:val="000000" w:themeColor="text1"/>
-          <w:sz w:val="30"/>
-        </w:rPr>
-      </w:pPr>
-    </w:p>
-    <w:p>
-      <w:pPr>
-        <w:spacing w:line="360" w:lineRule="auto"/>
-        <w:rPr>
-          <w:color w:val="000000" w:themeColor="text1"/>
-          <w:sz w:val="30"/>
+        <w:pStyle w:val="ListParagraph"/>
+        <w:numPr>
+          <w:ilvl w:val="0"/>
+          <w:numId w:val="19"/>
+        </w:numPr>
+        <w:rPr>
+          <w:b/>
+          <w:i/>
+          <w:sz w:val="34"/>
+          <w:u w:val="single"/>
         </w:rPr>
       </w:pPr>
       <w:r>
         <w:rPr>
           <w:b/>
-          <w:color w:val="000000" w:themeColor="text1"/>
-          <w:sz w:val="30"/>
-        </w:rPr>
-        <w:t>Output:</w:t>
+          <w:i/>
+          <w:sz w:val="34"/>
+          <w:u w:val="single"/>
+        </w:rPr>
+        <w:t>Corrective maintenance</w:t>
       </w:r>
       <w:r>
         <w:rPr>
-          <w:color w:val="000000" w:themeColor="text1"/>
-          <w:sz w:val="30"/>
-        </w:rPr>
-        <w:t xml:space="preserve"> The major outputs of the system are tables and reports. Tables are created</w:t>
-      </w:r>
-      <w:r>
-        <w:rPr>
-          <w:color w:val="000000" w:themeColor="text1"/>
-          <w:sz w:val="30"/>
-        </w:rPr>
-        <w:t xml:space="preserve"> </w:t>
-      </w:r>
-      <w:r>
-        <w:rPr>
-          <w:color w:val="000000" w:themeColor="text1"/>
-          <w:sz w:val="30"/>
-        </w:rPr>
-        <w:t>dynamically to meet the requirements on demand. Reports, as it is obvious ,carry the gist of</w:t>
-      </w:r>
-      <w:r>
-        <w:rPr>
-          <w:color w:val="000000" w:themeColor="text1"/>
-          <w:sz w:val="30"/>
-        </w:rPr>
-        <w:t xml:space="preserve"> </w:t>
-      </w:r>
-      <w:r>
-        <w:rPr>
-          <w:color w:val="000000" w:themeColor="text1"/>
-          <w:sz w:val="30"/>
-        </w:rPr>
-        <w:t>the whole information that flows across the institution. This application must be able to</w:t>
-      </w:r>
-      <w:r>
-        <w:rPr>
-          <w:color w:val="000000" w:themeColor="text1"/>
-          <w:sz w:val="30"/>
-        </w:rPr>
-        <w:t xml:space="preserve"> </w:t>
-      </w:r>
-      <w:r>
-        <w:rPr>
-          <w:color w:val="000000" w:themeColor="text1"/>
-          <w:sz w:val="30"/>
-        </w:rPr>
-        <w:t>produce output at different modules for different inputs.</w:t>
+          <w:b/>
+          <w:i/>
+          <w:sz w:val="34"/>
+          <w:u w:val="single"/>
+        </w:rPr>
+        <w:t xml:space="preserve">: </w:t>
       </w:r>
     </w:p>
     <w:p>
       <w:pPr>
-        <w:spacing w:line="360" w:lineRule="auto"/>
-        <w:rPr>
-          <w:color w:val="000000" w:themeColor="text1"/>
-          <w:sz w:val="30"/>
-        </w:rPr>
-      </w:pPr>
-    </w:p>
-    <w:p>
-      <w:pPr>
-        <w:spacing w:line="360" w:lineRule="auto"/>
-        <w:rPr>
-          <w:color w:val="000000" w:themeColor="text1"/>
-          <w:sz w:val="30"/>
-        </w:rPr>
-      </w:pPr>
-    </w:p>
-    <w:p>
-      <w:pPr>
-        <w:spacing w:line="360" w:lineRule="auto"/>
-        <w:rPr>
-          <w:color w:val="000000" w:themeColor="text1"/>
-          <w:sz w:val="30"/>
-        </w:rPr>
-      </w:pPr>
-    </w:p>
-    <w:p>
-      <w:pPr>
-        <w:spacing w:line="360" w:lineRule="auto"/>
-        <w:rPr>
-          <w:color w:val="000000" w:themeColor="text1"/>
-          <w:sz w:val="30"/>
+        <w:pStyle w:val="ListParagraph"/>
+        <w:numPr>
+          <w:ilvl w:val="0"/>
+          <w:numId w:val="20"/>
+        </w:numPr>
+        <w:rPr>
+          <w:sz w:val="34"/>
         </w:rPr>
       </w:pPr>
       <w:r>
         <w:rPr>
-          <w:b/>
-          <w:color w:val="000000" w:themeColor="text1"/>
-          <w:sz w:val="30"/>
-        </w:rPr>
-        <w:lastRenderedPageBreak/>
-        <w:t>Performance Requirements:</w:t>
-      </w:r>
-      <w:r>
-        <w:rPr>
-          <w:color w:val="000000" w:themeColor="text1"/>
-          <w:sz w:val="30"/>
-        </w:rPr>
-        <w:t xml:space="preserve"> </w:t>
-      </w:r>
-      <w:r>
-        <w:rPr>
-          <w:color w:val="000000" w:themeColor="text1"/>
-          <w:sz w:val="30"/>
-        </w:rPr>
-        <w:t xml:space="preserve"> </w:t>
-      </w:r>
-      <w:r>
-        <w:rPr>
-          <w:color w:val="000000" w:themeColor="text1"/>
-          <w:sz w:val="30"/>
-        </w:rPr>
-        <w:t>Performance is measured in terms of reports generated weekly</w:t>
-      </w:r>
-      <w:r>
-        <w:rPr>
-          <w:color w:val="000000" w:themeColor="text1"/>
-          <w:sz w:val="30"/>
-        </w:rPr>
-        <w:t xml:space="preserve"> </w:t>
-      </w:r>
-      <w:r>
-        <w:rPr>
-          <w:color w:val="000000" w:themeColor="text1"/>
-          <w:sz w:val="30"/>
-        </w:rPr>
-        <w:t>and monthly.</w:t>
+          <w:sz w:val="34"/>
+        </w:rPr>
+        <w:t>We will maintain addresses the errors and faults within software applications that could</w:t>
       </w:r>
     </w:p>
     <w:p>
       <w:pPr>
-        <w:spacing w:line="360" w:lineRule="auto"/>
-        <w:rPr>
-          <w:color w:val="000000" w:themeColor="text1"/>
-          <w:sz w:val="30"/>
+        <w:pStyle w:val="ListParagraph"/>
+        <w:numPr>
+          <w:ilvl w:val="0"/>
+          <w:numId w:val="20"/>
+        </w:numPr>
+        <w:rPr>
+          <w:sz w:val="34"/>
         </w:rPr>
       </w:pPr>
       <w:r>
         <w:rPr>
-          <w:color w:val="000000" w:themeColor="text1"/>
-          <w:sz w:val="30"/>
-        </w:rPr>
-        <w:t xml:space="preserve"> Intended Audience and Reading Suggestions T</w:t>
-      </w:r>
-      <w:r>
-        <w:rPr>
-          <w:color w:val="000000" w:themeColor="text1"/>
-          <w:sz w:val="30"/>
-        </w:rPr>
-        <w:t xml:space="preserve">he document is prepared keeping </w:t>
-      </w:r>
-      <w:r>
-        <w:rPr>
-          <w:color w:val="000000" w:themeColor="text1"/>
-          <w:sz w:val="30"/>
-        </w:rPr>
-        <w:t>is view of the academic constructs of my Bachelors Degree /</w:t>
-      </w:r>
-      <w:r>
-        <w:rPr>
-          <w:color w:val="000000" w:themeColor="text1"/>
-          <w:sz w:val="30"/>
-        </w:rPr>
-        <w:t xml:space="preserve"> Masters Degree from university </w:t>
-      </w:r>
-      <w:r>
-        <w:rPr>
-          <w:color w:val="000000" w:themeColor="text1"/>
-          <w:sz w:val="30"/>
-        </w:rPr>
-        <w:t xml:space="preserve">as partial fulfillment of my academic purpose the document </w:t>
-      </w:r>
-      <w:r>
-        <w:rPr>
-          <w:color w:val="000000" w:themeColor="text1"/>
-          <w:sz w:val="30"/>
-        </w:rPr>
-        <w:t xml:space="preserve">specifies the general procedure </w:t>
-      </w:r>
-      <w:r>
-        <w:rPr>
-          <w:color w:val="000000" w:themeColor="text1"/>
-          <w:sz w:val="30"/>
-        </w:rPr>
-        <w:t>that that has been followed by me, while the sy</w:t>
-      </w:r>
-      <w:r>
-        <w:rPr>
-          <w:color w:val="000000" w:themeColor="text1"/>
-          <w:sz w:val="30"/>
-        </w:rPr>
-        <w:t xml:space="preserve">stem was studied and developed. </w:t>
-      </w:r>
-      <w:r>
-        <w:rPr>
-          <w:color w:val="000000" w:themeColor="text1"/>
-          <w:sz w:val="30"/>
-        </w:rPr>
-        <w:t>The general document was provided by the industry as a r</w:t>
-      </w:r>
-      <w:r>
-        <w:rPr>
-          <w:color w:val="000000" w:themeColor="text1"/>
-          <w:sz w:val="30"/>
-        </w:rPr>
-        <w:t xml:space="preserve">eference guide to understand my </w:t>
-      </w:r>
-      <w:r>
-        <w:rPr>
-          <w:color w:val="000000" w:themeColor="text1"/>
-          <w:sz w:val="30"/>
-        </w:rPr>
-        <w:t xml:space="preserve">responsibilities in developing the system, with respect to the </w:t>
-      </w:r>
-      <w:r>
-        <w:rPr>
-          <w:color w:val="000000" w:themeColor="text1"/>
-          <w:sz w:val="30"/>
-        </w:rPr>
-        <w:t xml:space="preserve">requirements that have been pin </w:t>
-      </w:r>
-      <w:r>
-        <w:rPr>
-          <w:color w:val="000000" w:themeColor="text1"/>
-          <w:sz w:val="30"/>
-        </w:rPr>
-        <w:t>pointed to get the exact structure of the system as stated by t</w:t>
-      </w:r>
-      <w:r>
-        <w:rPr>
-          <w:color w:val="000000" w:themeColor="text1"/>
-          <w:sz w:val="30"/>
-        </w:rPr>
-        <w:t xml:space="preserve">he actual client. The system as </w:t>
-      </w:r>
-      <w:r>
-        <w:rPr>
-          <w:color w:val="000000" w:themeColor="text1"/>
-          <w:sz w:val="30"/>
-        </w:rPr>
-        <w:t>stated by my project leader the actual standards of th</w:t>
-      </w:r>
-      <w:r>
-        <w:rPr>
-          <w:color w:val="000000" w:themeColor="text1"/>
-          <w:sz w:val="30"/>
-        </w:rPr>
-        <w:t xml:space="preserve">e specification were desired by </w:t>
-      </w:r>
-      <w:r>
-        <w:rPr>
-          <w:color w:val="000000" w:themeColor="text1"/>
-          <w:sz w:val="30"/>
-        </w:rPr>
-        <w:t>conducting a series of interviews and questionnaires. The coll</w:t>
-      </w:r>
-      <w:r>
-        <w:rPr>
-          <w:color w:val="000000" w:themeColor="text1"/>
-          <w:sz w:val="30"/>
-        </w:rPr>
-        <w:t xml:space="preserve">ected information was organized </w:t>
-      </w:r>
-      <w:r>
-        <w:rPr>
-          <w:color w:val="000000" w:themeColor="text1"/>
-          <w:sz w:val="30"/>
-        </w:rPr>
-        <w:t>to fo</w:t>
-      </w:r>
-      <w:r>
-        <w:rPr>
-          <w:color w:val="000000" w:themeColor="text1"/>
-          <w:sz w:val="30"/>
-        </w:rPr>
-        <w:t>rm the specification document.</w:t>
+          <w:sz w:val="34"/>
+        </w:rPr>
+        <w:t>impact various parts of the software, including the design, logic, and code which come</w:t>
       </w:r>
     </w:p>
     <w:p>
       <w:pPr>
-        <w:spacing w:line="360" w:lineRule="auto"/>
-        <w:rPr>
-          <w:color w:val="000000" w:themeColor="text1"/>
-          <w:sz w:val="30"/>
-        </w:rPr>
-      </w:pPr>
+        <w:pStyle w:val="ListParagraph"/>
+        <w:numPr>
+          <w:ilvl w:val="0"/>
+          <w:numId w:val="20"/>
+        </w:numPr>
+        <w:rPr>
+          <w:sz w:val="34"/>
+        </w:rPr>
+      </w:pPr>
+      <w:r>
+        <w:rPr>
+          <w:sz w:val="34"/>
+        </w:rPr>
+        <w:t>from bug rep</w:t>
+      </w:r>
+      <w:r>
+        <w:rPr>
+          <w:sz w:val="34"/>
+        </w:rPr>
+        <w:t>orts that were created by users</w:t>
+      </w:r>
     </w:p>
     <w:p>
       <w:pPr>
-        <w:spacing w:line="360" w:lineRule="auto"/>
+        <w:rPr>
+          <w:sz w:val="34"/>
+        </w:rPr>
+      </w:pPr>
+    </w:p>
+    <w:p>
+      <w:pPr>
+        <w:pStyle w:val="ListParagraph"/>
+        <w:numPr>
+          <w:ilvl w:val="0"/>
+          <w:numId w:val="20"/>
+        </w:numPr>
         <w:rPr>
           <w:b/>
           <w:i/>
-          <w:color w:val="000000" w:themeColor="text1"/>
-          <w:sz w:val="30"/>
+          <w:sz w:val="34"/>
           <w:u w:val="single"/>
         </w:rPr>
       </w:pPr>
@@ -1420,18 +1392,16 @@
         <w:rPr>
           <w:b/>
           <w:i/>
-          <w:color w:val="000000" w:themeColor="text1"/>
-          <w:sz w:val="30"/>
+          <w:sz w:val="34"/>
           <w:u w:val="single"/>
         </w:rPr>
-        <w:t>Functional Requirements</w:t>
+        <w:t>Adaptive maintenance</w:t>
       </w:r>
       <w:r>
         <w:rPr>
           <w:b/>
           <w:i/>
-          <w:color w:val="000000" w:themeColor="text1"/>
-          <w:sz w:val="30"/>
+          <w:sz w:val="34"/>
           <w:u w:val="single"/>
         </w:rPr>
         <w:t>:</w:t>
@@ -1440,1494 +1410,2876 @@
     <w:p>
       <w:pPr>
         <w:pStyle w:val="ListParagraph"/>
+        <w:rPr>
+          <w:b/>
+          <w:i/>
+          <w:sz w:val="34"/>
+          <w:u w:val="single"/>
+        </w:rPr>
+      </w:pPr>
+    </w:p>
+    <w:p>
+      <w:pPr>
+        <w:pStyle w:val="ListParagraph"/>
         <w:numPr>
           <w:ilvl w:val="0"/>
-          <w:numId w:val="11"/>
+          <w:numId w:val="20"/>
         </w:numPr>
-        <w:spacing w:line="360" w:lineRule="auto"/>
-        <w:rPr>
-          <w:color w:val="000000" w:themeColor="text1"/>
-          <w:sz w:val="30"/>
+        <w:rPr>
+          <w:sz w:val="34"/>
         </w:rPr>
       </w:pPr>
       <w:r>
         <w:rPr>
-          <w:color w:val="000000" w:themeColor="text1"/>
-          <w:sz w:val="30"/>
-        </w:rPr>
-        <w:t>Students and Teachers will be to login to the system.</w:t>
+          <w:sz w:val="34"/>
+        </w:rPr>
+        <w:t>After delivery the system we will maintain to keep this Software usable in a new</w:t>
+      </w:r>
+      <w:r>
+        <w:rPr>
+          <w:sz w:val="34"/>
+        </w:rPr>
+        <w:t xml:space="preserve"> </w:t>
+      </w:r>
+      <w:r>
+        <w:rPr>
+          <w:sz w:val="34"/>
+        </w:rPr>
+        <w:t>technology or changing environment.</w:t>
       </w:r>
     </w:p>
     <w:p>
       <w:pPr>
-        <w:pStyle w:val="ListParagraph"/>
-        <w:numPr>
-          <w:ilvl w:val="0"/>
-          <w:numId w:val="11"/>
-        </w:numPr>
-        <w:spacing w:line="360" w:lineRule="auto"/>
-        <w:rPr>
-          <w:color w:val="000000" w:themeColor="text1"/>
-          <w:sz w:val="30"/>
+        <w:rPr>
+          <w:sz w:val="34"/>
+        </w:rPr>
+      </w:pPr>
+    </w:p>
+    <w:p>
+      <w:pPr>
+        <w:rPr>
+          <w:sz w:val="34"/>
+        </w:rPr>
+      </w:pPr>
+    </w:p>
+    <w:p>
+      <w:pPr>
+        <w:rPr>
+          <w:sz w:val="34"/>
+        </w:rPr>
+      </w:pPr>
+    </w:p>
+    <w:p>
+      <w:pPr>
+        <w:rPr>
+          <w:sz w:val="34"/>
+        </w:rPr>
+      </w:pPr>
+    </w:p>
+    <w:p>
+      <w:pPr>
+        <w:rPr>
+          <w:sz w:val="34"/>
+        </w:rPr>
+      </w:pPr>
+    </w:p>
+    <w:p>
+      <w:pPr>
+        <w:rPr>
+          <w:sz w:val="34"/>
+        </w:rPr>
+      </w:pPr>
+    </w:p>
+    <w:p>
+      <w:pPr>
+        <w:rPr>
+          <w:sz w:val="34"/>
+        </w:rPr>
+      </w:pPr>
+    </w:p>
+    <w:p>
+      <w:pPr>
+        <w:rPr>
+          <w:sz w:val="34"/>
+        </w:rPr>
+      </w:pPr>
+    </w:p>
+    <w:p>
+      <w:pPr>
+        <w:jc w:val="center"/>
+        <w:rPr>
+          <w:b/>
+          <w:i/>
+          <w:sz w:val="34"/>
+          <w:u w:val="single"/>
         </w:rPr>
       </w:pPr>
       <w:r>
         <w:rPr>
-          <w:color w:val="000000" w:themeColor="text1"/>
-          <w:sz w:val="30"/>
-        </w:rPr>
-        <w:t>Only one administrator will control all system settings.</w:t>
+          <w:b/>
+          <w:i/>
+          <w:sz w:val="34"/>
+          <w:u w:val="single"/>
+        </w:rPr>
+        <w:lastRenderedPageBreak/>
+        <w:t>The Cost of Maintenance</w:t>
       </w:r>
     </w:p>
     <w:p>
       <w:pPr>
-        <w:pStyle w:val="ListParagraph"/>
-        <w:numPr>
-          <w:ilvl w:val="0"/>
-          <w:numId w:val="11"/>
-        </w:numPr>
-        <w:spacing w:line="360" w:lineRule="auto"/>
-        <w:rPr>
-          <w:color w:val="000000" w:themeColor="text1"/>
-          <w:sz w:val="30"/>
+        <w:jc w:val="center"/>
+        <w:rPr>
+          <w:b/>
+          <w:i/>
+          <w:u w:val="single"/>
         </w:rPr>
       </w:pPr>
       <w:r>
         <w:rPr>
-          <w:color w:val="000000" w:themeColor="text1"/>
-          <w:sz w:val="30"/>
-        </w:rPr>
-        <w:t>Students will be able to register using</w:t>
-      </w:r>
-    </w:p>
-    <w:p>
-      <w:pPr>
-        <w:pStyle w:val="ListParagraph"/>
-        <w:numPr>
-          <w:ilvl w:val="0"/>
-          <w:numId w:val="12"/>
-        </w:numPr>
-        <w:spacing w:line="360" w:lineRule="auto"/>
-        <w:rPr>
-          <w:color w:val="000000" w:themeColor="text1"/>
-          <w:sz w:val="30"/>
-        </w:rPr>
-      </w:pPr>
-      <w:r>
-        <w:rPr>
-          <w:color w:val="000000" w:themeColor="text1"/>
-          <w:sz w:val="30"/>
-        </w:rPr>
-        <w:t>Name</w:t>
-      </w:r>
-    </w:p>
-    <w:p>
-      <w:pPr>
-        <w:pStyle w:val="ListParagraph"/>
-        <w:numPr>
-          <w:ilvl w:val="0"/>
-          <w:numId w:val="12"/>
-        </w:numPr>
-        <w:spacing w:line="360" w:lineRule="auto"/>
-        <w:rPr>
-          <w:color w:val="000000" w:themeColor="text1"/>
-          <w:sz w:val="30"/>
-        </w:rPr>
-      </w:pPr>
-      <w:r>
-        <w:rPr>
-          <w:color w:val="000000" w:themeColor="text1"/>
-          <w:sz w:val="30"/>
-        </w:rPr>
-        <w:t>Department</w:t>
-      </w:r>
-    </w:p>
-    <w:p>
-      <w:pPr>
-        <w:pStyle w:val="ListParagraph"/>
-        <w:numPr>
-          <w:ilvl w:val="0"/>
-          <w:numId w:val="12"/>
-        </w:numPr>
-        <w:spacing w:line="360" w:lineRule="auto"/>
-        <w:rPr>
-          <w:color w:val="000000" w:themeColor="text1"/>
-          <w:sz w:val="30"/>
-        </w:rPr>
-      </w:pPr>
-      <w:r>
-        <w:rPr>
-          <w:color w:val="000000" w:themeColor="text1"/>
-          <w:sz w:val="30"/>
-        </w:rPr>
-        <w:t>Date of Birth</w:t>
-      </w:r>
-    </w:p>
-    <w:p>
-      <w:pPr>
-        <w:pStyle w:val="ListParagraph"/>
-        <w:numPr>
-          <w:ilvl w:val="0"/>
-          <w:numId w:val="12"/>
-        </w:numPr>
-        <w:spacing w:line="360" w:lineRule="auto"/>
-        <w:rPr>
-          <w:color w:val="000000" w:themeColor="text1"/>
-          <w:sz w:val="30"/>
-        </w:rPr>
-      </w:pPr>
-      <w:r>
-        <w:rPr>
-          <w:color w:val="000000" w:themeColor="text1"/>
-          <w:sz w:val="30"/>
-        </w:rPr>
-        <w:lastRenderedPageBreak/>
-        <w:t>ID No</w:t>
-      </w:r>
-    </w:p>
-    <w:p>
-      <w:pPr>
-        <w:pStyle w:val="ListParagraph"/>
-        <w:numPr>
-          <w:ilvl w:val="0"/>
-          <w:numId w:val="12"/>
-        </w:numPr>
-        <w:spacing w:line="360" w:lineRule="auto"/>
-        <w:rPr>
-          <w:color w:val="000000" w:themeColor="text1"/>
-          <w:sz w:val="30"/>
-        </w:rPr>
-      </w:pPr>
-      <w:r>
-        <w:rPr>
-          <w:color w:val="000000" w:themeColor="text1"/>
-          <w:sz w:val="30"/>
-        </w:rPr>
-        <w:t>Semester</w:t>
-      </w:r>
-    </w:p>
-    <w:p>
-      <w:pPr>
-        <w:pStyle w:val="ListParagraph"/>
-        <w:numPr>
-          <w:ilvl w:val="0"/>
-          <w:numId w:val="12"/>
-        </w:numPr>
-        <w:spacing w:line="360" w:lineRule="auto"/>
-        <w:rPr>
-          <w:color w:val="000000" w:themeColor="text1"/>
-          <w:sz w:val="30"/>
-        </w:rPr>
-      </w:pPr>
-      <w:r>
-        <w:rPr>
-          <w:color w:val="000000" w:themeColor="text1"/>
-          <w:sz w:val="30"/>
-        </w:rPr>
-        <w:t>Year</w:t>
-      </w:r>
-    </w:p>
-    <w:p>
-      <w:pPr>
-        <w:pStyle w:val="ListParagraph"/>
-        <w:numPr>
-          <w:ilvl w:val="0"/>
-          <w:numId w:val="14"/>
-        </w:numPr>
-        <w:spacing w:line="360" w:lineRule="auto"/>
-        <w:rPr>
-          <w:color w:val="000000" w:themeColor="text1"/>
-          <w:sz w:val="30"/>
-        </w:rPr>
-      </w:pPr>
-      <w:r>
-        <w:rPr>
-          <w:color w:val="000000" w:themeColor="text1"/>
-          <w:sz w:val="30"/>
-        </w:rPr>
-        <w:t>Teachers will get a TMIS ID from university to login to the system</w:t>
+          <w:b/>
+          <w:i/>
+          <w:u w:val="single"/>
+        </w:rPr>
+        <w:t>RA = Requirement Analyst</w:t>
       </w:r>
       <w:r>
         <w:rPr>
-          <w:color w:val="000000" w:themeColor="text1"/>
-          <w:sz w:val="30"/>
-        </w:rPr>
-        <w:t>.</w:t>
-      </w:r>
-    </w:p>
-    <w:p>
-      <w:pPr>
-        <w:pStyle w:val="ListParagraph"/>
-        <w:numPr>
-          <w:ilvl w:val="0"/>
-          <w:numId w:val="14"/>
-        </w:numPr>
-        <w:spacing w:line="360" w:lineRule="auto"/>
-        <w:rPr>
-          <w:color w:val="000000" w:themeColor="text1"/>
-          <w:sz w:val="30"/>
-        </w:rPr>
-      </w:pPr>
-      <w:r>
-        <w:rPr>
-          <w:color w:val="000000" w:themeColor="text1"/>
-          <w:sz w:val="30"/>
-        </w:rPr>
-        <w:t>Admin ID is system reserved. Only one person can act as admin.</w:t>
-      </w:r>
-    </w:p>
-    <w:p>
-      <w:pPr>
-        <w:spacing w:line="360" w:lineRule="auto"/>
-        <w:rPr>
-          <w:color w:val="000000" w:themeColor="text1"/>
-          <w:sz w:val="30"/>
-        </w:rPr>
-      </w:pPr>
-    </w:p>
-    <w:p>
-      <w:pPr>
-        <w:spacing w:line="360" w:lineRule="auto"/>
-        <w:rPr>
-          <w:color w:val="000000" w:themeColor="text1"/>
-          <w:sz w:val="30"/>
-        </w:rPr>
-      </w:pPr>
-    </w:p>
-    <w:p>
-      <w:pPr>
-        <w:spacing w:line="360" w:lineRule="auto"/>
-        <w:rPr>
-          <w:color w:val="000000" w:themeColor="text1"/>
-          <w:sz w:val="30"/>
-        </w:rPr>
-      </w:pPr>
-    </w:p>
-    <w:p>
-      <w:pPr>
-        <w:spacing w:line="360" w:lineRule="auto"/>
-        <w:rPr>
           <w:b/>
           <w:i/>
-          <w:color w:val="000000" w:themeColor="text1"/>
-          <w:sz w:val="30"/>
           <w:u w:val="single"/>
         </w:rPr>
-      </w:pPr>
+        <w:t>s</w:t>
+      </w:r>
       <w:r>
         <w:rPr>
           <w:b/>
           <w:i/>
-          <w:color w:val="000000" w:themeColor="text1"/>
-          <w:sz w:val="30"/>
           <w:u w:val="single"/>
         </w:rPr>
-        <w:t>Performance Requirements</w:t>
-      </w:r>
-    </w:p>
-    <w:p>
-      <w:pPr>
-        <w:pStyle w:val="ListParagraph"/>
-        <w:numPr>
-          <w:ilvl w:val="0"/>
-          <w:numId w:val="14"/>
-        </w:numPr>
-        <w:spacing w:line="360" w:lineRule="auto"/>
-        <w:rPr>
-          <w:color w:val="000000" w:themeColor="text1"/>
-          <w:sz w:val="30"/>
-        </w:rPr>
-      </w:pPr>
-      <w:r>
-        <w:rPr>
-          <w:rFonts w:ascii="Calibri" w:hAnsi="Calibri" w:cs="Calibri"/>
-          <w:color w:val="000000" w:themeColor="text1"/>
-          <w:sz w:val="30"/>
-        </w:rPr>
-        <w:t xml:space="preserve"> Data in database should be updated within 2 seconds.</w:t>
-      </w:r>
-    </w:p>
-    <w:p>
-      <w:pPr>
-        <w:pStyle w:val="ListParagraph"/>
-        <w:numPr>
-          <w:ilvl w:val="0"/>
-          <w:numId w:val="14"/>
-        </w:numPr>
-        <w:spacing w:line="360" w:lineRule="auto"/>
-        <w:rPr>
-          <w:color w:val="000000" w:themeColor="text1"/>
-          <w:sz w:val="30"/>
-        </w:rPr>
-      </w:pPr>
-      <w:r>
-        <w:rPr>
-          <w:rFonts w:ascii="Calibri" w:hAnsi="Calibri" w:cs="Calibri"/>
-          <w:color w:val="000000" w:themeColor="text1"/>
-          <w:sz w:val="30"/>
-        </w:rPr>
-        <w:t>Query results must return results within 5 seconds</w:t>
-      </w:r>
-    </w:p>
-    <w:p>
-      <w:pPr>
-        <w:pStyle w:val="ListParagraph"/>
-        <w:numPr>
-          <w:ilvl w:val="0"/>
-          <w:numId w:val="14"/>
-        </w:numPr>
-        <w:spacing w:line="360" w:lineRule="auto"/>
-        <w:rPr>
-          <w:color w:val="000000" w:themeColor="text1"/>
-          <w:sz w:val="30"/>
-        </w:rPr>
-      </w:pPr>
-      <w:r>
-        <w:rPr>
-          <w:rFonts w:ascii="Calibri" w:hAnsi="Calibri" w:cs="Calibri"/>
-          <w:color w:val="000000" w:themeColor="text1"/>
-          <w:sz w:val="30"/>
-        </w:rPr>
-        <w:t xml:space="preserve">Load time of UI Should not take more than 2 </w:t>
+        <w:t>, CE= Communication Expert</w:t>
       </w:r>
       <w:r>
         <w:rPr>
-          <w:color w:val="000000" w:themeColor="text1"/>
-          <w:sz w:val="30"/>
-        </w:rPr>
-        <w:t>seconds</w:t>
-      </w:r>
-    </w:p>
-    <w:p>
-      <w:pPr>
-        <w:pStyle w:val="ListParagraph"/>
-        <w:numPr>
-          <w:ilvl w:val="0"/>
-          <w:numId w:val="14"/>
-        </w:numPr>
-        <w:spacing w:line="360" w:lineRule="auto"/>
-        <w:rPr>
-          <w:rFonts w:ascii="Calibri" w:hAnsi="Calibri" w:cs="Calibri"/>
-          <w:color w:val="000000" w:themeColor="text1"/>
-          <w:sz w:val="30"/>
-        </w:rPr>
-      </w:pPr>
-      <w:r>
-        <w:rPr>
-          <w:rFonts w:ascii="Calibri" w:hAnsi="Calibri" w:cs="Calibri"/>
-          <w:color w:val="000000" w:themeColor="text1"/>
-          <w:sz w:val="30"/>
-        </w:rPr>
-        <w:t>Login Validation should be done within 3 seconds</w:t>
-      </w:r>
-    </w:p>
-    <w:p>
-      <w:pPr>
-        <w:pStyle w:val="ListParagraph"/>
-        <w:spacing w:line="360" w:lineRule="auto"/>
-        <w:rPr>
-          <w:color w:val="000000" w:themeColor="text1"/>
-          <w:sz w:val="30"/>
-        </w:rPr>
-      </w:pPr>
-    </w:p>
-    <w:p>
-      <w:pPr>
-        <w:pStyle w:val="ListParagraph"/>
-        <w:spacing w:line="360" w:lineRule="auto"/>
-        <w:rPr>
-          <w:color w:val="000000" w:themeColor="text1"/>
-          <w:sz w:val="30"/>
-        </w:rPr>
-      </w:pPr>
-    </w:p>
-    <w:p>
-      <w:pPr>
-        <w:pStyle w:val="ListParagraph"/>
-        <w:spacing w:line="360" w:lineRule="auto"/>
-        <w:rPr>
           <w:b/>
           <w:i/>
-          <w:color w:val="000000" w:themeColor="text1"/>
-          <w:sz w:val="30"/>
           <w:u w:val="single"/>
         </w:rPr>
-      </w:pPr>
+        <w:t>,</w:t>
+      </w:r>
       <w:r>
         <w:rPr>
           <w:b/>
           <w:i/>
-          <w:color w:val="000000" w:themeColor="text1"/>
-          <w:sz w:val="30"/>
           <w:u w:val="single"/>
         </w:rPr>
-        <w:t>Security Requirements</w:t>
+        <w:t xml:space="preserve"> </w:t>
       </w:r>
       <w:r>
         <w:rPr>
           <w:b/>
           <w:i/>
-          <w:color w:val="000000" w:themeColor="text1"/>
-          <w:sz w:val="30"/>
           <w:u w:val="single"/>
         </w:rPr>
-        <w:t>:</w:t>
+        <w:t>SS=Security Analyst</w:t>
       </w:r>
-    </w:p>
-    <w:p>
-      <w:pPr>
-        <w:pStyle w:val="ListParagraph"/>
-        <w:numPr>
-          <w:ilvl w:val="0"/>
-          <w:numId w:val="15"/>
-        </w:numPr>
-        <w:spacing w:line="360" w:lineRule="auto"/>
+      <w:r>
         <w:rPr>
           <w:b/>
           <w:i/>
-          <w:color w:val="000000" w:themeColor="text1"/>
-          <w:sz w:val="30"/>
           <w:u w:val="single"/>
         </w:rPr>
-      </w:pPr>
-      <w:r>
-        <w:rPr>
-          <w:color w:val="000000" w:themeColor="text1"/>
-          <w:sz w:val="30"/>
-        </w:rPr>
-        <w:t>HTTPS protocol will be used for security reason.</w:t>
-      </w:r>
-    </w:p>
-    <w:p>
-      <w:pPr>
-        <w:pStyle w:val="ListParagraph"/>
-        <w:numPr>
-          <w:ilvl w:val="0"/>
-          <w:numId w:val="15"/>
-        </w:numPr>
-        <w:spacing w:line="360" w:lineRule="auto"/>
-        <w:rPr>
-          <w:b/>
-          <w:i/>
-          <w:color w:val="000000" w:themeColor="text1"/>
-          <w:sz w:val="30"/>
-          <w:u w:val="single"/>
-        </w:rPr>
-      </w:pPr>
-      <w:r>
-        <w:rPr>
-          <w:color w:val="000000" w:themeColor="text1"/>
-          <w:sz w:val="30"/>
-        </w:rPr>
-        <w:t>Client and Server communication must be encrypted</w:t>
-      </w:r>
-    </w:p>
-    <w:p>
-      <w:pPr>
-        <w:pStyle w:val="ListParagraph"/>
-        <w:spacing w:line="360" w:lineRule="auto"/>
-        <w:ind w:left="1440"/>
-        <w:rPr>
-          <w:color w:val="000000" w:themeColor="text1"/>
-          <w:sz w:val="30"/>
-        </w:rPr>
-      </w:pPr>
-    </w:p>
-    <w:p>
-      <w:pPr>
-        <w:pStyle w:val="ListParagraph"/>
-        <w:spacing w:line="360" w:lineRule="auto"/>
-        <w:ind w:left="1440"/>
-        <w:rPr>
-          <w:color w:val="000000" w:themeColor="text1"/>
-          <w:sz w:val="30"/>
-        </w:rPr>
-      </w:pPr>
-    </w:p>
-    <w:p>
-      <w:pPr>
-        <w:pStyle w:val="ListParagraph"/>
-        <w:spacing w:line="360" w:lineRule="auto"/>
-        <w:ind w:left="1440"/>
-        <w:rPr>
-          <w:color w:val="000000" w:themeColor="text1"/>
-          <w:sz w:val="30"/>
-        </w:rPr>
-      </w:pPr>
-    </w:p>
-    <w:p>
-      <w:pPr>
-        <w:pStyle w:val="ListParagraph"/>
-        <w:spacing w:line="360" w:lineRule="auto"/>
-        <w:ind w:left="1440"/>
-        <w:rPr>
-          <w:color w:val="000000" w:themeColor="text1"/>
-          <w:sz w:val="30"/>
-        </w:rPr>
-      </w:pPr>
-    </w:p>
-    <w:p>
-      <w:pPr>
-        <w:pStyle w:val="ListParagraph"/>
-        <w:spacing w:line="360" w:lineRule="auto"/>
-        <w:ind w:left="1440"/>
-        <w:rPr>
-          <w:b/>
-          <w:i/>
-          <w:color w:val="000000" w:themeColor="text1"/>
-          <w:sz w:val="30"/>
-          <w:u w:val="single"/>
-        </w:rPr>
-      </w:pPr>
-      <w:r>
-        <w:rPr>
-          <w:b/>
-          <w:i/>
-          <w:color w:val="000000" w:themeColor="text1"/>
-          <w:sz w:val="30"/>
-          <w:u w:val="single"/>
-        </w:rPr>
-        <w:lastRenderedPageBreak/>
-        <w:t>Safety Requirements</w:t>
-      </w:r>
-      <w:r>
-        <w:rPr>
-          <w:b/>
-          <w:i/>
-          <w:color w:val="000000" w:themeColor="text1"/>
-          <w:sz w:val="30"/>
-          <w:u w:val="single"/>
-        </w:rPr>
-        <w:t>:</w:t>
-      </w:r>
-    </w:p>
-    <w:p>
-      <w:pPr>
-        <w:pStyle w:val="ListParagraph"/>
-        <w:numPr>
-          <w:ilvl w:val="0"/>
-          <w:numId w:val="16"/>
-        </w:numPr>
-        <w:spacing w:line="360" w:lineRule="auto"/>
-        <w:rPr>
-          <w:color w:val="000000" w:themeColor="text1"/>
-          <w:sz w:val="30"/>
-        </w:rPr>
-      </w:pPr>
-      <w:r>
-        <w:rPr>
-          <w:color w:val="000000" w:themeColor="text1"/>
-          <w:sz w:val="30"/>
-        </w:rPr>
-        <w:t>Database should be backed up every hour</w:t>
-      </w:r>
-    </w:p>
-    <w:p>
-      <w:pPr>
-        <w:pStyle w:val="ListParagraph"/>
-        <w:numPr>
-          <w:ilvl w:val="0"/>
-          <w:numId w:val="16"/>
-        </w:numPr>
-        <w:spacing w:line="360" w:lineRule="auto"/>
-        <w:rPr>
-          <w:color w:val="000000" w:themeColor="text1"/>
-          <w:sz w:val="30"/>
-        </w:rPr>
-      </w:pPr>
-      <w:r>
-        <w:rPr>
-          <w:color w:val="000000" w:themeColor="text1"/>
-          <w:sz w:val="30"/>
-        </w:rPr>
-        <w:t>Under failure, system should be able to come back at normal operation under an hour</w:t>
-      </w:r>
-    </w:p>
-    <w:p>
-      <w:pPr>
-        <w:spacing w:line="360" w:lineRule="auto"/>
-        <w:rPr>
-          <w:color w:val="000000" w:themeColor="text1"/>
-          <w:sz w:val="30"/>
-        </w:rPr>
-      </w:pPr>
-    </w:p>
-    <w:p>
-      <w:pPr>
-        <w:spacing w:line="360" w:lineRule="auto"/>
-        <w:rPr>
-          <w:b/>
-          <w:i/>
-          <w:color w:val="000000" w:themeColor="text1"/>
-          <w:sz w:val="30"/>
-          <w:u w:val="single"/>
-        </w:rPr>
-      </w:pPr>
-      <w:r>
-        <w:rPr>
-          <w:b/>
-          <w:i/>
-          <w:color w:val="000000" w:themeColor="text1"/>
-          <w:sz w:val="30"/>
-          <w:u w:val="single"/>
-        </w:rPr>
-        <w:t>Capacity Requirements</w:t>
-      </w:r>
-    </w:p>
-    <w:p>
-      <w:pPr>
-        <w:pStyle w:val="ListParagraph"/>
-        <w:numPr>
-          <w:ilvl w:val="0"/>
-          <w:numId w:val="17"/>
-        </w:numPr>
-        <w:spacing w:line="360" w:lineRule="auto"/>
-        <w:rPr>
-          <w:color w:val="000000" w:themeColor="text1"/>
-          <w:sz w:val="30"/>
-        </w:rPr>
-      </w:pPr>
-      <w:r>
-        <w:rPr>
-          <w:color w:val="000000" w:themeColor="text1"/>
-          <w:sz w:val="30"/>
-        </w:rPr>
-        <w:t>Only 5000 members can be registered.</w:t>
-      </w:r>
-    </w:p>
-    <w:p>
-      <w:pPr>
-        <w:pStyle w:val="ListParagraph"/>
-        <w:spacing w:line="360" w:lineRule="auto"/>
-        <w:rPr>
-          <w:color w:val="000000" w:themeColor="text1"/>
-          <w:sz w:val="30"/>
-        </w:rPr>
-      </w:pPr>
-    </w:p>
-    <w:p>
-      <w:pPr>
-        <w:pStyle w:val="ListParagraph"/>
-        <w:spacing w:line="360" w:lineRule="auto"/>
-        <w:rPr>
-          <w:color w:val="000000" w:themeColor="text1"/>
-          <w:sz w:val="30"/>
-        </w:rPr>
-      </w:pPr>
-    </w:p>
-    <w:p>
-      <w:pPr>
-        <w:pStyle w:val="ListParagraph"/>
-        <w:spacing w:line="360" w:lineRule="auto"/>
-        <w:rPr>
-          <w:color w:val="000000" w:themeColor="text1"/>
-          <w:sz w:val="30"/>
-        </w:rPr>
-      </w:pPr>
-    </w:p>
-    <w:p>
-      <w:pPr>
-        <w:pStyle w:val="ListParagraph"/>
-        <w:spacing w:line="360" w:lineRule="auto"/>
-        <w:rPr>
-          <w:color w:val="000000" w:themeColor="text1"/>
-          <w:sz w:val="30"/>
-        </w:rPr>
-      </w:pPr>
-    </w:p>
-    <w:p>
-      <w:pPr>
-        <w:spacing w:line="360" w:lineRule="auto"/>
-        <w:rPr>
-          <w:b/>
-          <w:i/>
-          <w:color w:val="000000" w:themeColor="text1"/>
-          <w:sz w:val="30"/>
-          <w:u w:val="single"/>
-        </w:rPr>
-      </w:pPr>
-      <w:r>
-        <w:rPr>
-          <w:b/>
-          <w:i/>
-          <w:color w:val="000000" w:themeColor="text1"/>
-          <w:sz w:val="30"/>
-          <w:u w:val="single"/>
-        </w:rPr>
-        <w:t>Software requirements:</w:t>
+        <w:t>, K=1000</w:t>
       </w:r>
     </w:p>
     <w:tbl>
       <w:tblPr>
-        <w:tblStyle w:val="LightGrid-Accent4"/>
+        <w:tblStyle w:val="GridTable1Light-Accent5"/>
         <w:tblW w:w="0" w:type="auto"/>
-        <w:tblLook w:val="04A0"/>
+        <w:tblLook w:val="04A0" w:firstRow="1" w:lastRow="0" w:firstColumn="1" w:lastColumn="0" w:noHBand="0" w:noVBand="1"/>
       </w:tblPr>
       <w:tblGrid>
-        <w:gridCol w:w="2448"/>
-        <w:gridCol w:w="7128"/>
+        <w:gridCol w:w="1368"/>
+        <w:gridCol w:w="3420"/>
+        <w:gridCol w:w="1620"/>
+        <w:gridCol w:w="1973"/>
+        <w:gridCol w:w="1195"/>
       </w:tblGrid>
       <w:tr>
         <w:trPr>
-          <w:cnfStyle w:val="100000000000"/>
+          <w:cnfStyle w:val="100000000000" w:firstRow="1" w:lastRow="0" w:firstColumn="0" w:lastColumn="0" w:oddVBand="0" w:evenVBand="0" w:oddHBand="0" w:evenHBand="0" w:firstRowFirstColumn="0" w:firstRowLastColumn="0" w:lastRowFirstColumn="0" w:lastRowLastColumn="0"/>
         </w:trPr>
         <w:tc>
           <w:tcPr>
-            <w:cnfStyle w:val="001000000000"/>
-            <w:tcW w:w="2448" w:type="dxa"/>
-          </w:tcPr>
-          <w:p>
-            <w:pPr>
-              <w:pStyle w:val="ListParagraph"/>
-              <w:spacing w:line="360" w:lineRule="auto"/>
-              <w:ind w:left="0"/>
+            <w:cnfStyle w:val="001000000000" w:firstRow="0" w:lastRow="0" w:firstColumn="1" w:lastColumn="0" w:oddVBand="0" w:evenVBand="0" w:oddHBand="0" w:evenHBand="0" w:firstRowFirstColumn="0" w:firstRowLastColumn="0" w:lastRowFirstColumn="0" w:lastRowLastColumn="0"/>
+            <w:tcW w:w="1368" w:type="dxa"/>
+          </w:tcPr>
+          <w:p>
+            <w:pPr>
               <w:jc w:val="center"/>
               <w:rPr>
-                <w:color w:val="000000" w:themeColor="text1"/>
-                <w:sz w:val="30"/>
-              </w:rPr>
-            </w:pPr>
-            <w:r>
-              <w:rPr>
-                <w:color w:val="000000" w:themeColor="text1"/>
-                <w:sz w:val="30"/>
-              </w:rPr>
-              <w:t>Item</w:t>
-            </w:r>
-          </w:p>
-        </w:tc>
-        <w:tc>
-          <w:tcPr>
-            <w:tcW w:w="7128" w:type="dxa"/>
-          </w:tcPr>
-          <w:p>
-            <w:pPr>
-              <w:pStyle w:val="ListParagraph"/>
-              <w:spacing w:line="360" w:lineRule="auto"/>
-              <w:ind w:left="0"/>
+                <w:b w:val="0"/>
+                <w:sz w:val="34"/>
+              </w:rPr>
+            </w:pPr>
+          </w:p>
+        </w:tc>
+        <w:tc>
+          <w:tcPr>
+            <w:tcW w:w="3420" w:type="dxa"/>
+          </w:tcPr>
+          <w:p>
+            <w:pPr>
               <w:jc w:val="center"/>
-              <w:cnfStyle w:val="100000000000"/>
-              <w:rPr>
-                <w:color w:val="000000" w:themeColor="text1"/>
-                <w:sz w:val="30"/>
-              </w:rPr>
-            </w:pPr>
-            <w:r>
-              <w:rPr>
-                <w:color w:val="000000" w:themeColor="text1"/>
-                <w:sz w:val="30"/>
-              </w:rPr>
-              <w:t>Purpose</w:t>
+              <w:cnfStyle w:val="100000000000" w:firstRow="1" w:lastRow="0" w:firstColumn="0" w:lastColumn="0" w:oddVBand="0" w:evenVBand="0" w:oddHBand="0" w:evenHBand="0" w:firstRowFirstColumn="0" w:firstRowLastColumn="0" w:lastRowFirstColumn="0" w:lastRowLastColumn="0"/>
+              <w:rPr>
+                <w:b w:val="0"/>
+                <w:sz w:val="34"/>
+              </w:rPr>
+            </w:pPr>
+            <w:r>
+              <w:rPr>
+                <w:b w:val="0"/>
+                <w:sz w:val="34"/>
+              </w:rPr>
+              <w:t>Task Name</w:t>
+            </w:r>
+          </w:p>
+        </w:tc>
+        <w:tc>
+          <w:tcPr>
+            <w:tcW w:w="1620" w:type="dxa"/>
+          </w:tcPr>
+          <w:p>
+            <w:pPr>
+              <w:jc w:val="center"/>
+              <w:cnfStyle w:val="100000000000" w:firstRow="1" w:lastRow="0" w:firstColumn="0" w:lastColumn="0" w:oddVBand="0" w:evenVBand="0" w:oddHBand="0" w:evenHBand="0" w:firstRowFirstColumn="0" w:firstRowLastColumn="0" w:lastRowFirstColumn="0" w:lastRowLastColumn="0"/>
+              <w:rPr>
+                <w:b w:val="0"/>
+                <w:sz w:val="34"/>
+              </w:rPr>
+            </w:pPr>
+            <w:r>
+              <w:rPr>
+                <w:b w:val="0"/>
+                <w:sz w:val="34"/>
+              </w:rPr>
+              <w:t>Duration</w:t>
+            </w:r>
+          </w:p>
+        </w:tc>
+        <w:tc>
+          <w:tcPr>
+            <w:tcW w:w="1973" w:type="dxa"/>
+          </w:tcPr>
+          <w:p>
+            <w:pPr>
+              <w:jc w:val="center"/>
+              <w:cnfStyle w:val="100000000000" w:firstRow="1" w:lastRow="0" w:firstColumn="0" w:lastColumn="0" w:oddVBand="0" w:evenVBand="0" w:oddHBand="0" w:evenHBand="0" w:firstRowFirstColumn="0" w:firstRowLastColumn="0" w:lastRowFirstColumn="0" w:lastRowLastColumn="0"/>
+              <w:rPr>
+                <w:b w:val="0"/>
+                <w:sz w:val="34"/>
+              </w:rPr>
+            </w:pPr>
+            <w:r>
+              <w:rPr>
+                <w:b w:val="0"/>
+                <w:sz w:val="34"/>
+              </w:rPr>
+              <w:t>Resources</w:t>
+            </w:r>
+          </w:p>
+        </w:tc>
+        <w:tc>
+          <w:tcPr>
+            <w:tcW w:w="1195" w:type="dxa"/>
+          </w:tcPr>
+          <w:p>
+            <w:pPr>
+              <w:jc w:val="center"/>
+              <w:cnfStyle w:val="100000000000" w:firstRow="1" w:lastRow="0" w:firstColumn="0" w:lastColumn="0" w:oddVBand="0" w:evenVBand="0" w:oddHBand="0" w:evenHBand="0" w:firstRowFirstColumn="0" w:firstRowLastColumn="0" w:lastRowFirstColumn="0" w:lastRowLastColumn="0"/>
+              <w:rPr>
+                <w:b w:val="0"/>
+                <w:sz w:val="34"/>
+              </w:rPr>
+            </w:pPr>
+            <w:r>
+              <w:rPr>
+                <w:b w:val="0"/>
+                <w:sz w:val="34"/>
+              </w:rPr>
+              <w:t>Cost</w:t>
             </w:r>
           </w:p>
         </w:tc>
       </w:tr>
       <w:tr>
-        <w:trPr>
-          <w:cnfStyle w:val="000000100000"/>
-        </w:trPr>
-        <w:tc>
-          <w:tcPr>
-            <w:cnfStyle w:val="001000000000"/>
-            <w:tcW w:w="2448" w:type="dxa"/>
-          </w:tcPr>
-          <w:p>
-            <w:pPr>
-              <w:pStyle w:val="ListParagraph"/>
-              <w:spacing w:line="360" w:lineRule="auto"/>
-              <w:ind w:left="0"/>
+        <w:tc>
+          <w:tcPr>
+            <w:cnfStyle w:val="001000000000" w:firstRow="0" w:lastRow="0" w:firstColumn="1" w:lastColumn="0" w:oddVBand="0" w:evenVBand="0" w:oddHBand="0" w:evenHBand="0" w:firstRowFirstColumn="0" w:firstRowLastColumn="0" w:lastRowFirstColumn="0" w:lastRowLastColumn="0"/>
+            <w:tcW w:w="1368" w:type="dxa"/>
+            <w:vMerge w:val="restart"/>
+            <w:textDirection w:val="btLr"/>
+            <w:vAlign w:val="center"/>
+          </w:tcPr>
+          <w:p>
+            <w:pPr>
+              <w:ind w:left="113" w:right="113"/>
               <w:jc w:val="center"/>
               <w:rPr>
-                <w:color w:val="000000" w:themeColor="text1"/>
-                <w:sz w:val="30"/>
-              </w:rPr>
-            </w:pPr>
-            <w:r>
-              <w:rPr>
-                <w:color w:val="000000" w:themeColor="text1"/>
-                <w:sz w:val="30"/>
-              </w:rPr>
-              <w:t>HTML5</w:t>
-            </w:r>
-          </w:p>
-        </w:tc>
-        <w:tc>
-          <w:tcPr>
-            <w:tcW w:w="7128" w:type="dxa"/>
-          </w:tcPr>
-          <w:p>
-            <w:pPr>
-              <w:pStyle w:val="ListParagraph"/>
-              <w:spacing w:line="360" w:lineRule="auto"/>
-              <w:ind w:left="0"/>
-              <w:cnfStyle w:val="000000100000"/>
-              <w:rPr>
-                <w:color w:val="000000" w:themeColor="text1"/>
-                <w:sz w:val="30"/>
-              </w:rPr>
-            </w:pPr>
-            <w:r>
-              <w:rPr>
-                <w:color w:val="000000" w:themeColor="text1"/>
-                <w:sz w:val="30"/>
-              </w:rPr>
-              <w:t>Building blocks of our UI</w:t>
+                <w:b w:val="0"/>
+                <w:sz w:val="34"/>
+              </w:rPr>
+            </w:pPr>
+            <w:r>
+              <w:rPr>
+                <w:b w:val="0"/>
+                <w:sz w:val="24"/>
+              </w:rPr>
+              <w:t>Requirement Analysis</w:t>
+            </w:r>
+          </w:p>
+        </w:tc>
+        <w:tc>
+          <w:tcPr>
+            <w:tcW w:w="3420" w:type="dxa"/>
+          </w:tcPr>
+          <w:p>
+            <w:pPr>
+              <w:cnfStyle w:val="000000000000" w:firstRow="0" w:lastRow="0" w:firstColumn="0" w:lastColumn="0" w:oddVBand="0" w:evenVBand="0" w:oddHBand="0" w:evenHBand="0" w:firstRowFirstColumn="0" w:firstRowLastColumn="0" w:lastRowFirstColumn="0" w:lastRowLastColumn="0"/>
+              <w:rPr>
+                <w:color w:val="FF0000"/>
+                <w:sz w:val="28"/>
+                <w:szCs w:val="28"/>
+              </w:rPr>
+            </w:pPr>
+            <w:r>
+              <w:rPr>
+                <w:color w:val="FF0000"/>
+                <w:sz w:val="28"/>
+                <w:szCs w:val="28"/>
+              </w:rPr>
+              <w:t>Requirement Analysis</w:t>
+            </w:r>
+          </w:p>
+        </w:tc>
+        <w:tc>
+          <w:tcPr>
+            <w:tcW w:w="1620" w:type="dxa"/>
+          </w:tcPr>
+          <w:p>
+            <w:pPr>
+              <w:jc w:val="center"/>
+              <w:cnfStyle w:val="000000000000" w:firstRow="0" w:lastRow="0" w:firstColumn="0" w:lastColumn="0" w:oddVBand="0" w:evenVBand="0" w:oddHBand="0" w:evenHBand="0" w:firstRowFirstColumn="0" w:firstRowLastColumn="0" w:lastRowFirstColumn="0" w:lastRowLastColumn="0"/>
+              <w:rPr>
+                <w:color w:val="FF0000"/>
+                <w:sz w:val="28"/>
+                <w:szCs w:val="28"/>
+              </w:rPr>
+            </w:pPr>
+            <w:r>
+              <w:rPr>
+                <w:color w:val="FF0000"/>
+                <w:sz w:val="28"/>
+                <w:szCs w:val="28"/>
+              </w:rPr>
+              <w:t>60 Days</w:t>
+            </w:r>
+          </w:p>
+        </w:tc>
+        <w:tc>
+          <w:tcPr>
+            <w:tcW w:w="1973" w:type="dxa"/>
+          </w:tcPr>
+          <w:p>
+            <w:pPr>
+              <w:jc w:val="center"/>
+              <w:cnfStyle w:val="000000000000" w:firstRow="0" w:lastRow="0" w:firstColumn="0" w:lastColumn="0" w:oddVBand="0" w:evenVBand="0" w:oddHBand="0" w:evenHBand="0" w:firstRowFirstColumn="0" w:firstRowLastColumn="0" w:lastRowFirstColumn="0" w:lastRowLastColumn="0"/>
+              <w:rPr>
+                <w:color w:val="FF0000"/>
+                <w:sz w:val="28"/>
+                <w:szCs w:val="28"/>
+              </w:rPr>
+            </w:pPr>
+          </w:p>
+        </w:tc>
+        <w:tc>
+          <w:tcPr>
+            <w:tcW w:w="1195" w:type="dxa"/>
+          </w:tcPr>
+          <w:p>
+            <w:pPr>
+              <w:jc w:val="center"/>
+              <w:cnfStyle w:val="000000000000" w:firstRow="0" w:lastRow="0" w:firstColumn="0" w:lastColumn="0" w:oddVBand="0" w:evenVBand="0" w:oddHBand="0" w:evenHBand="0" w:firstRowFirstColumn="0" w:firstRowLastColumn="0" w:lastRowFirstColumn="0" w:lastRowLastColumn="0"/>
+              <w:rPr>
+                <w:color w:val="FF0000"/>
+                <w:sz w:val="28"/>
+                <w:szCs w:val="28"/>
+              </w:rPr>
+            </w:pPr>
+            <w:r>
+              <w:rPr>
+                <w:color w:val="FF0000"/>
+                <w:sz w:val="28"/>
+                <w:szCs w:val="28"/>
+              </w:rPr>
+              <w:t>200K</w:t>
             </w:r>
           </w:p>
         </w:tc>
       </w:tr>
       <w:tr>
-        <w:trPr>
-          <w:cnfStyle w:val="000000010000"/>
-        </w:trPr>
-        <w:tc>
-          <w:tcPr>
-            <w:cnfStyle w:val="001000000000"/>
-            <w:tcW w:w="2448" w:type="dxa"/>
-          </w:tcPr>
-          <w:p>
-            <w:pPr>
-              <w:pStyle w:val="ListParagraph"/>
-              <w:spacing w:line="360" w:lineRule="auto"/>
-              <w:ind w:left="0"/>
+        <w:tc>
+          <w:tcPr>
+            <w:cnfStyle w:val="001000000000" w:firstRow="0" w:lastRow="0" w:firstColumn="1" w:lastColumn="0" w:oddVBand="0" w:evenVBand="0" w:oddHBand="0" w:evenHBand="0" w:firstRowFirstColumn="0" w:firstRowLastColumn="0" w:lastRowFirstColumn="0" w:lastRowLastColumn="0"/>
+            <w:tcW w:w="1368" w:type="dxa"/>
+            <w:vMerge/>
+          </w:tcPr>
+          <w:p>
+            <w:pPr>
+              <w:rPr>
+                <w:b w:val="0"/>
+                <w:sz w:val="34"/>
+              </w:rPr>
+            </w:pPr>
+          </w:p>
+        </w:tc>
+        <w:tc>
+          <w:tcPr>
+            <w:tcW w:w="3420" w:type="dxa"/>
+          </w:tcPr>
+          <w:p>
+            <w:pPr>
+              <w:cnfStyle w:val="000000000000" w:firstRow="0" w:lastRow="0" w:firstColumn="0" w:lastColumn="0" w:oddVBand="0" w:evenVBand="0" w:oddHBand="0" w:evenHBand="0" w:firstRowFirstColumn="0" w:firstRowLastColumn="0" w:lastRowFirstColumn="0" w:lastRowLastColumn="0"/>
+              <w:rPr>
+                <w:sz w:val="28"/>
+                <w:szCs w:val="28"/>
+              </w:rPr>
+            </w:pPr>
+            <w:r>
+              <w:rPr>
+                <w:sz w:val="28"/>
+                <w:szCs w:val="28"/>
+              </w:rPr>
+              <w:t>System architecture</w:t>
+            </w:r>
+          </w:p>
+        </w:tc>
+        <w:tc>
+          <w:tcPr>
+            <w:tcW w:w="1620" w:type="dxa"/>
+          </w:tcPr>
+          <w:p>
+            <w:pPr>
               <w:jc w:val="center"/>
-              <w:rPr>
-                <w:color w:val="000000" w:themeColor="text1"/>
-                <w:sz w:val="30"/>
-              </w:rPr>
-            </w:pPr>
-            <w:r>
-              <w:rPr>
-                <w:color w:val="000000" w:themeColor="text1"/>
-                <w:sz w:val="30"/>
-              </w:rPr>
-              <w:t>CSS</w:t>
-            </w:r>
-          </w:p>
-        </w:tc>
-        <w:tc>
-          <w:tcPr>
-            <w:tcW w:w="7128" w:type="dxa"/>
-          </w:tcPr>
-          <w:p>
-            <w:pPr>
-              <w:pStyle w:val="ListParagraph"/>
-              <w:spacing w:line="360" w:lineRule="auto"/>
-              <w:ind w:left="0"/>
-              <w:cnfStyle w:val="000000010000"/>
-              <w:rPr>
-                <w:color w:val="000000" w:themeColor="text1"/>
-                <w:sz w:val="30"/>
-              </w:rPr>
-            </w:pPr>
-            <w:r>
-              <w:rPr>
-                <w:color w:val="000000" w:themeColor="text1"/>
-                <w:sz w:val="30"/>
-              </w:rPr>
-              <w:t>Controlling our layouts and UI properties</w:t>
+              <w:cnfStyle w:val="000000000000" w:firstRow="0" w:lastRow="0" w:firstColumn="0" w:lastColumn="0" w:oddVBand="0" w:evenVBand="0" w:oddHBand="0" w:evenHBand="0" w:firstRowFirstColumn="0" w:firstRowLastColumn="0" w:lastRowFirstColumn="0" w:lastRowLastColumn="0"/>
+              <w:rPr>
+                <w:sz w:val="28"/>
+                <w:szCs w:val="28"/>
+              </w:rPr>
+            </w:pPr>
+            <w:r>
+              <w:rPr>
+                <w:sz w:val="28"/>
+                <w:szCs w:val="28"/>
+              </w:rPr>
+              <w:t>1</w:t>
+            </w:r>
+            <w:r>
+              <w:rPr>
+                <w:sz w:val="28"/>
+                <w:szCs w:val="28"/>
+              </w:rPr>
+              <w:t>0 Days</w:t>
+            </w:r>
+          </w:p>
+        </w:tc>
+        <w:tc>
+          <w:tcPr>
+            <w:tcW w:w="1973" w:type="dxa"/>
+          </w:tcPr>
+          <w:p>
+            <w:pPr>
+              <w:jc w:val="center"/>
+              <w:cnfStyle w:val="000000000000" w:firstRow="0" w:lastRow="0" w:firstColumn="0" w:lastColumn="0" w:oddVBand="0" w:evenVBand="0" w:oddHBand="0" w:evenHBand="0" w:firstRowFirstColumn="0" w:firstRowLastColumn="0" w:lastRowFirstColumn="0" w:lastRowLastColumn="0"/>
+              <w:rPr>
+                <w:sz w:val="28"/>
+                <w:szCs w:val="28"/>
+              </w:rPr>
+            </w:pPr>
+            <w:r>
+              <w:rPr>
+                <w:sz w:val="28"/>
+                <w:szCs w:val="28"/>
+              </w:rPr>
+              <w:t>RA-1</w:t>
+            </w:r>
+          </w:p>
+        </w:tc>
+        <w:tc>
+          <w:tcPr>
+            <w:tcW w:w="1195" w:type="dxa"/>
+          </w:tcPr>
+          <w:p>
+            <w:pPr>
+              <w:jc w:val="center"/>
+              <w:cnfStyle w:val="000000000000" w:firstRow="0" w:lastRow="0" w:firstColumn="0" w:lastColumn="0" w:oddVBand="0" w:evenVBand="0" w:oddHBand="0" w:evenHBand="0" w:firstRowFirstColumn="0" w:firstRowLastColumn="0" w:lastRowFirstColumn="0" w:lastRowLastColumn="0"/>
+              <w:rPr>
+                <w:sz w:val="28"/>
+                <w:szCs w:val="28"/>
+              </w:rPr>
+            </w:pPr>
+            <w:r>
+              <w:rPr>
+                <w:sz w:val="28"/>
+                <w:szCs w:val="28"/>
+              </w:rPr>
+              <w:t>20K</w:t>
             </w:r>
           </w:p>
         </w:tc>
       </w:tr>
       <w:tr>
-        <w:trPr>
-          <w:cnfStyle w:val="000000100000"/>
-        </w:trPr>
-        <w:tc>
-          <w:tcPr>
-            <w:cnfStyle w:val="001000000000"/>
-            <w:tcW w:w="2448" w:type="dxa"/>
-          </w:tcPr>
-          <w:p>
-            <w:pPr>
-              <w:pStyle w:val="ListParagraph"/>
-              <w:spacing w:line="360" w:lineRule="auto"/>
-              <w:ind w:left="0"/>
+        <w:tc>
+          <w:tcPr>
+            <w:cnfStyle w:val="001000000000" w:firstRow="0" w:lastRow="0" w:firstColumn="1" w:lastColumn="0" w:oddVBand="0" w:evenVBand="0" w:oddHBand="0" w:evenHBand="0" w:firstRowFirstColumn="0" w:firstRowLastColumn="0" w:lastRowFirstColumn="0" w:lastRowLastColumn="0"/>
+            <w:tcW w:w="1368" w:type="dxa"/>
+            <w:vMerge/>
+          </w:tcPr>
+          <w:p>
+            <w:pPr>
+              <w:rPr>
+                <w:b w:val="0"/>
+                <w:sz w:val="34"/>
+              </w:rPr>
+            </w:pPr>
+          </w:p>
+        </w:tc>
+        <w:tc>
+          <w:tcPr>
+            <w:tcW w:w="3420" w:type="dxa"/>
+          </w:tcPr>
+          <w:p>
+            <w:pPr>
+              <w:cnfStyle w:val="000000000000" w:firstRow="0" w:lastRow="0" w:firstColumn="0" w:lastColumn="0" w:oddVBand="0" w:evenVBand="0" w:oddHBand="0" w:evenHBand="0" w:firstRowFirstColumn="0" w:firstRowLastColumn="0" w:lastRowFirstColumn="0" w:lastRowLastColumn="0"/>
+              <w:rPr>
+                <w:sz w:val="28"/>
+                <w:szCs w:val="28"/>
+              </w:rPr>
+            </w:pPr>
+            <w:r>
+              <w:rPr>
+                <w:sz w:val="28"/>
+                <w:szCs w:val="28"/>
+              </w:rPr>
+              <w:t>Interview</w:t>
+            </w:r>
+          </w:p>
+        </w:tc>
+        <w:tc>
+          <w:tcPr>
+            <w:tcW w:w="1620" w:type="dxa"/>
+          </w:tcPr>
+          <w:p>
+            <w:pPr>
               <w:jc w:val="center"/>
-              <w:rPr>
-                <w:color w:val="000000" w:themeColor="text1"/>
-                <w:sz w:val="30"/>
-              </w:rPr>
-            </w:pPr>
-            <w:r>
-              <w:rPr>
-                <w:color w:val="000000" w:themeColor="text1"/>
-                <w:sz w:val="30"/>
-              </w:rPr>
-              <w:t>JavaScript</w:t>
-            </w:r>
-          </w:p>
-        </w:tc>
-        <w:tc>
-          <w:tcPr>
-            <w:tcW w:w="7128" w:type="dxa"/>
-          </w:tcPr>
-          <w:p>
-            <w:pPr>
-              <w:pStyle w:val="ListParagraph"/>
-              <w:spacing w:line="360" w:lineRule="auto"/>
-              <w:ind w:left="0"/>
-              <w:cnfStyle w:val="000000100000"/>
-              <w:rPr>
-                <w:color w:val="000000" w:themeColor="text1"/>
-                <w:sz w:val="30"/>
-              </w:rPr>
-            </w:pPr>
-            <w:r>
-              <w:rPr>
-                <w:color w:val="000000" w:themeColor="text1"/>
-                <w:sz w:val="30"/>
-              </w:rPr>
-              <w:t>Adding Dynamic features to our UI</w:t>
+              <w:cnfStyle w:val="000000000000" w:firstRow="0" w:lastRow="0" w:firstColumn="0" w:lastColumn="0" w:oddVBand="0" w:evenVBand="0" w:oddHBand="0" w:evenHBand="0" w:firstRowFirstColumn="0" w:firstRowLastColumn="0" w:lastRowFirstColumn="0" w:lastRowLastColumn="0"/>
+              <w:rPr>
+                <w:sz w:val="28"/>
+                <w:szCs w:val="28"/>
+              </w:rPr>
+            </w:pPr>
+            <w:r>
+              <w:rPr>
+                <w:sz w:val="28"/>
+                <w:szCs w:val="28"/>
+              </w:rPr>
+              <w:t>1</w:t>
+            </w:r>
+            <w:r>
+              <w:rPr>
+                <w:sz w:val="28"/>
+                <w:szCs w:val="28"/>
+              </w:rPr>
+              <w:t>0 Days</w:t>
+            </w:r>
+          </w:p>
+        </w:tc>
+        <w:tc>
+          <w:tcPr>
+            <w:tcW w:w="1973" w:type="dxa"/>
+          </w:tcPr>
+          <w:p>
+            <w:pPr>
+              <w:jc w:val="center"/>
+              <w:cnfStyle w:val="000000000000" w:firstRow="0" w:lastRow="0" w:firstColumn="0" w:lastColumn="0" w:oddVBand="0" w:evenVBand="0" w:oddHBand="0" w:evenHBand="0" w:firstRowFirstColumn="0" w:firstRowLastColumn="0" w:lastRowFirstColumn="0" w:lastRowLastColumn="0"/>
+              <w:rPr>
+                <w:sz w:val="28"/>
+                <w:szCs w:val="28"/>
+              </w:rPr>
+            </w:pPr>
+            <w:r>
+              <w:rPr>
+                <w:sz w:val="28"/>
+                <w:szCs w:val="28"/>
+              </w:rPr>
+              <w:t>CE</w:t>
+            </w:r>
+          </w:p>
+        </w:tc>
+        <w:tc>
+          <w:tcPr>
+            <w:tcW w:w="1195" w:type="dxa"/>
+          </w:tcPr>
+          <w:p>
+            <w:pPr>
+              <w:jc w:val="center"/>
+              <w:cnfStyle w:val="000000000000" w:firstRow="0" w:lastRow="0" w:firstColumn="0" w:lastColumn="0" w:oddVBand="0" w:evenVBand="0" w:oddHBand="0" w:evenHBand="0" w:firstRowFirstColumn="0" w:firstRowLastColumn="0" w:lastRowFirstColumn="0" w:lastRowLastColumn="0"/>
+              <w:rPr>
+                <w:sz w:val="28"/>
+                <w:szCs w:val="28"/>
+              </w:rPr>
+            </w:pPr>
+            <w:r>
+              <w:rPr>
+                <w:sz w:val="28"/>
+                <w:szCs w:val="28"/>
+              </w:rPr>
+              <w:t>20K</w:t>
             </w:r>
           </w:p>
         </w:tc>
       </w:tr>
       <w:tr>
-        <w:trPr>
-          <w:cnfStyle w:val="000000010000"/>
-        </w:trPr>
-        <w:tc>
-          <w:tcPr>
-            <w:cnfStyle w:val="001000000000"/>
-            <w:tcW w:w="2448" w:type="dxa"/>
-          </w:tcPr>
-          <w:p>
-            <w:pPr>
-              <w:pStyle w:val="ListParagraph"/>
-              <w:spacing w:line="360" w:lineRule="auto"/>
-              <w:ind w:left="0"/>
+        <w:tc>
+          <w:tcPr>
+            <w:cnfStyle w:val="001000000000" w:firstRow="0" w:lastRow="0" w:firstColumn="1" w:lastColumn="0" w:oddVBand="0" w:evenVBand="0" w:oddHBand="0" w:evenHBand="0" w:firstRowFirstColumn="0" w:firstRowLastColumn="0" w:lastRowFirstColumn="0" w:lastRowLastColumn="0"/>
+            <w:tcW w:w="1368" w:type="dxa"/>
+            <w:vMerge/>
+          </w:tcPr>
+          <w:p>
+            <w:pPr>
+              <w:rPr>
+                <w:b w:val="0"/>
+                <w:sz w:val="34"/>
+              </w:rPr>
+            </w:pPr>
+          </w:p>
+        </w:tc>
+        <w:tc>
+          <w:tcPr>
+            <w:tcW w:w="3420" w:type="dxa"/>
+          </w:tcPr>
+          <w:p>
+            <w:pPr>
+              <w:cnfStyle w:val="000000000000" w:firstRow="0" w:lastRow="0" w:firstColumn="0" w:lastColumn="0" w:oddVBand="0" w:evenVBand="0" w:oddHBand="0" w:evenHBand="0" w:firstRowFirstColumn="0" w:firstRowLastColumn="0" w:lastRowFirstColumn="0" w:lastRowLastColumn="0"/>
+              <w:rPr>
+                <w:sz w:val="28"/>
+                <w:szCs w:val="28"/>
+              </w:rPr>
+            </w:pPr>
+            <w:r>
+              <w:rPr>
+                <w:sz w:val="28"/>
+                <w:szCs w:val="28"/>
+              </w:rPr>
+              <w:t>Software Requirements</w:t>
+            </w:r>
+          </w:p>
+        </w:tc>
+        <w:tc>
+          <w:tcPr>
+            <w:tcW w:w="1620" w:type="dxa"/>
+          </w:tcPr>
+          <w:p>
+            <w:pPr>
               <w:jc w:val="center"/>
-              <w:rPr>
-                <w:color w:val="000000" w:themeColor="text1"/>
-                <w:sz w:val="30"/>
-              </w:rPr>
-            </w:pPr>
-            <w:r>
-              <w:rPr>
-                <w:color w:val="000000" w:themeColor="text1"/>
-                <w:sz w:val="30"/>
-              </w:rPr>
-              <w:t>PHP</w:t>
-            </w:r>
-          </w:p>
-        </w:tc>
-        <w:tc>
-          <w:tcPr>
-            <w:tcW w:w="7128" w:type="dxa"/>
-          </w:tcPr>
-          <w:p>
-            <w:pPr>
-              <w:pStyle w:val="ListParagraph"/>
-              <w:spacing w:line="360" w:lineRule="auto"/>
-              <w:ind w:left="0"/>
-              <w:cnfStyle w:val="000000010000"/>
-              <w:rPr>
-                <w:color w:val="000000" w:themeColor="text1"/>
-                <w:sz w:val="30"/>
-              </w:rPr>
-            </w:pPr>
-            <w:r>
-              <w:rPr>
-                <w:color w:val="000000" w:themeColor="text1"/>
-                <w:sz w:val="30"/>
-              </w:rPr>
-              <w:t>Responsible</w:t>
-            </w:r>
-            <w:r>
-              <w:rPr>
-                <w:color w:val="000000" w:themeColor="text1"/>
-                <w:sz w:val="30"/>
-              </w:rPr>
-              <w:t xml:space="preserve"> for constructing the backend for our App</w:t>
+              <w:cnfStyle w:val="000000000000" w:firstRow="0" w:lastRow="0" w:firstColumn="0" w:lastColumn="0" w:oddVBand="0" w:evenVBand="0" w:oddHBand="0" w:evenHBand="0" w:firstRowFirstColumn="0" w:firstRowLastColumn="0" w:lastRowFirstColumn="0" w:lastRowLastColumn="0"/>
+              <w:rPr>
+                <w:sz w:val="28"/>
+                <w:szCs w:val="28"/>
+              </w:rPr>
+            </w:pPr>
+            <w:r>
+              <w:rPr>
+                <w:sz w:val="28"/>
+                <w:szCs w:val="28"/>
+              </w:rPr>
+              <w:t>10 Days</w:t>
+            </w:r>
+          </w:p>
+        </w:tc>
+        <w:tc>
+          <w:tcPr>
+            <w:tcW w:w="1973" w:type="dxa"/>
+          </w:tcPr>
+          <w:p>
+            <w:pPr>
+              <w:jc w:val="center"/>
+              <w:cnfStyle w:val="000000000000" w:firstRow="0" w:lastRow="0" w:firstColumn="0" w:lastColumn="0" w:oddVBand="0" w:evenVBand="0" w:oddHBand="0" w:evenHBand="0" w:firstRowFirstColumn="0" w:firstRowLastColumn="0" w:lastRowFirstColumn="0" w:lastRowLastColumn="0"/>
+              <w:rPr>
+                <w:sz w:val="28"/>
+                <w:szCs w:val="28"/>
+              </w:rPr>
+            </w:pPr>
+            <w:r>
+              <w:rPr>
+                <w:sz w:val="28"/>
+                <w:szCs w:val="28"/>
+              </w:rPr>
+              <w:t>RA-2</w:t>
+            </w:r>
+          </w:p>
+        </w:tc>
+        <w:tc>
+          <w:tcPr>
+            <w:tcW w:w="1195" w:type="dxa"/>
+          </w:tcPr>
+          <w:p>
+            <w:pPr>
+              <w:jc w:val="center"/>
+              <w:cnfStyle w:val="000000000000" w:firstRow="0" w:lastRow="0" w:firstColumn="0" w:lastColumn="0" w:oddVBand="0" w:evenVBand="0" w:oddHBand="0" w:evenHBand="0" w:firstRowFirstColumn="0" w:firstRowLastColumn="0" w:lastRowFirstColumn="0" w:lastRowLastColumn="0"/>
+              <w:rPr>
+                <w:sz w:val="28"/>
+                <w:szCs w:val="28"/>
+              </w:rPr>
+            </w:pPr>
+            <w:r>
+              <w:rPr>
+                <w:sz w:val="28"/>
+                <w:szCs w:val="28"/>
+              </w:rPr>
+              <w:t>30K</w:t>
             </w:r>
           </w:p>
         </w:tc>
       </w:tr>
       <w:tr>
-        <w:trPr>
-          <w:cnfStyle w:val="000000100000"/>
-        </w:trPr>
-        <w:tc>
-          <w:tcPr>
-            <w:cnfStyle w:val="001000000000"/>
-            <w:tcW w:w="2448" w:type="dxa"/>
-          </w:tcPr>
-          <w:p>
-            <w:pPr>
-              <w:pStyle w:val="ListParagraph"/>
-              <w:spacing w:line="360" w:lineRule="auto"/>
-              <w:ind w:left="0"/>
+        <w:tc>
+          <w:tcPr>
+            <w:cnfStyle w:val="001000000000" w:firstRow="0" w:lastRow="0" w:firstColumn="1" w:lastColumn="0" w:oddVBand="0" w:evenVBand="0" w:oddHBand="0" w:evenHBand="0" w:firstRowFirstColumn="0" w:firstRowLastColumn="0" w:lastRowFirstColumn="0" w:lastRowLastColumn="0"/>
+            <w:tcW w:w="1368" w:type="dxa"/>
+            <w:vMerge/>
+          </w:tcPr>
+          <w:p>
+            <w:pPr>
+              <w:rPr>
+                <w:b w:val="0"/>
+                <w:sz w:val="34"/>
+              </w:rPr>
+            </w:pPr>
+          </w:p>
+        </w:tc>
+        <w:tc>
+          <w:tcPr>
+            <w:tcW w:w="3420" w:type="dxa"/>
+          </w:tcPr>
+          <w:p>
+            <w:pPr>
+              <w:cnfStyle w:val="000000000000" w:firstRow="0" w:lastRow="0" w:firstColumn="0" w:lastColumn="0" w:oddVBand="0" w:evenVBand="0" w:oddHBand="0" w:evenHBand="0" w:firstRowFirstColumn="0" w:firstRowLastColumn="0" w:lastRowFirstColumn="0" w:lastRowLastColumn="0"/>
+              <w:rPr>
+                <w:sz w:val="28"/>
+                <w:szCs w:val="28"/>
+              </w:rPr>
+            </w:pPr>
+            <w:r>
+              <w:rPr>
+                <w:sz w:val="28"/>
+                <w:szCs w:val="28"/>
+              </w:rPr>
+              <w:t>Security analysis</w:t>
+            </w:r>
+          </w:p>
+        </w:tc>
+        <w:tc>
+          <w:tcPr>
+            <w:tcW w:w="1620" w:type="dxa"/>
+          </w:tcPr>
+          <w:p>
+            <w:pPr>
               <w:jc w:val="center"/>
-              <w:rPr>
-                <w:color w:val="000000" w:themeColor="text1"/>
-                <w:sz w:val="30"/>
-              </w:rPr>
-            </w:pPr>
-            <w:r>
-              <w:rPr>
-                <w:color w:val="000000" w:themeColor="text1"/>
-                <w:sz w:val="30"/>
-              </w:rPr>
-              <w:t>MariaDB</w:t>
-            </w:r>
-          </w:p>
-        </w:tc>
-        <w:tc>
-          <w:tcPr>
-            <w:tcW w:w="7128" w:type="dxa"/>
-          </w:tcPr>
-          <w:p>
-            <w:pPr>
-              <w:pStyle w:val="ListParagraph"/>
-              <w:spacing w:line="360" w:lineRule="auto"/>
-              <w:ind w:left="0"/>
-              <w:cnfStyle w:val="000000100000"/>
-              <w:rPr>
-                <w:color w:val="000000" w:themeColor="text1"/>
-                <w:sz w:val="30"/>
-              </w:rPr>
-            </w:pPr>
-            <w:r>
-              <w:rPr>
-                <w:color w:val="000000" w:themeColor="text1"/>
-                <w:sz w:val="30"/>
-              </w:rPr>
-              <w:t>Database engine for storing our User Data</w:t>
+              <w:cnfStyle w:val="000000000000" w:firstRow="0" w:lastRow="0" w:firstColumn="0" w:lastColumn="0" w:oddVBand="0" w:evenVBand="0" w:oddHBand="0" w:evenHBand="0" w:firstRowFirstColumn="0" w:firstRowLastColumn="0" w:lastRowFirstColumn="0" w:lastRowLastColumn="0"/>
+              <w:rPr>
+                <w:sz w:val="28"/>
+                <w:szCs w:val="28"/>
+              </w:rPr>
+            </w:pPr>
+            <w:r>
+              <w:rPr>
+                <w:sz w:val="28"/>
+                <w:szCs w:val="28"/>
+              </w:rPr>
+              <w:t>10 Days</w:t>
+            </w:r>
+          </w:p>
+        </w:tc>
+        <w:tc>
+          <w:tcPr>
+            <w:tcW w:w="1973" w:type="dxa"/>
+          </w:tcPr>
+          <w:p>
+            <w:pPr>
+              <w:jc w:val="center"/>
+              <w:cnfStyle w:val="000000000000" w:firstRow="0" w:lastRow="0" w:firstColumn="0" w:lastColumn="0" w:oddVBand="0" w:evenVBand="0" w:oddHBand="0" w:evenHBand="0" w:firstRowFirstColumn="0" w:firstRowLastColumn="0" w:lastRowFirstColumn="0" w:lastRowLastColumn="0"/>
+              <w:rPr>
+                <w:sz w:val="28"/>
+                <w:szCs w:val="28"/>
+              </w:rPr>
+            </w:pPr>
+            <w:r>
+              <w:rPr>
+                <w:sz w:val="28"/>
+                <w:szCs w:val="28"/>
+              </w:rPr>
+              <w:t>SS</w:t>
+            </w:r>
+          </w:p>
+        </w:tc>
+        <w:tc>
+          <w:tcPr>
+            <w:tcW w:w="1195" w:type="dxa"/>
+          </w:tcPr>
+          <w:p>
+            <w:pPr>
+              <w:jc w:val="center"/>
+              <w:cnfStyle w:val="000000000000" w:firstRow="0" w:lastRow="0" w:firstColumn="0" w:lastColumn="0" w:oddVBand="0" w:evenVBand="0" w:oddHBand="0" w:evenHBand="0" w:firstRowFirstColumn="0" w:firstRowLastColumn="0" w:lastRowFirstColumn="0" w:lastRowLastColumn="0"/>
+              <w:rPr>
+                <w:sz w:val="28"/>
+                <w:szCs w:val="28"/>
+              </w:rPr>
+            </w:pPr>
+            <w:r>
+              <w:rPr>
+                <w:sz w:val="28"/>
+                <w:szCs w:val="28"/>
+              </w:rPr>
+              <w:t>3</w:t>
+            </w:r>
+            <w:r>
+              <w:rPr>
+                <w:sz w:val="28"/>
+                <w:szCs w:val="28"/>
+              </w:rPr>
+              <w:t>0K</w:t>
             </w:r>
           </w:p>
         </w:tc>
       </w:tr>
       <w:tr>
-        <w:trPr>
-          <w:cnfStyle w:val="000000010000"/>
-        </w:trPr>
-        <w:tc>
-          <w:tcPr>
-            <w:cnfStyle w:val="001000000000"/>
-            <w:tcW w:w="2448" w:type="dxa"/>
-          </w:tcPr>
-          <w:p>
-            <w:pPr>
-              <w:pStyle w:val="ListParagraph"/>
-              <w:spacing w:line="360" w:lineRule="auto"/>
-              <w:ind w:left="0"/>
+        <w:tc>
+          <w:tcPr>
+            <w:cnfStyle w:val="001000000000" w:firstRow="0" w:lastRow="0" w:firstColumn="1" w:lastColumn="0" w:oddVBand="0" w:evenVBand="0" w:oddHBand="0" w:evenHBand="0" w:firstRowFirstColumn="0" w:firstRowLastColumn="0" w:lastRowFirstColumn="0" w:lastRowLastColumn="0"/>
+            <w:tcW w:w="1368" w:type="dxa"/>
+            <w:vMerge/>
+          </w:tcPr>
+          <w:p>
+            <w:pPr>
+              <w:rPr>
+                <w:b w:val="0"/>
+                <w:sz w:val="34"/>
+              </w:rPr>
+            </w:pPr>
+          </w:p>
+        </w:tc>
+        <w:tc>
+          <w:tcPr>
+            <w:tcW w:w="3420" w:type="dxa"/>
+          </w:tcPr>
+          <w:p>
+            <w:pPr>
+              <w:cnfStyle w:val="000000000000" w:firstRow="0" w:lastRow="0" w:firstColumn="0" w:lastColumn="0" w:oddVBand="0" w:evenVBand="0" w:oddHBand="0" w:evenHBand="0" w:firstRowFirstColumn="0" w:firstRowLastColumn="0" w:lastRowFirstColumn="0" w:lastRowLastColumn="0"/>
+              <w:rPr>
+                <w:sz w:val="28"/>
+                <w:szCs w:val="28"/>
+              </w:rPr>
+            </w:pPr>
+            <w:r>
+              <w:rPr>
+                <w:sz w:val="28"/>
+                <w:szCs w:val="28"/>
+              </w:rPr>
+              <w:t>Software Quality analysis</w:t>
+            </w:r>
+          </w:p>
+        </w:tc>
+        <w:tc>
+          <w:tcPr>
+            <w:tcW w:w="1620" w:type="dxa"/>
+          </w:tcPr>
+          <w:p>
+            <w:pPr>
               <w:jc w:val="center"/>
-              <w:rPr>
-                <w:color w:val="000000" w:themeColor="text1"/>
-                <w:sz w:val="30"/>
-              </w:rPr>
-            </w:pPr>
-            <w:r>
-              <w:rPr>
-                <w:color w:val="000000" w:themeColor="text1"/>
-                <w:sz w:val="30"/>
-              </w:rPr>
-              <w:t>Browser</w:t>
-            </w:r>
-          </w:p>
-        </w:tc>
-        <w:tc>
-          <w:tcPr>
-            <w:tcW w:w="7128" w:type="dxa"/>
-          </w:tcPr>
-          <w:p>
-            <w:pPr>
-              <w:pStyle w:val="ListParagraph"/>
-              <w:spacing w:line="360" w:lineRule="auto"/>
-              <w:ind w:left="0"/>
-              <w:cnfStyle w:val="000000010000"/>
-              <w:rPr>
-                <w:color w:val="000000" w:themeColor="text1"/>
-                <w:sz w:val="30"/>
-              </w:rPr>
-            </w:pPr>
-            <w:r>
-              <w:rPr>
-                <w:color w:val="000000" w:themeColor="text1"/>
-                <w:sz w:val="30"/>
-              </w:rPr>
-              <w:t xml:space="preserve">Display our Web apps and interact with the App. </w:t>
+              <w:cnfStyle w:val="000000000000" w:firstRow="0" w:lastRow="0" w:firstColumn="0" w:lastColumn="0" w:oddVBand="0" w:evenVBand="0" w:oddHBand="0" w:evenHBand="0" w:firstRowFirstColumn="0" w:firstRowLastColumn="0" w:lastRowFirstColumn="0" w:lastRowLastColumn="0"/>
+              <w:rPr>
+                <w:sz w:val="28"/>
+                <w:szCs w:val="28"/>
+              </w:rPr>
+            </w:pPr>
+            <w:r>
+              <w:rPr>
+                <w:sz w:val="28"/>
+                <w:szCs w:val="28"/>
+              </w:rPr>
+              <w:t>1</w:t>
+            </w:r>
+            <w:r>
+              <w:rPr>
+                <w:sz w:val="28"/>
+                <w:szCs w:val="28"/>
+              </w:rPr>
+              <w:t>0 Days</w:t>
+            </w:r>
+          </w:p>
+        </w:tc>
+        <w:tc>
+          <w:tcPr>
+            <w:tcW w:w="1973" w:type="dxa"/>
+          </w:tcPr>
+          <w:p>
+            <w:pPr>
+              <w:jc w:val="center"/>
+              <w:cnfStyle w:val="000000000000" w:firstRow="0" w:lastRow="0" w:firstColumn="0" w:lastColumn="0" w:oddVBand="0" w:evenVBand="0" w:oddHBand="0" w:evenHBand="0" w:firstRowFirstColumn="0" w:firstRowLastColumn="0" w:lastRowFirstColumn="0" w:lastRowLastColumn="0"/>
+              <w:rPr>
+                <w:sz w:val="28"/>
+                <w:szCs w:val="28"/>
+              </w:rPr>
+            </w:pPr>
+            <w:r>
+              <w:rPr>
+                <w:sz w:val="28"/>
+                <w:szCs w:val="28"/>
+              </w:rPr>
+              <w:t xml:space="preserve">Project </w:t>
+            </w:r>
+            <w:r>
+              <w:rPr>
+                <w:sz w:val="28"/>
+                <w:szCs w:val="28"/>
+              </w:rPr>
+              <w:t>Leader</w:t>
+            </w:r>
+          </w:p>
+        </w:tc>
+        <w:tc>
+          <w:tcPr>
+            <w:tcW w:w="1195" w:type="dxa"/>
+          </w:tcPr>
+          <w:p>
+            <w:pPr>
+              <w:jc w:val="center"/>
+              <w:cnfStyle w:val="000000000000" w:firstRow="0" w:lastRow="0" w:firstColumn="0" w:lastColumn="0" w:oddVBand="0" w:evenVBand="0" w:oddHBand="0" w:evenHBand="0" w:firstRowFirstColumn="0" w:firstRowLastColumn="0" w:lastRowFirstColumn="0" w:lastRowLastColumn="0"/>
+              <w:rPr>
+                <w:sz w:val="28"/>
+                <w:szCs w:val="28"/>
+              </w:rPr>
+            </w:pPr>
+            <w:r>
+              <w:rPr>
+                <w:sz w:val="28"/>
+                <w:szCs w:val="28"/>
+              </w:rPr>
+              <w:t>4</w:t>
+            </w:r>
+            <w:r>
+              <w:rPr>
+                <w:sz w:val="28"/>
+                <w:szCs w:val="28"/>
+              </w:rPr>
+              <w:t>0K</w:t>
             </w:r>
           </w:p>
         </w:tc>
       </w:tr>
       <w:tr>
-        <w:trPr>
-          <w:cnfStyle w:val="000000100000"/>
-        </w:trPr>
-        <w:tc>
-          <w:tcPr>
-            <w:cnfStyle w:val="001000000000"/>
-            <w:tcW w:w="2448" w:type="dxa"/>
-          </w:tcPr>
-          <w:p>
-            <w:pPr>
-              <w:pStyle w:val="ListParagraph"/>
-              <w:spacing w:line="360" w:lineRule="auto"/>
-              <w:ind w:left="0"/>
+        <w:tc>
+          <w:tcPr>
+            <w:cnfStyle w:val="001000000000" w:firstRow="0" w:lastRow="0" w:firstColumn="1" w:lastColumn="0" w:oddVBand="0" w:evenVBand="0" w:oddHBand="0" w:evenHBand="0" w:firstRowFirstColumn="0" w:firstRowLastColumn="0" w:lastRowFirstColumn="0" w:lastRowLastColumn="0"/>
+            <w:tcW w:w="1368" w:type="dxa"/>
+            <w:vMerge/>
+          </w:tcPr>
+          <w:p>
+            <w:pPr>
+              <w:rPr>
+                <w:b w:val="0"/>
+                <w:sz w:val="34"/>
+              </w:rPr>
+            </w:pPr>
+          </w:p>
+        </w:tc>
+        <w:tc>
+          <w:tcPr>
+            <w:tcW w:w="3420" w:type="dxa"/>
+          </w:tcPr>
+          <w:p>
+            <w:pPr>
+              <w:cnfStyle w:val="000000000000" w:firstRow="0" w:lastRow="0" w:firstColumn="0" w:lastColumn="0" w:oddVBand="0" w:evenVBand="0" w:oddHBand="0" w:evenHBand="0" w:firstRowFirstColumn="0" w:firstRowLastColumn="0" w:lastRowFirstColumn="0" w:lastRowLastColumn="0"/>
+              <w:rPr>
+                <w:sz w:val="28"/>
+                <w:szCs w:val="28"/>
+              </w:rPr>
+            </w:pPr>
+            <w:r>
+              <w:rPr>
+                <w:sz w:val="28"/>
+                <w:szCs w:val="28"/>
+              </w:rPr>
+              <w:t>Risk Analysis</w:t>
+            </w:r>
+          </w:p>
+        </w:tc>
+        <w:tc>
+          <w:tcPr>
+            <w:tcW w:w="1620" w:type="dxa"/>
+          </w:tcPr>
+          <w:p>
+            <w:pPr>
               <w:jc w:val="center"/>
-              <w:rPr>
-                <w:color w:val="000000" w:themeColor="text1"/>
-                <w:sz w:val="30"/>
-              </w:rPr>
-            </w:pPr>
-            <w:r>
-              <w:rPr>
-                <w:color w:val="000000" w:themeColor="text1"/>
-                <w:sz w:val="30"/>
-              </w:rPr>
-              <w:t>Git</w:t>
-            </w:r>
-          </w:p>
-        </w:tc>
-        <w:tc>
-          <w:tcPr>
-            <w:tcW w:w="7128" w:type="dxa"/>
-          </w:tcPr>
-          <w:p>
-            <w:pPr>
-              <w:pStyle w:val="ListParagraph"/>
-              <w:spacing w:line="360" w:lineRule="auto"/>
-              <w:ind w:left="0"/>
-              <w:cnfStyle w:val="000000100000"/>
-              <w:rPr>
-                <w:color w:val="000000" w:themeColor="text1"/>
-                <w:sz w:val="30"/>
-              </w:rPr>
-            </w:pPr>
-            <w:r>
-              <w:rPr>
-                <w:color w:val="000000" w:themeColor="text1"/>
-                <w:sz w:val="30"/>
-              </w:rPr>
-              <w:t>Controlling</w:t>
-            </w:r>
-            <w:r>
-              <w:rPr>
-                <w:color w:val="000000" w:themeColor="text1"/>
-                <w:sz w:val="30"/>
-              </w:rPr>
-              <w:t xml:space="preserve"> version of your code</w:t>
-            </w:r>
+              <w:cnfStyle w:val="000000000000" w:firstRow="0" w:lastRow="0" w:firstColumn="0" w:lastColumn="0" w:oddVBand="0" w:evenVBand="0" w:oddHBand="0" w:evenHBand="0" w:firstRowFirstColumn="0" w:firstRowLastColumn="0" w:lastRowFirstColumn="0" w:lastRowLastColumn="0"/>
+              <w:rPr>
+                <w:sz w:val="28"/>
+                <w:szCs w:val="28"/>
+              </w:rPr>
+            </w:pPr>
+            <w:r>
+              <w:rPr>
+                <w:sz w:val="28"/>
+                <w:szCs w:val="28"/>
+              </w:rPr>
+              <w:t>1</w:t>
+            </w:r>
+            <w:r>
+              <w:rPr>
+                <w:sz w:val="28"/>
+                <w:szCs w:val="28"/>
+              </w:rPr>
+              <w:t>0 Days</w:t>
+            </w:r>
+          </w:p>
+        </w:tc>
+        <w:tc>
+          <w:tcPr>
+            <w:tcW w:w="1973" w:type="dxa"/>
+          </w:tcPr>
+          <w:p>
+            <w:pPr>
+              <w:jc w:val="center"/>
+              <w:cnfStyle w:val="000000000000" w:firstRow="0" w:lastRow="0" w:firstColumn="0" w:lastColumn="0" w:oddVBand="0" w:evenVBand="0" w:oddHBand="0" w:evenHBand="0" w:firstRowFirstColumn="0" w:firstRowLastColumn="0" w:lastRowFirstColumn="0" w:lastRowLastColumn="0"/>
+              <w:rPr>
+                <w:sz w:val="28"/>
+                <w:szCs w:val="28"/>
+              </w:rPr>
+            </w:pPr>
+            <w:r>
+              <w:rPr>
+                <w:sz w:val="28"/>
+                <w:szCs w:val="28"/>
+              </w:rPr>
+              <w:t>RA</w:t>
+            </w:r>
+            <w:r>
+              <w:rPr>
+                <w:sz w:val="28"/>
+                <w:szCs w:val="28"/>
+              </w:rPr>
+              <w:t>-2</w:t>
+            </w:r>
+          </w:p>
+        </w:tc>
+        <w:tc>
+          <w:tcPr>
+            <w:tcW w:w="1195" w:type="dxa"/>
+          </w:tcPr>
+          <w:p>
+            <w:pPr>
+              <w:jc w:val="center"/>
+              <w:cnfStyle w:val="000000000000" w:firstRow="0" w:lastRow="0" w:firstColumn="0" w:lastColumn="0" w:oddVBand="0" w:evenVBand="0" w:oddHBand="0" w:evenHBand="0" w:firstRowFirstColumn="0" w:firstRowLastColumn="0" w:lastRowFirstColumn="0" w:lastRowLastColumn="0"/>
+              <w:rPr>
+                <w:sz w:val="28"/>
+                <w:szCs w:val="28"/>
+              </w:rPr>
+            </w:pPr>
+            <w:r>
+              <w:rPr>
+                <w:sz w:val="28"/>
+                <w:szCs w:val="28"/>
+              </w:rPr>
+              <w:t>20K</w:t>
+            </w:r>
+          </w:p>
+        </w:tc>
+      </w:tr>
+      <w:tr>
+        <w:tc>
+          <w:tcPr>
+            <w:cnfStyle w:val="001000000000" w:firstRow="0" w:lastRow="0" w:firstColumn="1" w:lastColumn="0" w:oddVBand="0" w:evenVBand="0" w:oddHBand="0" w:evenHBand="0" w:firstRowFirstColumn="0" w:firstRowLastColumn="0" w:lastRowFirstColumn="0" w:lastRowLastColumn="0"/>
+            <w:tcW w:w="9576" w:type="dxa"/>
+            <w:gridSpan w:val="5"/>
+          </w:tcPr>
+          <w:p>
+            <w:pPr>
+              <w:jc w:val="center"/>
+              <w:rPr>
+                <w:sz w:val="28"/>
+                <w:szCs w:val="28"/>
+              </w:rPr>
+            </w:pPr>
+          </w:p>
+        </w:tc>
+      </w:tr>
+      <w:tr>
+        <w:tc>
+          <w:tcPr>
+            <w:cnfStyle w:val="001000000000" w:firstRow="0" w:lastRow="0" w:firstColumn="1" w:lastColumn="0" w:oddVBand="0" w:evenVBand="0" w:oddHBand="0" w:evenHBand="0" w:firstRowFirstColumn="0" w:firstRowLastColumn="0" w:lastRowFirstColumn="0" w:lastRowLastColumn="0"/>
+            <w:tcW w:w="1368" w:type="dxa"/>
+            <w:vMerge w:val="restart"/>
+            <w:textDirection w:val="btLr"/>
+            <w:vAlign w:val="center"/>
+          </w:tcPr>
+          <w:p>
+            <w:pPr>
+              <w:ind w:left="113" w:right="113"/>
+              <w:rPr>
+                <w:b w:val="0"/>
+              </w:rPr>
+            </w:pPr>
+            <w:r>
+              <w:rPr>
+                <w:b w:val="0"/>
+              </w:rPr>
+              <w:t>System Design</w:t>
+            </w:r>
+          </w:p>
+        </w:tc>
+        <w:tc>
+          <w:tcPr>
+            <w:tcW w:w="3420" w:type="dxa"/>
+          </w:tcPr>
+          <w:p>
+            <w:pPr>
+              <w:cnfStyle w:val="000000000000" w:firstRow="0" w:lastRow="0" w:firstColumn="0" w:lastColumn="0" w:oddVBand="0" w:evenVBand="0" w:oddHBand="0" w:evenHBand="0" w:firstRowFirstColumn="0" w:firstRowLastColumn="0" w:lastRowFirstColumn="0" w:lastRowLastColumn="0"/>
+              <w:rPr>
+                <w:color w:val="FF0000"/>
+                <w:sz w:val="28"/>
+                <w:szCs w:val="28"/>
+              </w:rPr>
+            </w:pPr>
+            <w:r>
+              <w:rPr>
+                <w:color w:val="FF0000"/>
+                <w:sz w:val="28"/>
+                <w:szCs w:val="28"/>
+              </w:rPr>
+              <w:t>System Design</w:t>
+            </w:r>
+          </w:p>
+        </w:tc>
+        <w:tc>
+          <w:tcPr>
+            <w:tcW w:w="1620" w:type="dxa"/>
+          </w:tcPr>
+          <w:p>
+            <w:pPr>
+              <w:jc w:val="center"/>
+              <w:cnfStyle w:val="000000000000" w:firstRow="0" w:lastRow="0" w:firstColumn="0" w:lastColumn="0" w:oddVBand="0" w:evenVBand="0" w:oddHBand="0" w:evenHBand="0" w:firstRowFirstColumn="0" w:firstRowLastColumn="0" w:lastRowFirstColumn="0" w:lastRowLastColumn="0"/>
+              <w:rPr>
+                <w:color w:val="FF0000"/>
+                <w:sz w:val="28"/>
+                <w:szCs w:val="28"/>
+              </w:rPr>
+            </w:pPr>
+            <w:r>
+              <w:rPr>
+                <w:color w:val="FF0000"/>
+                <w:sz w:val="28"/>
+                <w:szCs w:val="28"/>
+              </w:rPr>
+              <w:t>60 Days</w:t>
+            </w:r>
+          </w:p>
+        </w:tc>
+        <w:tc>
+          <w:tcPr>
+            <w:tcW w:w="1973" w:type="dxa"/>
+          </w:tcPr>
+          <w:p>
+            <w:pPr>
+              <w:jc w:val="center"/>
+              <w:cnfStyle w:val="000000000000" w:firstRow="0" w:lastRow="0" w:firstColumn="0" w:lastColumn="0" w:oddVBand="0" w:evenVBand="0" w:oddHBand="0" w:evenHBand="0" w:firstRowFirstColumn="0" w:firstRowLastColumn="0" w:lastRowFirstColumn="0" w:lastRowLastColumn="0"/>
+              <w:rPr>
+                <w:color w:val="FF0000"/>
+                <w:sz w:val="28"/>
+                <w:szCs w:val="28"/>
+              </w:rPr>
+            </w:pPr>
+          </w:p>
+        </w:tc>
+        <w:tc>
+          <w:tcPr>
+            <w:tcW w:w="1195" w:type="dxa"/>
+          </w:tcPr>
+          <w:p>
+            <w:pPr>
+              <w:jc w:val="center"/>
+              <w:cnfStyle w:val="000000000000" w:firstRow="0" w:lastRow="0" w:firstColumn="0" w:lastColumn="0" w:oddVBand="0" w:evenVBand="0" w:oddHBand="0" w:evenHBand="0" w:firstRowFirstColumn="0" w:firstRowLastColumn="0" w:lastRowFirstColumn="0" w:lastRowLastColumn="0"/>
+              <w:rPr>
+                <w:color w:val="FF0000"/>
+                <w:sz w:val="28"/>
+                <w:szCs w:val="28"/>
+              </w:rPr>
+            </w:pPr>
+            <w:r>
+              <w:rPr>
+                <w:color w:val="FF0000"/>
+                <w:sz w:val="28"/>
+                <w:szCs w:val="28"/>
+              </w:rPr>
+              <w:t>100K</w:t>
+            </w:r>
+          </w:p>
+        </w:tc>
+      </w:tr>
+      <w:tr>
+        <w:tc>
+          <w:tcPr>
+            <w:cnfStyle w:val="001000000000" w:firstRow="0" w:lastRow="0" w:firstColumn="1" w:lastColumn="0" w:oddVBand="0" w:evenVBand="0" w:oddHBand="0" w:evenHBand="0" w:firstRowFirstColumn="0" w:firstRowLastColumn="0" w:lastRowFirstColumn="0" w:lastRowLastColumn="0"/>
+            <w:tcW w:w="1368" w:type="dxa"/>
+            <w:vMerge/>
+            <w:textDirection w:val="btLr"/>
+            <w:vAlign w:val="center"/>
+          </w:tcPr>
+          <w:p>
+            <w:pPr>
+              <w:ind w:left="113" w:right="113"/>
+              <w:rPr>
+                <w:b w:val="0"/>
+              </w:rPr>
+            </w:pPr>
+          </w:p>
+        </w:tc>
+        <w:tc>
+          <w:tcPr>
+            <w:tcW w:w="3420" w:type="dxa"/>
+          </w:tcPr>
+          <w:p>
+            <w:pPr>
+              <w:cnfStyle w:val="000000000000" w:firstRow="0" w:lastRow="0" w:firstColumn="0" w:lastColumn="0" w:oddVBand="0" w:evenVBand="0" w:oddHBand="0" w:evenHBand="0" w:firstRowFirstColumn="0" w:firstRowLastColumn="0" w:lastRowFirstColumn="0" w:lastRowLastColumn="0"/>
+              <w:rPr>
+                <w:sz w:val="28"/>
+                <w:szCs w:val="28"/>
+              </w:rPr>
+            </w:pPr>
+            <w:r>
+              <w:rPr>
+                <w:sz w:val="28"/>
+                <w:szCs w:val="28"/>
+              </w:rPr>
+              <w:t>UI/UX Design</w:t>
+            </w:r>
+          </w:p>
+        </w:tc>
+        <w:tc>
+          <w:tcPr>
+            <w:tcW w:w="1620" w:type="dxa"/>
+          </w:tcPr>
+          <w:p>
+            <w:pPr>
+              <w:jc w:val="center"/>
+              <w:cnfStyle w:val="000000000000" w:firstRow="0" w:lastRow="0" w:firstColumn="0" w:lastColumn="0" w:oddVBand="0" w:evenVBand="0" w:oddHBand="0" w:evenHBand="0" w:firstRowFirstColumn="0" w:firstRowLastColumn="0" w:lastRowFirstColumn="0" w:lastRowLastColumn="0"/>
+              <w:rPr>
+                <w:sz w:val="28"/>
+                <w:szCs w:val="28"/>
+              </w:rPr>
+            </w:pPr>
+            <w:r>
+              <w:rPr>
+                <w:sz w:val="28"/>
+                <w:szCs w:val="28"/>
+              </w:rPr>
+              <w:t>10 Days</w:t>
+            </w:r>
+          </w:p>
+        </w:tc>
+        <w:tc>
+          <w:tcPr>
+            <w:tcW w:w="1973" w:type="dxa"/>
+          </w:tcPr>
+          <w:p>
+            <w:pPr>
+              <w:jc w:val="center"/>
+              <w:cnfStyle w:val="000000000000" w:firstRow="0" w:lastRow="0" w:firstColumn="0" w:lastColumn="0" w:oddVBand="0" w:evenVBand="0" w:oddHBand="0" w:evenHBand="0" w:firstRowFirstColumn="0" w:firstRowLastColumn="0" w:lastRowFirstColumn="0" w:lastRowLastColumn="0"/>
+              <w:rPr>
+                <w:sz w:val="28"/>
+                <w:szCs w:val="28"/>
+              </w:rPr>
+            </w:pPr>
+            <w:r>
+              <w:rPr>
+                <w:sz w:val="28"/>
+                <w:szCs w:val="28"/>
+              </w:rPr>
+              <w:t>Designer-1</w:t>
+            </w:r>
+          </w:p>
+        </w:tc>
+        <w:tc>
+          <w:tcPr>
+            <w:tcW w:w="1195" w:type="dxa"/>
+          </w:tcPr>
+          <w:p>
+            <w:pPr>
+              <w:jc w:val="center"/>
+              <w:cnfStyle w:val="000000000000" w:firstRow="0" w:lastRow="0" w:firstColumn="0" w:lastColumn="0" w:oddVBand="0" w:evenVBand="0" w:oddHBand="0" w:evenHBand="0" w:firstRowFirstColumn="0" w:firstRowLastColumn="0" w:lastRowFirstColumn="0" w:lastRowLastColumn="0"/>
+              <w:rPr>
+                <w:sz w:val="28"/>
+                <w:szCs w:val="28"/>
+              </w:rPr>
+            </w:pPr>
+            <w:r>
+              <w:rPr>
+                <w:sz w:val="28"/>
+                <w:szCs w:val="28"/>
+              </w:rPr>
+              <w:t>30K</w:t>
+            </w:r>
+          </w:p>
+        </w:tc>
+      </w:tr>
+      <w:tr>
+        <w:tc>
+          <w:tcPr>
+            <w:cnfStyle w:val="001000000000" w:firstRow="0" w:lastRow="0" w:firstColumn="1" w:lastColumn="0" w:oddVBand="0" w:evenVBand="0" w:oddHBand="0" w:evenHBand="0" w:firstRowFirstColumn="0" w:firstRowLastColumn="0" w:lastRowFirstColumn="0" w:lastRowLastColumn="0"/>
+            <w:tcW w:w="1368" w:type="dxa"/>
+            <w:vMerge/>
+          </w:tcPr>
+          <w:p>
+            <w:pPr>
+              <w:rPr>
+                <w:b w:val="0"/>
+                <w:sz w:val="34"/>
+              </w:rPr>
+            </w:pPr>
+          </w:p>
+        </w:tc>
+        <w:tc>
+          <w:tcPr>
+            <w:tcW w:w="3420" w:type="dxa"/>
+          </w:tcPr>
+          <w:p>
+            <w:pPr>
+              <w:cnfStyle w:val="000000000000" w:firstRow="0" w:lastRow="0" w:firstColumn="0" w:lastColumn="0" w:oddVBand="0" w:evenVBand="0" w:oddHBand="0" w:evenHBand="0" w:firstRowFirstColumn="0" w:firstRowLastColumn="0" w:lastRowFirstColumn="0" w:lastRowLastColumn="0"/>
+              <w:rPr>
+                <w:sz w:val="28"/>
+                <w:szCs w:val="28"/>
+              </w:rPr>
+            </w:pPr>
+            <w:r>
+              <w:rPr>
+                <w:sz w:val="28"/>
+                <w:szCs w:val="28"/>
+              </w:rPr>
+              <w:t>Algorithm Design</w:t>
+            </w:r>
+          </w:p>
+        </w:tc>
+        <w:tc>
+          <w:tcPr>
+            <w:tcW w:w="1620" w:type="dxa"/>
+          </w:tcPr>
+          <w:p>
+            <w:pPr>
+              <w:jc w:val="center"/>
+              <w:cnfStyle w:val="000000000000" w:firstRow="0" w:lastRow="0" w:firstColumn="0" w:lastColumn="0" w:oddVBand="0" w:evenVBand="0" w:oddHBand="0" w:evenHBand="0" w:firstRowFirstColumn="0" w:firstRowLastColumn="0" w:lastRowFirstColumn="0" w:lastRowLastColumn="0"/>
+              <w:rPr>
+                <w:sz w:val="28"/>
+                <w:szCs w:val="28"/>
+              </w:rPr>
+            </w:pPr>
+            <w:r>
+              <w:rPr>
+                <w:sz w:val="28"/>
+                <w:szCs w:val="28"/>
+              </w:rPr>
+              <w:t>20 Days</w:t>
+            </w:r>
+          </w:p>
+        </w:tc>
+        <w:tc>
+          <w:tcPr>
+            <w:tcW w:w="1973" w:type="dxa"/>
+          </w:tcPr>
+          <w:p>
+            <w:pPr>
+              <w:jc w:val="center"/>
+              <w:cnfStyle w:val="000000000000" w:firstRow="0" w:lastRow="0" w:firstColumn="0" w:lastColumn="0" w:oddVBand="0" w:evenVBand="0" w:oddHBand="0" w:evenHBand="0" w:firstRowFirstColumn="0" w:firstRowLastColumn="0" w:lastRowFirstColumn="0" w:lastRowLastColumn="0"/>
+              <w:rPr>
+                <w:sz w:val="28"/>
+                <w:szCs w:val="28"/>
+              </w:rPr>
+            </w:pPr>
+            <w:r>
+              <w:rPr>
+                <w:sz w:val="28"/>
+                <w:szCs w:val="28"/>
+              </w:rPr>
+              <w:t>Programmer-1</w:t>
+            </w:r>
+          </w:p>
+        </w:tc>
+        <w:tc>
+          <w:tcPr>
+            <w:tcW w:w="1195" w:type="dxa"/>
+          </w:tcPr>
+          <w:p>
+            <w:pPr>
+              <w:jc w:val="center"/>
+              <w:cnfStyle w:val="000000000000" w:firstRow="0" w:lastRow="0" w:firstColumn="0" w:lastColumn="0" w:oddVBand="0" w:evenVBand="0" w:oddHBand="0" w:evenHBand="0" w:firstRowFirstColumn="0" w:firstRowLastColumn="0" w:lastRowFirstColumn="0" w:lastRowLastColumn="0"/>
+              <w:rPr>
+                <w:sz w:val="28"/>
+                <w:szCs w:val="28"/>
+              </w:rPr>
+            </w:pPr>
+            <w:r>
+              <w:rPr>
+                <w:sz w:val="28"/>
+                <w:szCs w:val="28"/>
+              </w:rPr>
+              <w:t>50K</w:t>
+            </w:r>
+          </w:p>
+        </w:tc>
+      </w:tr>
+      <w:tr>
+        <w:tc>
+          <w:tcPr>
+            <w:cnfStyle w:val="001000000000" w:firstRow="0" w:lastRow="0" w:firstColumn="1" w:lastColumn="0" w:oddVBand="0" w:evenVBand="0" w:oddHBand="0" w:evenHBand="0" w:firstRowFirstColumn="0" w:firstRowLastColumn="0" w:lastRowFirstColumn="0" w:lastRowLastColumn="0"/>
+            <w:tcW w:w="1368" w:type="dxa"/>
+            <w:vMerge/>
+          </w:tcPr>
+          <w:p>
+            <w:pPr>
+              <w:rPr>
+                <w:b w:val="0"/>
+                <w:sz w:val="34"/>
+              </w:rPr>
+            </w:pPr>
+          </w:p>
+        </w:tc>
+        <w:tc>
+          <w:tcPr>
+            <w:tcW w:w="3420" w:type="dxa"/>
+          </w:tcPr>
+          <w:p>
+            <w:pPr>
+              <w:cnfStyle w:val="000000000000" w:firstRow="0" w:lastRow="0" w:firstColumn="0" w:lastColumn="0" w:oddVBand="0" w:evenVBand="0" w:oddHBand="0" w:evenHBand="0" w:firstRowFirstColumn="0" w:firstRowLastColumn="0" w:lastRowFirstColumn="0" w:lastRowLastColumn="0"/>
+              <w:rPr>
+                <w:sz w:val="28"/>
+                <w:szCs w:val="28"/>
+              </w:rPr>
+            </w:pPr>
+            <w:r>
+              <w:rPr>
+                <w:sz w:val="28"/>
+                <w:szCs w:val="28"/>
+              </w:rPr>
+              <w:t>Database Design</w:t>
+            </w:r>
+          </w:p>
+        </w:tc>
+        <w:tc>
+          <w:tcPr>
+            <w:tcW w:w="1620" w:type="dxa"/>
+          </w:tcPr>
+          <w:p>
+            <w:pPr>
+              <w:jc w:val="center"/>
+              <w:cnfStyle w:val="000000000000" w:firstRow="0" w:lastRow="0" w:firstColumn="0" w:lastColumn="0" w:oddVBand="0" w:evenVBand="0" w:oddHBand="0" w:evenHBand="0" w:firstRowFirstColumn="0" w:firstRowLastColumn="0" w:lastRowFirstColumn="0" w:lastRowLastColumn="0"/>
+              <w:rPr>
+                <w:sz w:val="28"/>
+                <w:szCs w:val="28"/>
+              </w:rPr>
+            </w:pPr>
+            <w:r>
+              <w:rPr>
+                <w:sz w:val="28"/>
+                <w:szCs w:val="28"/>
+              </w:rPr>
+              <w:t>5 Days</w:t>
+            </w:r>
+          </w:p>
+        </w:tc>
+        <w:tc>
+          <w:tcPr>
+            <w:tcW w:w="1973" w:type="dxa"/>
+          </w:tcPr>
+          <w:p>
+            <w:pPr>
+              <w:jc w:val="center"/>
+              <w:cnfStyle w:val="000000000000" w:firstRow="0" w:lastRow="0" w:firstColumn="0" w:lastColumn="0" w:oddVBand="0" w:evenVBand="0" w:oddHBand="0" w:evenHBand="0" w:firstRowFirstColumn="0" w:firstRowLastColumn="0" w:lastRowFirstColumn="0" w:lastRowLastColumn="0"/>
+              <w:rPr>
+                <w:sz w:val="28"/>
+                <w:szCs w:val="28"/>
+              </w:rPr>
+            </w:pPr>
+            <w:r>
+              <w:rPr>
+                <w:sz w:val="28"/>
+                <w:szCs w:val="28"/>
+              </w:rPr>
+              <w:t>DB Expert-1</w:t>
+            </w:r>
+          </w:p>
+        </w:tc>
+        <w:tc>
+          <w:tcPr>
+            <w:tcW w:w="1195" w:type="dxa"/>
+          </w:tcPr>
+          <w:p>
+            <w:pPr>
+              <w:jc w:val="center"/>
+              <w:cnfStyle w:val="000000000000" w:firstRow="0" w:lastRow="0" w:firstColumn="0" w:lastColumn="0" w:oddVBand="0" w:evenVBand="0" w:oddHBand="0" w:evenHBand="0" w:firstRowFirstColumn="0" w:firstRowLastColumn="0" w:lastRowFirstColumn="0" w:lastRowLastColumn="0"/>
+              <w:rPr>
+                <w:sz w:val="28"/>
+                <w:szCs w:val="28"/>
+              </w:rPr>
+            </w:pPr>
+            <w:r>
+              <w:rPr>
+                <w:sz w:val="28"/>
+                <w:szCs w:val="28"/>
+              </w:rPr>
+              <w:t>20K</w:t>
+            </w:r>
+          </w:p>
+        </w:tc>
+      </w:tr>
+      <w:tr>
+        <w:tc>
+          <w:tcPr>
+            <w:cnfStyle w:val="001000000000" w:firstRow="0" w:lastRow="0" w:firstColumn="1" w:lastColumn="0" w:oddVBand="0" w:evenVBand="0" w:oddHBand="0" w:evenHBand="0" w:firstRowFirstColumn="0" w:firstRowLastColumn="0" w:lastRowFirstColumn="0" w:lastRowLastColumn="0"/>
+            <w:tcW w:w="9576" w:type="dxa"/>
+            <w:gridSpan w:val="5"/>
+          </w:tcPr>
+          <w:p>
+            <w:pPr>
+              <w:jc w:val="center"/>
+              <w:rPr>
+                <w:sz w:val="28"/>
+                <w:szCs w:val="28"/>
+              </w:rPr>
+            </w:pPr>
+          </w:p>
+        </w:tc>
+      </w:tr>
+      <w:tr>
+        <w:tc>
+          <w:tcPr>
+            <w:cnfStyle w:val="001000000000" w:firstRow="0" w:lastRow="0" w:firstColumn="1" w:lastColumn="0" w:oddVBand="0" w:evenVBand="0" w:oddHBand="0" w:evenHBand="0" w:firstRowFirstColumn="0" w:firstRowLastColumn="0" w:lastRowFirstColumn="0" w:lastRowLastColumn="0"/>
+            <w:tcW w:w="1368" w:type="dxa"/>
+          </w:tcPr>
+          <w:p>
+            <w:pPr>
+              <w:rPr>
+                <w:b w:val="0"/>
+                <w:sz w:val="34"/>
+              </w:rPr>
+            </w:pPr>
+          </w:p>
+        </w:tc>
+        <w:tc>
+          <w:tcPr>
+            <w:tcW w:w="3420" w:type="dxa"/>
+          </w:tcPr>
+          <w:p>
+            <w:pPr>
+              <w:cnfStyle w:val="000000000000" w:firstRow="0" w:lastRow="0" w:firstColumn="0" w:lastColumn="0" w:oddVBand="0" w:evenVBand="0" w:oddHBand="0" w:evenHBand="0" w:firstRowFirstColumn="0" w:firstRowLastColumn="0" w:lastRowFirstColumn="0" w:lastRowLastColumn="0"/>
+              <w:rPr>
+                <w:color w:val="FF0000"/>
+                <w:sz w:val="28"/>
+                <w:szCs w:val="28"/>
+              </w:rPr>
+            </w:pPr>
+            <w:r>
+              <w:rPr>
+                <w:color w:val="FF0000"/>
+                <w:sz w:val="28"/>
+                <w:szCs w:val="28"/>
+              </w:rPr>
+              <w:t>Coding</w:t>
+            </w:r>
+          </w:p>
+        </w:tc>
+        <w:tc>
+          <w:tcPr>
+            <w:tcW w:w="1620" w:type="dxa"/>
+          </w:tcPr>
+          <w:p>
+            <w:pPr>
+              <w:jc w:val="center"/>
+              <w:cnfStyle w:val="000000000000" w:firstRow="0" w:lastRow="0" w:firstColumn="0" w:lastColumn="0" w:oddVBand="0" w:evenVBand="0" w:oddHBand="0" w:evenHBand="0" w:firstRowFirstColumn="0" w:firstRowLastColumn="0" w:lastRowFirstColumn="0" w:lastRowLastColumn="0"/>
+              <w:rPr>
+                <w:color w:val="FF0000"/>
+                <w:sz w:val="28"/>
+                <w:szCs w:val="28"/>
+              </w:rPr>
+            </w:pPr>
+            <w:r>
+              <w:rPr>
+                <w:color w:val="FF0000"/>
+                <w:sz w:val="28"/>
+                <w:szCs w:val="28"/>
+              </w:rPr>
+              <w:t>30 Days</w:t>
+            </w:r>
+          </w:p>
+        </w:tc>
+        <w:tc>
+          <w:tcPr>
+            <w:tcW w:w="1973" w:type="dxa"/>
+          </w:tcPr>
+          <w:p>
+            <w:pPr>
+              <w:jc w:val="center"/>
+              <w:cnfStyle w:val="000000000000" w:firstRow="0" w:lastRow="0" w:firstColumn="0" w:lastColumn="0" w:oddVBand="0" w:evenVBand="0" w:oddHBand="0" w:evenHBand="0" w:firstRowFirstColumn="0" w:firstRowLastColumn="0" w:lastRowFirstColumn="0" w:lastRowLastColumn="0"/>
+              <w:rPr>
+                <w:color w:val="FF0000"/>
+                <w:sz w:val="28"/>
+                <w:szCs w:val="28"/>
+              </w:rPr>
+            </w:pPr>
+          </w:p>
+        </w:tc>
+        <w:tc>
+          <w:tcPr>
+            <w:tcW w:w="1195" w:type="dxa"/>
+          </w:tcPr>
+          <w:p>
+            <w:pPr>
+              <w:jc w:val="center"/>
+              <w:cnfStyle w:val="000000000000" w:firstRow="0" w:lastRow="0" w:firstColumn="0" w:lastColumn="0" w:oddVBand="0" w:evenVBand="0" w:oddHBand="0" w:evenHBand="0" w:firstRowFirstColumn="0" w:firstRowLastColumn="0" w:lastRowFirstColumn="0" w:lastRowLastColumn="0"/>
+              <w:rPr>
+                <w:color w:val="FF0000"/>
+                <w:sz w:val="28"/>
+                <w:szCs w:val="28"/>
+              </w:rPr>
+            </w:pPr>
+            <w:r>
+              <w:rPr>
+                <w:color w:val="FF0000"/>
+                <w:sz w:val="28"/>
+                <w:szCs w:val="28"/>
+              </w:rPr>
+              <w:t>100K</w:t>
+            </w:r>
+          </w:p>
+        </w:tc>
+      </w:tr>
+      <w:tr>
+        <w:tc>
+          <w:tcPr>
+            <w:cnfStyle w:val="001000000000" w:firstRow="0" w:lastRow="0" w:firstColumn="1" w:lastColumn="0" w:oddVBand="0" w:evenVBand="0" w:oddHBand="0" w:evenHBand="0" w:firstRowFirstColumn="0" w:firstRowLastColumn="0" w:lastRowFirstColumn="0" w:lastRowLastColumn="0"/>
+            <w:tcW w:w="1368" w:type="dxa"/>
+            <w:vMerge w:val="restart"/>
+            <w:textDirection w:val="btLr"/>
+            <w:vAlign w:val="center"/>
+          </w:tcPr>
+          <w:p>
+            <w:pPr>
+              <w:ind w:left="113" w:right="113"/>
+              <w:rPr>
+                <w:b w:val="0"/>
+                <w:sz w:val="34"/>
+              </w:rPr>
+            </w:pPr>
+            <w:r>
+              <w:rPr>
+                <w:b w:val="0"/>
+                <w:sz w:val="26"/>
+              </w:rPr>
+              <w:t>Coding</w:t>
+            </w:r>
+          </w:p>
+        </w:tc>
+        <w:tc>
+          <w:tcPr>
+            <w:tcW w:w="3420" w:type="dxa"/>
+          </w:tcPr>
+          <w:p>
+            <w:pPr>
+              <w:cnfStyle w:val="000000000000" w:firstRow="0" w:lastRow="0" w:firstColumn="0" w:lastColumn="0" w:oddVBand="0" w:evenVBand="0" w:oddHBand="0" w:evenHBand="0" w:firstRowFirstColumn="0" w:firstRowLastColumn="0" w:lastRowFirstColumn="0" w:lastRowLastColumn="0"/>
+              <w:rPr>
+                <w:sz w:val="28"/>
+                <w:szCs w:val="28"/>
+              </w:rPr>
+            </w:pPr>
+            <w:r>
+              <w:rPr>
+                <w:sz w:val="28"/>
+                <w:szCs w:val="28"/>
+              </w:rPr>
+              <w:t xml:space="preserve">UI/UX </w:t>
+            </w:r>
+          </w:p>
+        </w:tc>
+        <w:tc>
+          <w:tcPr>
+            <w:tcW w:w="1620" w:type="dxa"/>
+          </w:tcPr>
+          <w:p>
+            <w:pPr>
+              <w:jc w:val="center"/>
+              <w:cnfStyle w:val="000000000000" w:firstRow="0" w:lastRow="0" w:firstColumn="0" w:lastColumn="0" w:oddVBand="0" w:evenVBand="0" w:oddHBand="0" w:evenHBand="0" w:firstRowFirstColumn="0" w:firstRowLastColumn="0" w:lastRowFirstColumn="0" w:lastRowLastColumn="0"/>
+              <w:rPr>
+                <w:sz w:val="28"/>
+                <w:szCs w:val="28"/>
+              </w:rPr>
+            </w:pPr>
+            <w:r>
+              <w:rPr>
+                <w:sz w:val="28"/>
+                <w:szCs w:val="28"/>
+              </w:rPr>
+              <w:t>10 Days</w:t>
+            </w:r>
+          </w:p>
+        </w:tc>
+        <w:tc>
+          <w:tcPr>
+            <w:tcW w:w="1973" w:type="dxa"/>
+          </w:tcPr>
+          <w:p>
+            <w:pPr>
+              <w:jc w:val="center"/>
+              <w:cnfStyle w:val="000000000000" w:firstRow="0" w:lastRow="0" w:firstColumn="0" w:lastColumn="0" w:oddVBand="0" w:evenVBand="0" w:oddHBand="0" w:evenHBand="0" w:firstRowFirstColumn="0" w:firstRowLastColumn="0" w:lastRowFirstColumn="0" w:lastRowLastColumn="0"/>
+              <w:rPr>
+                <w:sz w:val="24"/>
+                <w:szCs w:val="28"/>
+              </w:rPr>
+            </w:pPr>
+            <w:r>
+              <w:rPr>
+                <w:sz w:val="24"/>
+                <w:szCs w:val="28"/>
+              </w:rPr>
+              <w:t>JS Programmer</w:t>
+            </w:r>
+          </w:p>
+        </w:tc>
+        <w:tc>
+          <w:tcPr>
+            <w:tcW w:w="1195" w:type="dxa"/>
+          </w:tcPr>
+          <w:p>
+            <w:pPr>
+              <w:jc w:val="center"/>
+              <w:cnfStyle w:val="000000000000" w:firstRow="0" w:lastRow="0" w:firstColumn="0" w:lastColumn="0" w:oddVBand="0" w:evenVBand="0" w:oddHBand="0" w:evenHBand="0" w:firstRowFirstColumn="0" w:firstRowLastColumn="0" w:lastRowFirstColumn="0" w:lastRowLastColumn="0"/>
+              <w:rPr>
+                <w:sz w:val="28"/>
+                <w:szCs w:val="28"/>
+              </w:rPr>
+            </w:pPr>
+            <w:r>
+              <w:rPr>
+                <w:sz w:val="28"/>
+                <w:szCs w:val="28"/>
+              </w:rPr>
+              <w:t>40K</w:t>
+            </w:r>
+          </w:p>
+        </w:tc>
+      </w:tr>
+      <w:tr>
+        <w:tc>
+          <w:tcPr>
+            <w:cnfStyle w:val="001000000000" w:firstRow="0" w:lastRow="0" w:firstColumn="1" w:lastColumn="0" w:oddVBand="0" w:evenVBand="0" w:oddHBand="0" w:evenHBand="0" w:firstRowFirstColumn="0" w:firstRowLastColumn="0" w:lastRowFirstColumn="0" w:lastRowLastColumn="0"/>
+            <w:tcW w:w="1368" w:type="dxa"/>
+            <w:vMerge/>
+          </w:tcPr>
+          <w:p>
+            <w:pPr>
+              <w:rPr>
+                <w:b w:val="0"/>
+                <w:sz w:val="34"/>
+              </w:rPr>
+            </w:pPr>
+          </w:p>
+        </w:tc>
+        <w:tc>
+          <w:tcPr>
+            <w:tcW w:w="3420" w:type="dxa"/>
+          </w:tcPr>
+          <w:p>
+            <w:pPr>
+              <w:cnfStyle w:val="000000000000" w:firstRow="0" w:lastRow="0" w:firstColumn="0" w:lastColumn="0" w:oddVBand="0" w:evenVBand="0" w:oddHBand="0" w:evenHBand="0" w:firstRowFirstColumn="0" w:firstRowLastColumn="0" w:lastRowFirstColumn="0" w:lastRowLastColumn="0"/>
+              <w:rPr>
+                <w:sz w:val="28"/>
+                <w:szCs w:val="28"/>
+              </w:rPr>
+            </w:pPr>
+            <w:r>
+              <w:rPr>
+                <w:sz w:val="28"/>
+                <w:szCs w:val="28"/>
+              </w:rPr>
+              <w:t>Server Side Scripting</w:t>
+            </w:r>
+          </w:p>
+        </w:tc>
+        <w:tc>
+          <w:tcPr>
+            <w:tcW w:w="1620" w:type="dxa"/>
+          </w:tcPr>
+          <w:p>
+            <w:pPr>
+              <w:jc w:val="center"/>
+              <w:cnfStyle w:val="000000000000" w:firstRow="0" w:lastRow="0" w:firstColumn="0" w:lastColumn="0" w:oddVBand="0" w:evenVBand="0" w:oddHBand="0" w:evenHBand="0" w:firstRowFirstColumn="0" w:firstRowLastColumn="0" w:lastRowFirstColumn="0" w:lastRowLastColumn="0"/>
+              <w:rPr>
+                <w:sz w:val="28"/>
+                <w:szCs w:val="28"/>
+              </w:rPr>
+            </w:pPr>
+            <w:r>
+              <w:rPr>
+                <w:sz w:val="28"/>
+                <w:szCs w:val="28"/>
+              </w:rPr>
+              <w:t>15 Days</w:t>
+            </w:r>
+          </w:p>
+        </w:tc>
+        <w:tc>
+          <w:tcPr>
+            <w:tcW w:w="1973" w:type="dxa"/>
+          </w:tcPr>
+          <w:p>
+            <w:pPr>
+              <w:jc w:val="center"/>
+              <w:cnfStyle w:val="000000000000" w:firstRow="0" w:lastRow="0" w:firstColumn="0" w:lastColumn="0" w:oddVBand="0" w:evenVBand="0" w:oddHBand="0" w:evenHBand="0" w:firstRowFirstColumn="0" w:firstRowLastColumn="0" w:lastRowFirstColumn="0" w:lastRowLastColumn="0"/>
+              <w:rPr>
+                <w:sz w:val="24"/>
+                <w:szCs w:val="28"/>
+              </w:rPr>
+            </w:pPr>
+            <w:r>
+              <w:rPr>
+                <w:sz w:val="24"/>
+                <w:szCs w:val="28"/>
+              </w:rPr>
+              <w:t>PHP Programmer</w:t>
+            </w:r>
+          </w:p>
+        </w:tc>
+        <w:tc>
+          <w:tcPr>
+            <w:tcW w:w="1195" w:type="dxa"/>
+          </w:tcPr>
+          <w:p>
+            <w:pPr>
+              <w:jc w:val="center"/>
+              <w:cnfStyle w:val="000000000000" w:firstRow="0" w:lastRow="0" w:firstColumn="0" w:lastColumn="0" w:oddVBand="0" w:evenVBand="0" w:oddHBand="0" w:evenHBand="0" w:firstRowFirstColumn="0" w:firstRowLastColumn="0" w:lastRowFirstColumn="0" w:lastRowLastColumn="0"/>
+              <w:rPr>
+                <w:sz w:val="28"/>
+                <w:szCs w:val="28"/>
+              </w:rPr>
+            </w:pPr>
+            <w:r>
+              <w:rPr>
+                <w:sz w:val="28"/>
+                <w:szCs w:val="28"/>
+              </w:rPr>
+              <w:t>40K</w:t>
+            </w:r>
+          </w:p>
+        </w:tc>
+      </w:tr>
+      <w:tr>
+        <w:tc>
+          <w:tcPr>
+            <w:cnfStyle w:val="001000000000" w:firstRow="0" w:lastRow="0" w:firstColumn="1" w:lastColumn="0" w:oddVBand="0" w:evenVBand="0" w:oddHBand="0" w:evenHBand="0" w:firstRowFirstColumn="0" w:firstRowLastColumn="0" w:lastRowFirstColumn="0" w:lastRowLastColumn="0"/>
+            <w:tcW w:w="1368" w:type="dxa"/>
+            <w:vMerge/>
+          </w:tcPr>
+          <w:p>
+            <w:pPr>
+              <w:rPr>
+                <w:b w:val="0"/>
+                <w:sz w:val="34"/>
+              </w:rPr>
+            </w:pPr>
+          </w:p>
+        </w:tc>
+        <w:tc>
+          <w:tcPr>
+            <w:tcW w:w="3420" w:type="dxa"/>
+          </w:tcPr>
+          <w:p>
+            <w:pPr>
+              <w:cnfStyle w:val="000000000000" w:firstRow="0" w:lastRow="0" w:firstColumn="0" w:lastColumn="0" w:oddVBand="0" w:evenVBand="0" w:oddHBand="0" w:evenHBand="0" w:firstRowFirstColumn="0" w:firstRowLastColumn="0" w:lastRowFirstColumn="0" w:lastRowLastColumn="0"/>
+              <w:rPr>
+                <w:sz w:val="28"/>
+                <w:szCs w:val="28"/>
+              </w:rPr>
+            </w:pPr>
+            <w:r>
+              <w:rPr>
+                <w:sz w:val="28"/>
+                <w:szCs w:val="28"/>
+              </w:rPr>
+              <w:t>Database Integration</w:t>
+            </w:r>
+          </w:p>
+        </w:tc>
+        <w:tc>
+          <w:tcPr>
+            <w:tcW w:w="1620" w:type="dxa"/>
+          </w:tcPr>
+          <w:p>
+            <w:pPr>
+              <w:jc w:val="center"/>
+              <w:cnfStyle w:val="000000000000" w:firstRow="0" w:lastRow="0" w:firstColumn="0" w:lastColumn="0" w:oddVBand="0" w:evenVBand="0" w:oddHBand="0" w:evenHBand="0" w:firstRowFirstColumn="0" w:firstRowLastColumn="0" w:lastRowFirstColumn="0" w:lastRowLastColumn="0"/>
+              <w:rPr>
+                <w:sz w:val="28"/>
+                <w:szCs w:val="28"/>
+              </w:rPr>
+            </w:pPr>
+            <w:r>
+              <w:rPr>
+                <w:sz w:val="28"/>
+                <w:szCs w:val="28"/>
+              </w:rPr>
+              <w:t>05 Days</w:t>
+            </w:r>
+          </w:p>
+        </w:tc>
+        <w:tc>
+          <w:tcPr>
+            <w:tcW w:w="1973" w:type="dxa"/>
+          </w:tcPr>
+          <w:p>
+            <w:pPr>
+              <w:jc w:val="center"/>
+              <w:cnfStyle w:val="000000000000" w:firstRow="0" w:lastRow="0" w:firstColumn="0" w:lastColumn="0" w:oddVBand="0" w:evenVBand="0" w:oddHBand="0" w:evenHBand="0" w:firstRowFirstColumn="0" w:firstRowLastColumn="0" w:lastRowFirstColumn="0" w:lastRowLastColumn="0"/>
+              <w:rPr>
+                <w:sz w:val="28"/>
+                <w:szCs w:val="28"/>
+              </w:rPr>
+            </w:pPr>
+            <w:r>
+              <w:rPr>
+                <w:sz w:val="24"/>
+                <w:szCs w:val="28"/>
+              </w:rPr>
+              <w:t>DB Expert-1</w:t>
+            </w:r>
+          </w:p>
+        </w:tc>
+        <w:tc>
+          <w:tcPr>
+            <w:tcW w:w="1195" w:type="dxa"/>
+          </w:tcPr>
+          <w:p>
+            <w:pPr>
+              <w:jc w:val="center"/>
+              <w:cnfStyle w:val="000000000000" w:firstRow="0" w:lastRow="0" w:firstColumn="0" w:lastColumn="0" w:oddVBand="0" w:evenVBand="0" w:oddHBand="0" w:evenHBand="0" w:firstRowFirstColumn="0" w:firstRowLastColumn="0" w:lastRowFirstColumn="0" w:lastRowLastColumn="0"/>
+              <w:rPr>
+                <w:sz w:val="28"/>
+                <w:szCs w:val="28"/>
+              </w:rPr>
+            </w:pPr>
+            <w:r>
+              <w:rPr>
+                <w:sz w:val="28"/>
+                <w:szCs w:val="28"/>
+              </w:rPr>
+              <w:t>10K</w:t>
+            </w:r>
+          </w:p>
+        </w:tc>
+      </w:tr>
+      <w:tr>
+        <w:tc>
+          <w:tcPr>
+            <w:cnfStyle w:val="001000000000" w:firstRow="0" w:lastRow="0" w:firstColumn="1" w:lastColumn="0" w:oddVBand="0" w:evenVBand="0" w:oddHBand="0" w:evenHBand="0" w:firstRowFirstColumn="0" w:firstRowLastColumn="0" w:lastRowFirstColumn="0" w:lastRowLastColumn="0"/>
+            <w:tcW w:w="9576" w:type="dxa"/>
+            <w:gridSpan w:val="5"/>
+          </w:tcPr>
+          <w:p>
+            <w:pPr>
+              <w:jc w:val="center"/>
+              <w:rPr>
+                <w:sz w:val="28"/>
+                <w:szCs w:val="28"/>
+              </w:rPr>
+            </w:pPr>
+          </w:p>
+        </w:tc>
+      </w:tr>
+      <w:tr>
+        <w:tc>
+          <w:tcPr>
+            <w:cnfStyle w:val="001000000000" w:firstRow="0" w:lastRow="0" w:firstColumn="1" w:lastColumn="0" w:oddVBand="0" w:evenVBand="0" w:oddHBand="0" w:evenHBand="0" w:firstRowFirstColumn="0" w:firstRowLastColumn="0" w:lastRowFirstColumn="0" w:lastRowLastColumn="0"/>
+            <w:tcW w:w="1368" w:type="dxa"/>
+            <w:vMerge w:val="restart"/>
+            <w:textDirection w:val="btLr"/>
+            <w:vAlign w:val="center"/>
+          </w:tcPr>
+          <w:p>
+            <w:pPr>
+              <w:ind w:left="113" w:right="113"/>
+              <w:rPr>
+                <w:b w:val="0"/>
+                <w:sz w:val="34"/>
+              </w:rPr>
+            </w:pPr>
+            <w:r>
+              <w:rPr>
+                <w:b w:val="0"/>
+                <w:sz w:val="26"/>
+              </w:rPr>
+              <w:t>Testing</w:t>
+            </w:r>
+          </w:p>
+        </w:tc>
+        <w:tc>
+          <w:tcPr>
+            <w:tcW w:w="3420" w:type="dxa"/>
+          </w:tcPr>
+          <w:p>
+            <w:pPr>
+              <w:cnfStyle w:val="000000000000" w:firstRow="0" w:lastRow="0" w:firstColumn="0" w:lastColumn="0" w:oddVBand="0" w:evenVBand="0" w:oddHBand="0" w:evenHBand="0" w:firstRowFirstColumn="0" w:firstRowLastColumn="0" w:lastRowFirstColumn="0" w:lastRowLastColumn="0"/>
+              <w:rPr>
+                <w:color w:val="FF0000"/>
+                <w:sz w:val="28"/>
+                <w:szCs w:val="28"/>
+              </w:rPr>
+            </w:pPr>
+            <w:r>
+              <w:rPr>
+                <w:color w:val="FF0000"/>
+                <w:sz w:val="28"/>
+                <w:szCs w:val="28"/>
+              </w:rPr>
+              <w:t>Testing</w:t>
+            </w:r>
+            <w:r>
+              <w:rPr>
+                <w:color w:val="FF0000"/>
+                <w:sz w:val="28"/>
+                <w:szCs w:val="28"/>
+              </w:rPr>
+              <w:t>/Debugging</w:t>
+            </w:r>
+          </w:p>
+        </w:tc>
+        <w:tc>
+          <w:tcPr>
+            <w:tcW w:w="1620" w:type="dxa"/>
+          </w:tcPr>
+          <w:p>
+            <w:pPr>
+              <w:jc w:val="center"/>
+              <w:cnfStyle w:val="000000000000" w:firstRow="0" w:lastRow="0" w:firstColumn="0" w:lastColumn="0" w:oddVBand="0" w:evenVBand="0" w:oddHBand="0" w:evenHBand="0" w:firstRowFirstColumn="0" w:firstRowLastColumn="0" w:lastRowFirstColumn="0" w:lastRowLastColumn="0"/>
+              <w:rPr>
+                <w:color w:val="FF0000"/>
+                <w:sz w:val="28"/>
+                <w:szCs w:val="28"/>
+              </w:rPr>
+            </w:pPr>
+            <w:r>
+              <w:rPr>
+                <w:color w:val="FF0000"/>
+                <w:sz w:val="28"/>
+                <w:szCs w:val="28"/>
+              </w:rPr>
+              <w:t>10 Days</w:t>
+            </w:r>
+          </w:p>
+        </w:tc>
+        <w:tc>
+          <w:tcPr>
+            <w:tcW w:w="1973" w:type="dxa"/>
+          </w:tcPr>
+          <w:p>
+            <w:pPr>
+              <w:jc w:val="center"/>
+              <w:cnfStyle w:val="000000000000" w:firstRow="0" w:lastRow="0" w:firstColumn="0" w:lastColumn="0" w:oddVBand="0" w:evenVBand="0" w:oddHBand="0" w:evenHBand="0" w:firstRowFirstColumn="0" w:firstRowLastColumn="0" w:lastRowFirstColumn="0" w:lastRowLastColumn="0"/>
+              <w:rPr>
+                <w:color w:val="FF0000"/>
+                <w:sz w:val="24"/>
+                <w:szCs w:val="28"/>
+              </w:rPr>
+            </w:pPr>
+          </w:p>
+        </w:tc>
+        <w:tc>
+          <w:tcPr>
+            <w:tcW w:w="1195" w:type="dxa"/>
+          </w:tcPr>
+          <w:p>
+            <w:pPr>
+              <w:jc w:val="center"/>
+              <w:cnfStyle w:val="000000000000" w:firstRow="0" w:lastRow="0" w:firstColumn="0" w:lastColumn="0" w:oddVBand="0" w:evenVBand="0" w:oddHBand="0" w:evenHBand="0" w:firstRowFirstColumn="0" w:firstRowLastColumn="0" w:lastRowFirstColumn="0" w:lastRowLastColumn="0"/>
+              <w:rPr>
+                <w:color w:val="FF0000"/>
+                <w:sz w:val="28"/>
+                <w:szCs w:val="28"/>
+              </w:rPr>
+            </w:pPr>
+            <w:r>
+              <w:rPr>
+                <w:color w:val="FF0000"/>
+                <w:sz w:val="28"/>
+                <w:szCs w:val="28"/>
+              </w:rPr>
+              <w:t>50K</w:t>
+            </w:r>
+          </w:p>
+        </w:tc>
+      </w:tr>
+      <w:tr>
+        <w:tc>
+          <w:tcPr>
+            <w:cnfStyle w:val="001000000000" w:firstRow="0" w:lastRow="0" w:firstColumn="1" w:lastColumn="0" w:oddVBand="0" w:evenVBand="0" w:oddHBand="0" w:evenHBand="0" w:firstRowFirstColumn="0" w:firstRowLastColumn="0" w:lastRowFirstColumn="0" w:lastRowLastColumn="0"/>
+            <w:tcW w:w="1368" w:type="dxa"/>
+            <w:vMerge/>
+          </w:tcPr>
+          <w:p>
+            <w:pPr>
+              <w:rPr>
+                <w:b w:val="0"/>
+                <w:sz w:val="34"/>
+              </w:rPr>
+            </w:pPr>
+          </w:p>
+        </w:tc>
+        <w:tc>
+          <w:tcPr>
+            <w:tcW w:w="3420" w:type="dxa"/>
+          </w:tcPr>
+          <w:p>
+            <w:pPr>
+              <w:cnfStyle w:val="000000000000" w:firstRow="0" w:lastRow="0" w:firstColumn="0" w:lastColumn="0" w:oddVBand="0" w:evenVBand="0" w:oddHBand="0" w:evenHBand="0" w:firstRowFirstColumn="0" w:firstRowLastColumn="0" w:lastRowFirstColumn="0" w:lastRowLastColumn="0"/>
+              <w:rPr>
+                <w:sz w:val="28"/>
+                <w:szCs w:val="28"/>
+              </w:rPr>
+            </w:pPr>
+            <w:r>
+              <w:rPr>
+                <w:sz w:val="28"/>
+                <w:szCs w:val="28"/>
+              </w:rPr>
+              <w:t>UI/UX Testing</w:t>
+            </w:r>
+          </w:p>
+        </w:tc>
+        <w:tc>
+          <w:tcPr>
+            <w:tcW w:w="1620" w:type="dxa"/>
+          </w:tcPr>
+          <w:p>
+            <w:pPr>
+              <w:jc w:val="center"/>
+              <w:cnfStyle w:val="000000000000" w:firstRow="0" w:lastRow="0" w:firstColumn="0" w:lastColumn="0" w:oddVBand="0" w:evenVBand="0" w:oddHBand="0" w:evenHBand="0" w:firstRowFirstColumn="0" w:firstRowLastColumn="0" w:lastRowFirstColumn="0" w:lastRowLastColumn="0"/>
+              <w:rPr>
+                <w:sz w:val="28"/>
+                <w:szCs w:val="28"/>
+              </w:rPr>
+            </w:pPr>
+            <w:r>
+              <w:rPr>
+                <w:sz w:val="28"/>
+                <w:szCs w:val="28"/>
+              </w:rPr>
+              <w:t>5 Days</w:t>
+            </w:r>
+          </w:p>
+        </w:tc>
+        <w:tc>
+          <w:tcPr>
+            <w:tcW w:w="1973" w:type="dxa"/>
+          </w:tcPr>
+          <w:p>
+            <w:pPr>
+              <w:jc w:val="center"/>
+              <w:cnfStyle w:val="000000000000" w:firstRow="0" w:lastRow="0" w:firstColumn="0" w:lastColumn="0" w:oddVBand="0" w:evenVBand="0" w:oddHBand="0" w:evenHBand="0" w:firstRowFirstColumn="0" w:firstRowLastColumn="0" w:lastRowFirstColumn="0" w:lastRowLastColumn="0"/>
+              <w:rPr>
+                <w:sz w:val="24"/>
+                <w:szCs w:val="28"/>
+              </w:rPr>
+            </w:pPr>
+            <w:r>
+              <w:rPr>
+                <w:sz w:val="24"/>
+                <w:szCs w:val="28"/>
+              </w:rPr>
+              <w:t>JS Programmer</w:t>
+            </w:r>
+          </w:p>
+        </w:tc>
+        <w:tc>
+          <w:tcPr>
+            <w:tcW w:w="1195" w:type="dxa"/>
+          </w:tcPr>
+          <w:p>
+            <w:pPr>
+              <w:jc w:val="center"/>
+              <w:cnfStyle w:val="000000000000" w:firstRow="0" w:lastRow="0" w:firstColumn="0" w:lastColumn="0" w:oddVBand="0" w:evenVBand="0" w:oddHBand="0" w:evenHBand="0" w:firstRowFirstColumn="0" w:firstRowLastColumn="0" w:lastRowFirstColumn="0" w:lastRowLastColumn="0"/>
+              <w:rPr>
+                <w:sz w:val="28"/>
+                <w:szCs w:val="28"/>
+              </w:rPr>
+            </w:pPr>
+            <w:r>
+              <w:rPr>
+                <w:sz w:val="28"/>
+                <w:szCs w:val="28"/>
+              </w:rPr>
+              <w:t>25K</w:t>
+            </w:r>
+          </w:p>
+        </w:tc>
+      </w:tr>
+      <w:tr>
+        <w:tc>
+          <w:tcPr>
+            <w:cnfStyle w:val="001000000000" w:firstRow="0" w:lastRow="0" w:firstColumn="1" w:lastColumn="0" w:oddVBand="0" w:evenVBand="0" w:oddHBand="0" w:evenHBand="0" w:firstRowFirstColumn="0" w:firstRowLastColumn="0" w:lastRowFirstColumn="0" w:lastRowLastColumn="0"/>
+            <w:tcW w:w="1368" w:type="dxa"/>
+            <w:vMerge/>
+          </w:tcPr>
+          <w:p>
+            <w:pPr>
+              <w:rPr>
+                <w:b w:val="0"/>
+                <w:sz w:val="34"/>
+              </w:rPr>
+            </w:pPr>
+          </w:p>
+        </w:tc>
+        <w:tc>
+          <w:tcPr>
+            <w:tcW w:w="3420" w:type="dxa"/>
+          </w:tcPr>
+          <w:p>
+            <w:pPr>
+              <w:cnfStyle w:val="000000000000" w:firstRow="0" w:lastRow="0" w:firstColumn="0" w:lastColumn="0" w:oddVBand="0" w:evenVBand="0" w:oddHBand="0" w:evenHBand="0" w:firstRowFirstColumn="0" w:firstRowLastColumn="0" w:lastRowFirstColumn="0" w:lastRowLastColumn="0"/>
+              <w:rPr>
+                <w:sz w:val="28"/>
+                <w:szCs w:val="28"/>
+              </w:rPr>
+            </w:pPr>
+            <w:r>
+              <w:rPr>
+                <w:sz w:val="28"/>
+                <w:szCs w:val="28"/>
+              </w:rPr>
+              <w:t>PHP Testing</w:t>
+            </w:r>
+          </w:p>
+        </w:tc>
+        <w:tc>
+          <w:tcPr>
+            <w:tcW w:w="1620" w:type="dxa"/>
+          </w:tcPr>
+          <w:p>
+            <w:pPr>
+              <w:jc w:val="center"/>
+              <w:cnfStyle w:val="000000000000" w:firstRow="0" w:lastRow="0" w:firstColumn="0" w:lastColumn="0" w:oddVBand="0" w:evenVBand="0" w:oddHBand="0" w:evenHBand="0" w:firstRowFirstColumn="0" w:firstRowLastColumn="0" w:lastRowFirstColumn="0" w:lastRowLastColumn="0"/>
+              <w:rPr>
+                <w:sz w:val="28"/>
+                <w:szCs w:val="28"/>
+              </w:rPr>
+            </w:pPr>
+            <w:r>
+              <w:rPr>
+                <w:sz w:val="28"/>
+                <w:szCs w:val="28"/>
+              </w:rPr>
+              <w:t>5 Days</w:t>
+            </w:r>
+          </w:p>
+        </w:tc>
+        <w:tc>
+          <w:tcPr>
+            <w:tcW w:w="1973" w:type="dxa"/>
+          </w:tcPr>
+          <w:p>
+            <w:pPr>
+              <w:jc w:val="center"/>
+              <w:cnfStyle w:val="000000000000" w:firstRow="0" w:lastRow="0" w:firstColumn="0" w:lastColumn="0" w:oddVBand="0" w:evenVBand="0" w:oddHBand="0" w:evenHBand="0" w:firstRowFirstColumn="0" w:firstRowLastColumn="0" w:lastRowFirstColumn="0" w:lastRowLastColumn="0"/>
+              <w:rPr>
+                <w:sz w:val="24"/>
+                <w:szCs w:val="28"/>
+              </w:rPr>
+            </w:pPr>
+            <w:r>
+              <w:rPr>
+                <w:sz w:val="24"/>
+                <w:szCs w:val="28"/>
+              </w:rPr>
+              <w:t>PHP Programmer</w:t>
+            </w:r>
+          </w:p>
+        </w:tc>
+        <w:tc>
+          <w:tcPr>
+            <w:tcW w:w="1195" w:type="dxa"/>
+          </w:tcPr>
+          <w:p>
+            <w:pPr>
+              <w:jc w:val="center"/>
+              <w:cnfStyle w:val="000000000000" w:firstRow="0" w:lastRow="0" w:firstColumn="0" w:lastColumn="0" w:oddVBand="0" w:evenVBand="0" w:oddHBand="0" w:evenHBand="0" w:firstRowFirstColumn="0" w:firstRowLastColumn="0" w:lastRowFirstColumn="0" w:lastRowLastColumn="0"/>
+              <w:rPr>
+                <w:sz w:val="28"/>
+                <w:szCs w:val="28"/>
+              </w:rPr>
+            </w:pPr>
+            <w:r>
+              <w:rPr>
+                <w:sz w:val="28"/>
+                <w:szCs w:val="28"/>
+              </w:rPr>
+              <w:t>25K</w:t>
+            </w:r>
+          </w:p>
+        </w:tc>
+      </w:tr>
+      <w:tr>
+        <w:tc>
+          <w:tcPr>
+            <w:cnfStyle w:val="001000000000" w:firstRow="0" w:lastRow="0" w:firstColumn="1" w:lastColumn="0" w:oddVBand="0" w:evenVBand="0" w:oddHBand="0" w:evenHBand="0" w:firstRowFirstColumn="0" w:firstRowLastColumn="0" w:lastRowFirstColumn="0" w:lastRowLastColumn="0"/>
+            <w:tcW w:w="9576" w:type="dxa"/>
+            <w:gridSpan w:val="5"/>
+          </w:tcPr>
+          <w:p>
+            <w:pPr>
+              <w:jc w:val="center"/>
+              <w:rPr>
+                <w:sz w:val="28"/>
+                <w:szCs w:val="28"/>
+              </w:rPr>
+            </w:pPr>
+          </w:p>
+        </w:tc>
+      </w:tr>
+      <w:tr>
+        <w:tc>
+          <w:tcPr>
+            <w:cnfStyle w:val="001000000000" w:firstRow="0" w:lastRow="0" w:firstColumn="1" w:lastColumn="0" w:oddVBand="0" w:evenVBand="0" w:oddHBand="0" w:evenHBand="0" w:firstRowFirstColumn="0" w:firstRowLastColumn="0" w:lastRowFirstColumn="0" w:lastRowLastColumn="0"/>
+            <w:tcW w:w="1368" w:type="dxa"/>
+            <w:vMerge w:val="restart"/>
+            <w:textDirection w:val="btLr"/>
+            <w:vAlign w:val="center"/>
+          </w:tcPr>
+          <w:p>
+            <w:pPr>
+              <w:ind w:left="113" w:right="113"/>
+              <w:rPr>
+                <w:b w:val="0"/>
+                <w:sz w:val="26"/>
+              </w:rPr>
+            </w:pPr>
+            <w:r>
+              <w:rPr>
+                <w:b w:val="0"/>
+                <w:sz w:val="26"/>
+              </w:rPr>
+              <w:t>Maintenance</w:t>
+            </w:r>
+          </w:p>
+          <w:p>
+            <w:pPr>
+              <w:ind w:left="113" w:right="113"/>
+              <w:rPr>
+                <w:b w:val="0"/>
+                <w:sz w:val="34"/>
+              </w:rPr>
+            </w:pPr>
+          </w:p>
+        </w:tc>
+        <w:tc>
+          <w:tcPr>
+            <w:tcW w:w="3420" w:type="dxa"/>
+          </w:tcPr>
+          <w:p>
+            <w:pPr>
+              <w:cnfStyle w:val="000000000000" w:firstRow="0" w:lastRow="0" w:firstColumn="0" w:lastColumn="0" w:oddVBand="0" w:evenVBand="0" w:oddHBand="0" w:evenHBand="0" w:firstRowFirstColumn="0" w:firstRowLastColumn="0" w:lastRowFirstColumn="0" w:lastRowLastColumn="0"/>
+              <w:rPr>
+                <w:color w:val="FF0000"/>
+                <w:sz w:val="28"/>
+                <w:szCs w:val="28"/>
+              </w:rPr>
+            </w:pPr>
+            <w:r>
+              <w:rPr>
+                <w:color w:val="FF0000"/>
+                <w:sz w:val="28"/>
+                <w:szCs w:val="28"/>
+              </w:rPr>
+              <w:t>Maintenance</w:t>
+            </w:r>
+          </w:p>
+        </w:tc>
+        <w:tc>
+          <w:tcPr>
+            <w:tcW w:w="1620" w:type="dxa"/>
+          </w:tcPr>
+          <w:p>
+            <w:pPr>
+              <w:jc w:val="center"/>
+              <w:cnfStyle w:val="000000000000" w:firstRow="0" w:lastRow="0" w:firstColumn="0" w:lastColumn="0" w:oddVBand="0" w:evenVBand="0" w:oddHBand="0" w:evenHBand="0" w:firstRowFirstColumn="0" w:firstRowLastColumn="0" w:lastRowFirstColumn="0" w:lastRowLastColumn="0"/>
+              <w:rPr>
+                <w:color w:val="FF0000"/>
+                <w:sz w:val="28"/>
+                <w:szCs w:val="28"/>
+              </w:rPr>
+            </w:pPr>
+            <w:r>
+              <w:rPr>
+                <w:color w:val="FF0000"/>
+                <w:sz w:val="28"/>
+                <w:szCs w:val="28"/>
+              </w:rPr>
+              <w:t>30 Days</w:t>
+            </w:r>
+          </w:p>
+        </w:tc>
+        <w:tc>
+          <w:tcPr>
+            <w:tcW w:w="1973" w:type="dxa"/>
+          </w:tcPr>
+          <w:p>
+            <w:pPr>
+              <w:jc w:val="center"/>
+              <w:cnfStyle w:val="000000000000" w:firstRow="0" w:lastRow="0" w:firstColumn="0" w:lastColumn="0" w:oddVBand="0" w:evenVBand="0" w:oddHBand="0" w:evenHBand="0" w:firstRowFirstColumn="0" w:firstRowLastColumn="0" w:lastRowFirstColumn="0" w:lastRowLastColumn="0"/>
+              <w:rPr>
+                <w:color w:val="FF0000"/>
+                <w:sz w:val="24"/>
+                <w:szCs w:val="28"/>
+              </w:rPr>
+            </w:pPr>
+          </w:p>
+        </w:tc>
+        <w:tc>
+          <w:tcPr>
+            <w:tcW w:w="1195" w:type="dxa"/>
+          </w:tcPr>
+          <w:p>
+            <w:pPr>
+              <w:jc w:val="center"/>
+              <w:cnfStyle w:val="000000000000" w:firstRow="0" w:lastRow="0" w:firstColumn="0" w:lastColumn="0" w:oddVBand="0" w:evenVBand="0" w:oddHBand="0" w:evenHBand="0" w:firstRowFirstColumn="0" w:firstRowLastColumn="0" w:lastRowFirstColumn="0" w:lastRowLastColumn="0"/>
+              <w:rPr>
+                <w:color w:val="FF0000"/>
+                <w:sz w:val="28"/>
+                <w:szCs w:val="28"/>
+              </w:rPr>
+            </w:pPr>
+            <w:r>
+              <w:rPr>
+                <w:color w:val="FF0000"/>
+                <w:sz w:val="28"/>
+                <w:szCs w:val="28"/>
+              </w:rPr>
+              <w:t>100K</w:t>
+            </w:r>
+          </w:p>
+        </w:tc>
+      </w:tr>
+      <w:tr>
+        <w:tc>
+          <w:tcPr>
+            <w:cnfStyle w:val="001000000000" w:firstRow="0" w:lastRow="0" w:firstColumn="1" w:lastColumn="0" w:oddVBand="0" w:evenVBand="0" w:oddHBand="0" w:evenHBand="0" w:firstRowFirstColumn="0" w:firstRowLastColumn="0" w:lastRowFirstColumn="0" w:lastRowLastColumn="0"/>
+            <w:tcW w:w="1368" w:type="dxa"/>
+            <w:vMerge/>
+          </w:tcPr>
+          <w:p>
+            <w:pPr>
+              <w:rPr>
+                <w:b w:val="0"/>
+                <w:sz w:val="34"/>
+              </w:rPr>
+            </w:pPr>
+          </w:p>
+        </w:tc>
+        <w:tc>
+          <w:tcPr>
+            <w:tcW w:w="3420" w:type="dxa"/>
+          </w:tcPr>
+          <w:p>
+            <w:pPr>
+              <w:cnfStyle w:val="000000000000" w:firstRow="0" w:lastRow="0" w:firstColumn="0" w:lastColumn="0" w:oddVBand="0" w:evenVBand="0" w:oddHBand="0" w:evenHBand="0" w:firstRowFirstColumn="0" w:firstRowLastColumn="0" w:lastRowFirstColumn="0" w:lastRowLastColumn="0"/>
+              <w:rPr>
+                <w:sz w:val="28"/>
+                <w:szCs w:val="28"/>
+              </w:rPr>
+            </w:pPr>
+            <w:r>
+              <w:rPr>
+                <w:sz w:val="28"/>
+                <w:szCs w:val="28"/>
+              </w:rPr>
+              <w:t>Final Check</w:t>
+            </w:r>
+          </w:p>
+        </w:tc>
+        <w:tc>
+          <w:tcPr>
+            <w:tcW w:w="1620" w:type="dxa"/>
+          </w:tcPr>
+          <w:p>
+            <w:pPr>
+              <w:jc w:val="center"/>
+              <w:cnfStyle w:val="000000000000" w:firstRow="0" w:lastRow="0" w:firstColumn="0" w:lastColumn="0" w:oddVBand="0" w:evenVBand="0" w:oddHBand="0" w:evenHBand="0" w:firstRowFirstColumn="0" w:firstRowLastColumn="0" w:lastRowFirstColumn="0" w:lastRowLastColumn="0"/>
+              <w:rPr>
+                <w:sz w:val="28"/>
+                <w:szCs w:val="28"/>
+              </w:rPr>
+            </w:pPr>
+            <w:r>
+              <w:rPr>
+                <w:sz w:val="28"/>
+                <w:szCs w:val="28"/>
+              </w:rPr>
+              <w:t>10 Days</w:t>
+            </w:r>
+          </w:p>
+        </w:tc>
+        <w:tc>
+          <w:tcPr>
+            <w:tcW w:w="1973" w:type="dxa"/>
+          </w:tcPr>
+          <w:p>
+            <w:pPr>
+              <w:jc w:val="center"/>
+              <w:cnfStyle w:val="000000000000" w:firstRow="0" w:lastRow="0" w:firstColumn="0" w:lastColumn="0" w:oddVBand="0" w:evenVBand="0" w:oddHBand="0" w:evenHBand="0" w:firstRowFirstColumn="0" w:firstRowLastColumn="0" w:lastRowFirstColumn="0" w:lastRowLastColumn="0"/>
+              <w:rPr>
+                <w:sz w:val="24"/>
+                <w:szCs w:val="28"/>
+              </w:rPr>
+            </w:pPr>
+            <w:r>
+              <w:rPr>
+                <w:sz w:val="24"/>
+                <w:szCs w:val="28"/>
+              </w:rPr>
+              <w:t>Project Leader</w:t>
+            </w:r>
+          </w:p>
+        </w:tc>
+        <w:tc>
+          <w:tcPr>
+            <w:tcW w:w="1195" w:type="dxa"/>
+          </w:tcPr>
+          <w:p>
+            <w:pPr>
+              <w:jc w:val="center"/>
+              <w:cnfStyle w:val="000000000000" w:firstRow="0" w:lastRow="0" w:firstColumn="0" w:lastColumn="0" w:oddVBand="0" w:evenVBand="0" w:oddHBand="0" w:evenHBand="0" w:firstRowFirstColumn="0" w:firstRowLastColumn="0" w:lastRowFirstColumn="0" w:lastRowLastColumn="0"/>
+              <w:rPr>
+                <w:sz w:val="28"/>
+                <w:szCs w:val="28"/>
+              </w:rPr>
+            </w:pPr>
+            <w:r>
+              <w:rPr>
+                <w:sz w:val="28"/>
+                <w:szCs w:val="28"/>
+              </w:rPr>
+              <w:t>50K</w:t>
+            </w:r>
+          </w:p>
+        </w:tc>
+      </w:tr>
+      <w:tr>
+        <w:tc>
+          <w:tcPr>
+            <w:cnfStyle w:val="001000000000" w:firstRow="0" w:lastRow="0" w:firstColumn="1" w:lastColumn="0" w:oddVBand="0" w:evenVBand="0" w:oddHBand="0" w:evenHBand="0" w:firstRowFirstColumn="0" w:firstRowLastColumn="0" w:lastRowFirstColumn="0" w:lastRowLastColumn="0"/>
+            <w:tcW w:w="1368" w:type="dxa"/>
+            <w:vMerge/>
+          </w:tcPr>
+          <w:p>
+            <w:pPr>
+              <w:rPr>
+                <w:b w:val="0"/>
+                <w:sz w:val="34"/>
+              </w:rPr>
+            </w:pPr>
+          </w:p>
+        </w:tc>
+        <w:tc>
+          <w:tcPr>
+            <w:tcW w:w="3420" w:type="dxa"/>
+          </w:tcPr>
+          <w:p>
+            <w:pPr>
+              <w:cnfStyle w:val="000000000000" w:firstRow="0" w:lastRow="0" w:firstColumn="0" w:lastColumn="0" w:oddVBand="0" w:evenVBand="0" w:oddHBand="0" w:evenHBand="0" w:firstRowFirstColumn="0" w:firstRowLastColumn="0" w:lastRowFirstColumn="0" w:lastRowLastColumn="0"/>
+              <w:rPr>
+                <w:sz w:val="28"/>
+                <w:szCs w:val="28"/>
+              </w:rPr>
+            </w:pPr>
+            <w:r>
+              <w:rPr>
+                <w:sz w:val="28"/>
+                <w:szCs w:val="28"/>
+              </w:rPr>
+              <w:t>Documentation</w:t>
+            </w:r>
+          </w:p>
+        </w:tc>
+        <w:tc>
+          <w:tcPr>
+            <w:tcW w:w="1620" w:type="dxa"/>
+          </w:tcPr>
+          <w:p>
+            <w:pPr>
+              <w:jc w:val="center"/>
+              <w:cnfStyle w:val="000000000000" w:firstRow="0" w:lastRow="0" w:firstColumn="0" w:lastColumn="0" w:oddVBand="0" w:evenVBand="0" w:oddHBand="0" w:evenHBand="0" w:firstRowFirstColumn="0" w:firstRowLastColumn="0" w:lastRowFirstColumn="0" w:lastRowLastColumn="0"/>
+              <w:rPr>
+                <w:sz w:val="28"/>
+                <w:szCs w:val="28"/>
+              </w:rPr>
+            </w:pPr>
+            <w:r>
+              <w:rPr>
+                <w:sz w:val="28"/>
+                <w:szCs w:val="28"/>
+              </w:rPr>
+              <w:t>10 Days</w:t>
+            </w:r>
+          </w:p>
+        </w:tc>
+        <w:tc>
+          <w:tcPr>
+            <w:tcW w:w="1973" w:type="dxa"/>
+          </w:tcPr>
+          <w:p>
+            <w:pPr>
+              <w:jc w:val="center"/>
+              <w:cnfStyle w:val="000000000000" w:firstRow="0" w:lastRow="0" w:firstColumn="0" w:lastColumn="0" w:oddVBand="0" w:evenVBand="0" w:oddHBand="0" w:evenHBand="0" w:firstRowFirstColumn="0" w:firstRowLastColumn="0" w:lastRowFirstColumn="0" w:lastRowLastColumn="0"/>
+              <w:rPr>
+                <w:sz w:val="24"/>
+                <w:szCs w:val="28"/>
+              </w:rPr>
+            </w:pPr>
+            <w:r>
+              <w:rPr>
+                <w:sz w:val="24"/>
+                <w:szCs w:val="28"/>
+              </w:rPr>
+              <w:t xml:space="preserve">Writer-1 </w:t>
+            </w:r>
+          </w:p>
+        </w:tc>
+        <w:tc>
+          <w:tcPr>
+            <w:tcW w:w="1195" w:type="dxa"/>
+          </w:tcPr>
+          <w:p>
+            <w:pPr>
+              <w:jc w:val="center"/>
+              <w:cnfStyle w:val="000000000000" w:firstRow="0" w:lastRow="0" w:firstColumn="0" w:lastColumn="0" w:oddVBand="0" w:evenVBand="0" w:oddHBand="0" w:evenHBand="0" w:firstRowFirstColumn="0" w:firstRowLastColumn="0" w:lastRowFirstColumn="0" w:lastRowLastColumn="0"/>
+              <w:rPr>
+                <w:sz w:val="28"/>
+                <w:szCs w:val="28"/>
+              </w:rPr>
+            </w:pPr>
+            <w:r>
+              <w:rPr>
+                <w:sz w:val="28"/>
+                <w:szCs w:val="28"/>
+              </w:rPr>
+              <w:t>30K</w:t>
+            </w:r>
+          </w:p>
+        </w:tc>
+      </w:tr>
+      <w:tr>
+        <w:tc>
+          <w:tcPr>
+            <w:cnfStyle w:val="001000000000" w:firstRow="0" w:lastRow="0" w:firstColumn="1" w:lastColumn="0" w:oddVBand="0" w:evenVBand="0" w:oddHBand="0" w:evenHBand="0" w:firstRowFirstColumn="0" w:firstRowLastColumn="0" w:lastRowFirstColumn="0" w:lastRowLastColumn="0"/>
+            <w:tcW w:w="1368" w:type="dxa"/>
+            <w:vMerge/>
+          </w:tcPr>
+          <w:p>
+            <w:pPr>
+              <w:rPr>
+                <w:b w:val="0"/>
+                <w:sz w:val="34"/>
+              </w:rPr>
+            </w:pPr>
+          </w:p>
+        </w:tc>
+        <w:tc>
+          <w:tcPr>
+            <w:tcW w:w="3420" w:type="dxa"/>
+          </w:tcPr>
+          <w:p>
+            <w:pPr>
+              <w:cnfStyle w:val="000000000000" w:firstRow="0" w:lastRow="0" w:firstColumn="0" w:lastColumn="0" w:oddVBand="0" w:evenVBand="0" w:oddHBand="0" w:evenHBand="0" w:firstRowFirstColumn="0" w:firstRowLastColumn="0" w:lastRowFirstColumn="0" w:lastRowLastColumn="0"/>
+              <w:rPr>
+                <w:sz w:val="28"/>
+                <w:szCs w:val="28"/>
+              </w:rPr>
+            </w:pPr>
+            <w:r>
+              <w:rPr>
+                <w:sz w:val="28"/>
+                <w:szCs w:val="28"/>
+              </w:rPr>
+              <w:t>Software Installation</w:t>
+            </w:r>
+          </w:p>
+        </w:tc>
+        <w:tc>
+          <w:tcPr>
+            <w:tcW w:w="1620" w:type="dxa"/>
+          </w:tcPr>
+          <w:p>
+            <w:pPr>
+              <w:jc w:val="center"/>
+              <w:cnfStyle w:val="000000000000" w:firstRow="0" w:lastRow="0" w:firstColumn="0" w:lastColumn="0" w:oddVBand="0" w:evenVBand="0" w:oddHBand="0" w:evenHBand="0" w:firstRowFirstColumn="0" w:firstRowLastColumn="0" w:lastRowFirstColumn="0" w:lastRowLastColumn="0"/>
+              <w:rPr>
+                <w:sz w:val="28"/>
+                <w:szCs w:val="28"/>
+              </w:rPr>
+            </w:pPr>
+            <w:r>
+              <w:rPr>
+                <w:sz w:val="28"/>
+                <w:szCs w:val="28"/>
+              </w:rPr>
+              <w:t>10 Days</w:t>
+            </w:r>
+          </w:p>
+        </w:tc>
+        <w:tc>
+          <w:tcPr>
+            <w:tcW w:w="1973" w:type="dxa"/>
+          </w:tcPr>
+          <w:p>
+            <w:pPr>
+              <w:jc w:val="center"/>
+              <w:cnfStyle w:val="000000000000" w:firstRow="0" w:lastRow="0" w:firstColumn="0" w:lastColumn="0" w:oddVBand="0" w:evenVBand="0" w:oddHBand="0" w:evenHBand="0" w:firstRowFirstColumn="0" w:firstRowLastColumn="0" w:lastRowFirstColumn="0" w:lastRowLastColumn="0"/>
+              <w:rPr>
+                <w:sz w:val="24"/>
+                <w:szCs w:val="28"/>
+              </w:rPr>
+            </w:pPr>
+            <w:r>
+              <w:rPr>
+                <w:sz w:val="24"/>
+                <w:szCs w:val="28"/>
+              </w:rPr>
+              <w:t>Project Leader</w:t>
+            </w:r>
+          </w:p>
+        </w:tc>
+        <w:tc>
+          <w:tcPr>
+            <w:tcW w:w="1195" w:type="dxa"/>
+          </w:tcPr>
+          <w:p>
+            <w:pPr>
+              <w:jc w:val="center"/>
+              <w:cnfStyle w:val="000000000000" w:firstRow="0" w:lastRow="0" w:firstColumn="0" w:lastColumn="0" w:oddVBand="0" w:evenVBand="0" w:oddHBand="0" w:evenHBand="0" w:firstRowFirstColumn="0" w:firstRowLastColumn="0" w:lastRowFirstColumn="0" w:lastRowLastColumn="0"/>
+              <w:rPr>
+                <w:sz w:val="28"/>
+                <w:szCs w:val="28"/>
+              </w:rPr>
+            </w:pPr>
+            <w:r>
+              <w:rPr>
+                <w:sz w:val="28"/>
+                <w:szCs w:val="28"/>
+              </w:rPr>
+              <w:t>20K</w:t>
+            </w:r>
+          </w:p>
+        </w:tc>
+      </w:tr>
+      <w:tr>
+        <w:tc>
+          <w:tcPr>
+            <w:cnfStyle w:val="001000000000" w:firstRow="0" w:lastRow="0" w:firstColumn="1" w:lastColumn="0" w:oddVBand="0" w:evenVBand="0" w:oddHBand="0" w:evenHBand="0" w:firstRowFirstColumn="0" w:firstRowLastColumn="0" w:lastRowFirstColumn="0" w:lastRowLastColumn="0"/>
+            <w:tcW w:w="1368" w:type="dxa"/>
+            <w:vMerge/>
+          </w:tcPr>
+          <w:p>
+            <w:pPr>
+              <w:rPr>
+                <w:b w:val="0"/>
+                <w:sz w:val="34"/>
+              </w:rPr>
+            </w:pPr>
+          </w:p>
+        </w:tc>
+        <w:tc>
+          <w:tcPr>
+            <w:tcW w:w="3420" w:type="dxa"/>
+          </w:tcPr>
+          <w:p>
+            <w:pPr>
+              <w:cnfStyle w:val="000000000000" w:firstRow="0" w:lastRow="0" w:firstColumn="0" w:lastColumn="0" w:oddVBand="0" w:evenVBand="0" w:oddHBand="0" w:evenHBand="0" w:firstRowFirstColumn="0" w:firstRowLastColumn="0" w:lastRowFirstColumn="0" w:lastRowLastColumn="0"/>
+              <w:rPr>
+                <w:sz w:val="28"/>
+                <w:szCs w:val="28"/>
+              </w:rPr>
+            </w:pPr>
+          </w:p>
+        </w:tc>
+        <w:tc>
+          <w:tcPr>
+            <w:tcW w:w="1620" w:type="dxa"/>
+          </w:tcPr>
+          <w:p>
+            <w:pPr>
+              <w:jc w:val="center"/>
+              <w:cnfStyle w:val="000000000000" w:firstRow="0" w:lastRow="0" w:firstColumn="0" w:lastColumn="0" w:oddVBand="0" w:evenVBand="0" w:oddHBand="0" w:evenHBand="0" w:firstRowFirstColumn="0" w:firstRowLastColumn="0" w:lastRowFirstColumn="0" w:lastRowLastColumn="0"/>
+              <w:rPr>
+                <w:sz w:val="28"/>
+                <w:szCs w:val="28"/>
+              </w:rPr>
+            </w:pPr>
+          </w:p>
+        </w:tc>
+        <w:tc>
+          <w:tcPr>
+            <w:tcW w:w="1973" w:type="dxa"/>
+          </w:tcPr>
+          <w:p>
+            <w:pPr>
+              <w:jc w:val="center"/>
+              <w:cnfStyle w:val="000000000000" w:firstRow="0" w:lastRow="0" w:firstColumn="0" w:lastColumn="0" w:oddVBand="0" w:evenVBand="0" w:oddHBand="0" w:evenHBand="0" w:firstRowFirstColumn="0" w:firstRowLastColumn="0" w:lastRowFirstColumn="0" w:lastRowLastColumn="0"/>
+              <w:rPr>
+                <w:sz w:val="24"/>
+                <w:szCs w:val="28"/>
+              </w:rPr>
+            </w:pPr>
+          </w:p>
+        </w:tc>
+        <w:tc>
+          <w:tcPr>
+            <w:tcW w:w="1195" w:type="dxa"/>
+          </w:tcPr>
+          <w:p>
+            <w:pPr>
+              <w:jc w:val="center"/>
+              <w:cnfStyle w:val="000000000000" w:firstRow="0" w:lastRow="0" w:firstColumn="0" w:lastColumn="0" w:oddVBand="0" w:evenVBand="0" w:oddHBand="0" w:evenHBand="0" w:firstRowFirstColumn="0" w:firstRowLastColumn="0" w:lastRowFirstColumn="0" w:lastRowLastColumn="0"/>
+              <w:rPr>
+                <w:sz w:val="28"/>
+                <w:szCs w:val="28"/>
+              </w:rPr>
+            </w:pPr>
           </w:p>
         </w:tc>
       </w:tr>
     </w:tbl>
     <w:p>
       <w:pPr>
-        <w:pStyle w:val="ListParagraph"/>
-        <w:spacing w:line="360" w:lineRule="auto"/>
-        <w:rPr>
-          <w:color w:val="000000" w:themeColor="text1"/>
-          <w:sz w:val="30"/>
-        </w:rPr>
-      </w:pPr>
-    </w:p>
-    <w:p>
-      <w:pPr>
-        <w:pStyle w:val="ListParagraph"/>
-        <w:spacing w:line="360" w:lineRule="auto"/>
-        <w:jc w:val="center"/>
-        <w:rPr>
-          <w:b/>
-          <w:i/>
-          <w:color w:val="000000" w:themeColor="text1"/>
-          <w:sz w:val="30"/>
-          <w:u w:val="single"/>
-        </w:rPr>
-      </w:pPr>
-      <w:r>
-        <w:rPr>
-          <w:b/>
-          <w:i/>
-          <w:color w:val="000000" w:themeColor="text1"/>
-          <w:sz w:val="30"/>
-          <w:u w:val="single"/>
-        </w:rPr>
-        <w:lastRenderedPageBreak/>
-        <w:t xml:space="preserve">Minimum </w:t>
-      </w:r>
-      <w:r>
-        <w:rPr>
-          <w:b/>
-          <w:i/>
-          <w:color w:val="000000" w:themeColor="text1"/>
-          <w:sz w:val="30"/>
-          <w:u w:val="single"/>
-        </w:rPr>
-        <w:t>Hardware requirements</w:t>
-      </w:r>
-    </w:p>
-    <w:tbl>
-      <w:tblPr>
-        <w:tblStyle w:val="TableGrid"/>
-        <w:tblpPr w:leftFromText="180" w:rightFromText="180" w:vertAnchor="text" w:horzAnchor="margin" w:tblpXSpec="center" w:tblpY="502"/>
-        <w:tblW w:w="7470" w:type="dxa"/>
-        <w:tblLook w:val="04A0"/>
-      </w:tblPr>
-      <w:tblGrid>
-        <w:gridCol w:w="2160"/>
-        <w:gridCol w:w="5310"/>
-      </w:tblGrid>
-      <w:tr>
-        <w:tc>
-          <w:tcPr>
-            <w:tcW w:w="2160" w:type="dxa"/>
-          </w:tcPr>
-          <w:p>
-            <w:pPr>
-              <w:pStyle w:val="ListParagraph"/>
-              <w:spacing w:line="360" w:lineRule="auto"/>
-              <w:ind w:left="0"/>
-              <w:jc w:val="center"/>
-              <w:rPr>
-                <w:color w:val="000000" w:themeColor="text1"/>
-                <w:sz w:val="30"/>
-              </w:rPr>
-            </w:pPr>
-            <w:r>
-              <w:rPr>
-                <w:color w:val="000000" w:themeColor="text1"/>
-                <w:sz w:val="30"/>
-              </w:rPr>
-              <w:t>Name</w:t>
-            </w:r>
-          </w:p>
-        </w:tc>
-        <w:tc>
-          <w:tcPr>
-            <w:tcW w:w="5310" w:type="dxa"/>
-          </w:tcPr>
-          <w:p>
-            <w:pPr>
-              <w:pStyle w:val="ListParagraph"/>
-              <w:spacing w:line="360" w:lineRule="auto"/>
-              <w:ind w:left="0"/>
-              <w:jc w:val="center"/>
-              <w:rPr>
-                <w:color w:val="000000" w:themeColor="text1"/>
-                <w:sz w:val="30"/>
-              </w:rPr>
-            </w:pPr>
-            <w:r>
-              <w:rPr>
-                <w:color w:val="000000" w:themeColor="text1"/>
-                <w:sz w:val="30"/>
-              </w:rPr>
-              <w:t>Requirements</w:t>
-            </w:r>
-          </w:p>
-        </w:tc>
-      </w:tr>
-      <w:tr>
-        <w:tc>
-          <w:tcPr>
-            <w:tcW w:w="2160" w:type="dxa"/>
-          </w:tcPr>
-          <w:p>
-            <w:pPr>
-              <w:pStyle w:val="ListParagraph"/>
-              <w:spacing w:line="360" w:lineRule="auto"/>
-              <w:ind w:left="0"/>
-              <w:jc w:val="right"/>
-              <w:rPr>
-                <w:color w:val="000000" w:themeColor="text1"/>
-                <w:sz w:val="30"/>
-              </w:rPr>
-            </w:pPr>
-            <w:r>
-              <w:rPr>
-                <w:color w:val="000000" w:themeColor="text1"/>
-                <w:sz w:val="30"/>
-              </w:rPr>
-              <w:t>Processor</w:t>
-            </w:r>
-          </w:p>
-        </w:tc>
-        <w:tc>
-          <w:tcPr>
-            <w:tcW w:w="5310" w:type="dxa"/>
-          </w:tcPr>
-          <w:p>
-            <w:pPr>
-              <w:pStyle w:val="ListParagraph"/>
-              <w:spacing w:line="360" w:lineRule="auto"/>
-              <w:ind w:left="0"/>
-              <w:rPr>
-                <w:color w:val="000000" w:themeColor="text1"/>
-                <w:sz w:val="30"/>
-              </w:rPr>
-            </w:pPr>
-            <w:r>
-              <w:rPr>
-                <w:color w:val="000000" w:themeColor="text1"/>
-                <w:sz w:val="30"/>
-              </w:rPr>
-              <w:t>Pentium 4 or above</w:t>
-            </w:r>
-          </w:p>
-        </w:tc>
-      </w:tr>
-      <w:tr>
-        <w:tc>
-          <w:tcPr>
-            <w:tcW w:w="2160" w:type="dxa"/>
-          </w:tcPr>
-          <w:p>
-            <w:pPr>
-              <w:pStyle w:val="ListParagraph"/>
-              <w:spacing w:line="360" w:lineRule="auto"/>
-              <w:ind w:left="0"/>
-              <w:jc w:val="right"/>
-              <w:rPr>
-                <w:color w:val="000000" w:themeColor="text1"/>
-                <w:sz w:val="30"/>
-              </w:rPr>
-            </w:pPr>
-            <w:r>
-              <w:rPr>
-                <w:color w:val="000000" w:themeColor="text1"/>
-                <w:sz w:val="30"/>
-              </w:rPr>
-              <w:t>Ram</w:t>
-            </w:r>
-          </w:p>
-        </w:tc>
-        <w:tc>
-          <w:tcPr>
-            <w:tcW w:w="5310" w:type="dxa"/>
-          </w:tcPr>
-          <w:p>
-            <w:pPr>
-              <w:pStyle w:val="ListParagraph"/>
-              <w:spacing w:line="360" w:lineRule="auto"/>
-              <w:ind w:left="0"/>
-              <w:rPr>
-                <w:color w:val="000000" w:themeColor="text1"/>
-                <w:sz w:val="30"/>
-              </w:rPr>
-            </w:pPr>
-            <w:r>
-              <w:rPr>
-                <w:color w:val="000000" w:themeColor="text1"/>
-                <w:sz w:val="30"/>
-              </w:rPr>
-              <w:t>512MB</w:t>
-            </w:r>
-          </w:p>
-        </w:tc>
-      </w:tr>
-      <w:tr>
-        <w:tc>
-          <w:tcPr>
-            <w:tcW w:w="2160" w:type="dxa"/>
-          </w:tcPr>
-          <w:p>
-            <w:pPr>
-              <w:pStyle w:val="ListParagraph"/>
-              <w:spacing w:line="360" w:lineRule="auto"/>
-              <w:ind w:left="0"/>
-              <w:jc w:val="right"/>
-              <w:rPr>
-                <w:color w:val="000000" w:themeColor="text1"/>
-                <w:sz w:val="30"/>
-              </w:rPr>
-            </w:pPr>
-            <w:r>
-              <w:rPr>
-                <w:color w:val="000000" w:themeColor="text1"/>
-                <w:sz w:val="30"/>
-              </w:rPr>
-              <w:t>HDD</w:t>
-            </w:r>
-          </w:p>
-        </w:tc>
-        <w:tc>
-          <w:tcPr>
-            <w:tcW w:w="5310" w:type="dxa"/>
-          </w:tcPr>
-          <w:p>
-            <w:pPr>
-              <w:pStyle w:val="ListParagraph"/>
-              <w:spacing w:line="360" w:lineRule="auto"/>
-              <w:ind w:left="0"/>
-              <w:rPr>
-                <w:color w:val="000000" w:themeColor="text1"/>
-                <w:sz w:val="30"/>
-              </w:rPr>
-            </w:pPr>
-            <w:r>
-              <w:rPr>
-                <w:color w:val="000000" w:themeColor="text1"/>
-                <w:sz w:val="30"/>
-              </w:rPr>
-              <w:t>20GB</w:t>
-            </w:r>
-          </w:p>
-        </w:tc>
-      </w:tr>
-      <w:tr>
-        <w:tc>
-          <w:tcPr>
-            <w:tcW w:w="2160" w:type="dxa"/>
-          </w:tcPr>
-          <w:p>
-            <w:pPr>
-              <w:pStyle w:val="ListParagraph"/>
-              <w:spacing w:line="360" w:lineRule="auto"/>
-              <w:ind w:left="0"/>
-              <w:jc w:val="right"/>
-              <w:rPr>
-                <w:color w:val="000000" w:themeColor="text1"/>
-                <w:sz w:val="30"/>
-              </w:rPr>
-            </w:pPr>
-            <w:r>
-              <w:rPr>
-                <w:color w:val="000000" w:themeColor="text1"/>
-                <w:sz w:val="30"/>
-              </w:rPr>
-              <w:t>Graphics</w:t>
-            </w:r>
-          </w:p>
-        </w:tc>
-        <w:tc>
-          <w:tcPr>
-            <w:tcW w:w="5310" w:type="dxa"/>
-          </w:tcPr>
-          <w:p>
-            <w:pPr>
-              <w:pStyle w:val="ListParagraph"/>
-              <w:spacing w:line="360" w:lineRule="auto"/>
-              <w:ind w:left="0"/>
-              <w:rPr>
-                <w:color w:val="000000" w:themeColor="text1"/>
-                <w:sz w:val="30"/>
-              </w:rPr>
-            </w:pPr>
-            <w:r>
-              <w:rPr>
-                <w:color w:val="000000" w:themeColor="text1"/>
-                <w:sz w:val="30"/>
-              </w:rPr>
-              <w:t>16MB Internal Graphics</w:t>
-            </w:r>
-          </w:p>
-        </w:tc>
-      </w:tr>
-    </w:tbl>
-    <w:p>
-      <w:pPr>
-        <w:pStyle w:val="ListParagraph"/>
-        <w:spacing w:line="360" w:lineRule="auto"/>
-        <w:jc w:val="center"/>
-        <w:rPr>
-          <w:color w:val="000000" w:themeColor="text1"/>
-          <w:sz w:val="30"/>
-        </w:rPr>
-      </w:pPr>
+        <w:rPr>
+          <w:sz w:val="16"/>
+        </w:rPr>
+      </w:pPr>
+      <w:bookmarkStart w:id="0" w:name="_GoBack"/>
+      <w:bookmarkEnd w:id="0"/>
     </w:p>
     <w:sectPr>
       <w:headerReference w:type="default" r:id="rId8"/>
@@ -2941,8 +4293,8 @@
 </file>
 
 <file path=word/endnotes.xml><?xml version="1.0" encoding="utf-8"?>
-<w:endnotes xmlns:ve="http://schemas.openxmlformats.org/markup-compatibility/2006" xmlns:o="urn:schemas-microsoft-com:office:office" xmlns:r="http://schemas.openxmlformats.org/officeDocument/2006/relationships" xmlns:m="http://schemas.openxmlformats.org/officeDocument/2006/math" xmlns:v="urn:schemas-microsoft-com:vml" xmlns:wp="http://schemas.openxmlformats.org/drawingml/2006/wordprocessingDrawing" xmlns:w10="urn:schemas-microsoft-com:office:word" xmlns:w="http://schemas.openxmlformats.org/wordprocessingml/2006/main" xmlns:wne="http://schemas.microsoft.com/office/word/2006/wordml">
-  <w:endnote w:type="separator" w:id="0">
+<w:endnotes xmlns:wpc="http://schemas.microsoft.com/office/word/2010/wordprocessingCanvas" xmlns:mc="http://schemas.openxmlformats.org/markup-compatibility/2006" xmlns:o="urn:schemas-microsoft-com:office:office" xmlns:r="http://schemas.openxmlformats.org/officeDocument/2006/relationships" xmlns:m="http://schemas.openxmlformats.org/officeDocument/2006/math" xmlns:v="urn:schemas-microsoft-com:vml" xmlns:wp14="http://schemas.microsoft.com/office/word/2010/wordprocessingDrawing" xmlns:wp="http://schemas.openxmlformats.org/drawingml/2006/wordprocessingDrawing" xmlns:w10="urn:schemas-microsoft-com:office:word" xmlns:w="http://schemas.openxmlformats.org/wordprocessingml/2006/main" xmlns:w14="http://schemas.microsoft.com/office/word/2010/wordml" xmlns:w15="http://schemas.microsoft.com/office/word/2012/wordml" xmlns:wpg="http://schemas.microsoft.com/office/word/2010/wordprocessingGroup" xmlns:wpi="http://schemas.microsoft.com/office/word/2010/wordprocessingInk" xmlns:wne="http://schemas.microsoft.com/office/word/2006/wordml" xmlns:wps="http://schemas.microsoft.com/office/word/2010/wordprocessingShape" mc:Ignorable="w14 w15 wp14">
+  <w:endnote w:type="separator" w:id="-1">
     <w:p>
       <w:pPr>
         <w:spacing w:after="0" w:line="240" w:lineRule="auto"/>
@@ -2952,7 +4304,7 @@
       </w:r>
     </w:p>
   </w:endnote>
-  <w:endnote w:type="continuationSeparator" w:id="1">
+  <w:endnote w:type="continuationSeparator" w:id="0">
     <w:p>
       <w:pPr>
         <w:spacing w:after="0" w:line="240" w:lineRule="auto"/>
@@ -2966,8 +4318,8 @@
 </file>
 
 <file path=word/footnotes.xml><?xml version="1.0" encoding="utf-8"?>
-<w:footnotes xmlns:ve="http://schemas.openxmlformats.org/markup-compatibility/2006" xmlns:o="urn:schemas-microsoft-com:office:office" xmlns:r="http://schemas.openxmlformats.org/officeDocument/2006/relationships" xmlns:m="http://schemas.openxmlformats.org/officeDocument/2006/math" xmlns:v="urn:schemas-microsoft-com:vml" xmlns:wp="http://schemas.openxmlformats.org/drawingml/2006/wordprocessingDrawing" xmlns:w10="urn:schemas-microsoft-com:office:word" xmlns:w="http://schemas.openxmlformats.org/wordprocessingml/2006/main" xmlns:wne="http://schemas.microsoft.com/office/word/2006/wordml">
-  <w:footnote w:type="separator" w:id="0">
+<w:footnotes xmlns:wpc="http://schemas.microsoft.com/office/word/2010/wordprocessingCanvas" xmlns:mc="http://schemas.openxmlformats.org/markup-compatibility/2006" xmlns:o="urn:schemas-microsoft-com:office:office" xmlns:r="http://schemas.openxmlformats.org/officeDocument/2006/relationships" xmlns:m="http://schemas.openxmlformats.org/officeDocument/2006/math" xmlns:v="urn:schemas-microsoft-com:vml" xmlns:wp14="http://schemas.microsoft.com/office/word/2010/wordprocessingDrawing" xmlns:wp="http://schemas.openxmlformats.org/drawingml/2006/wordprocessingDrawing" xmlns:w10="urn:schemas-microsoft-com:office:word" xmlns:w="http://schemas.openxmlformats.org/wordprocessingml/2006/main" xmlns:w14="http://schemas.microsoft.com/office/word/2010/wordml" xmlns:w15="http://schemas.microsoft.com/office/word/2012/wordml" xmlns:wpg="http://schemas.microsoft.com/office/word/2010/wordprocessingGroup" xmlns:wpi="http://schemas.microsoft.com/office/word/2010/wordprocessingInk" xmlns:wne="http://schemas.microsoft.com/office/word/2006/wordml" xmlns:wps="http://schemas.microsoft.com/office/word/2010/wordprocessingShape" mc:Ignorable="w14 w15 wp14">
+  <w:footnote w:type="separator" w:id="-1">
     <w:p>
       <w:pPr>
         <w:spacing w:after="0" w:line="240" w:lineRule="auto"/>
@@ -2977,7 +4329,7 @@
       </w:r>
     </w:p>
   </w:footnote>
-  <w:footnote w:type="continuationSeparator" w:id="1">
+  <w:footnote w:type="continuationSeparator" w:id="0">
     <w:p>
       <w:pPr>
         <w:spacing w:after="0" w:line="240" w:lineRule="auto"/>
@@ -2991,7 +4343,7 @@
 </file>
 
 <file path=word/header1.xml><?xml version="1.0" encoding="utf-8"?>
-<w:hdr xmlns:ve="http://schemas.openxmlformats.org/markup-compatibility/2006" xmlns:o="urn:schemas-microsoft-com:office:office" xmlns:r="http://schemas.openxmlformats.org/officeDocument/2006/relationships" xmlns:m="http://schemas.openxmlformats.org/officeDocument/2006/math" xmlns:v="urn:schemas-microsoft-com:vml" xmlns:wp="http://schemas.openxmlformats.org/drawingml/2006/wordprocessingDrawing" xmlns:w10="urn:schemas-microsoft-com:office:word" xmlns:w="http://schemas.openxmlformats.org/wordprocessingml/2006/main" xmlns:wne="http://schemas.microsoft.com/office/word/2006/wordml">
+<w:hdr xmlns:wpc="http://schemas.microsoft.com/office/word/2010/wordprocessingCanvas" xmlns:mc="http://schemas.openxmlformats.org/markup-compatibility/2006" xmlns:o="urn:schemas-microsoft-com:office:office" xmlns:r="http://schemas.openxmlformats.org/officeDocument/2006/relationships" xmlns:m="http://schemas.openxmlformats.org/officeDocument/2006/math" xmlns:v="urn:schemas-microsoft-com:vml" xmlns:wp14="http://schemas.microsoft.com/office/word/2010/wordprocessingDrawing" xmlns:wp="http://schemas.openxmlformats.org/drawingml/2006/wordprocessingDrawing" xmlns:w10="urn:schemas-microsoft-com:office:word" xmlns:w="http://schemas.openxmlformats.org/wordprocessingml/2006/main" xmlns:w14="http://schemas.microsoft.com/office/word/2010/wordml" xmlns:w15="http://schemas.microsoft.com/office/word/2012/wordml" xmlns:wpg="http://schemas.microsoft.com/office/word/2010/wordprocessingGroup" xmlns:wpi="http://schemas.microsoft.com/office/word/2010/wordprocessingInk" xmlns:wne="http://schemas.microsoft.com/office/word/2006/wordml" xmlns:wps="http://schemas.microsoft.com/office/word/2010/wordprocessingShape" mc:Ignorable="w14 w15 wp14">
   <w:sdt>
     <w:sdtPr>
       <w:id w:val="4112532"/>
@@ -3000,6 +4352,7 @@
         <w:docPartUnique/>
       </w:docPartObj>
     </w:sdtPr>
+    <w:sdtEndPr/>
     <w:sdtContent>
       <w:p>
         <w:pPr>
@@ -3009,14 +4362,27 @@
         <w:r>
           <w:t xml:space="preserve">      </w:t>
         </w:r>
-        <w:fldSimple w:instr=" PAGE   \* MERGEFORMAT ">
-          <w:r>
-            <w:rPr>
-              <w:noProof/>
-            </w:rPr>
-            <w:t>5</w:t>
-          </w:r>
-        </w:fldSimple>
+        <w:r>
+          <w:fldChar w:fldCharType="begin"/>
+        </w:r>
+        <w:r>
+          <w:instrText xml:space="preserve"> PAGE   \* MERGEFORMAT </w:instrText>
+        </w:r>
+        <w:r>
+          <w:fldChar w:fldCharType="separate"/>
+        </w:r>
+        <w:r>
+          <w:rPr>
+            <w:noProof/>
+          </w:rPr>
+          <w:t>3</w:t>
+        </w:r>
+        <w:r>
+          <w:rPr>
+            <w:noProof/>
+          </w:rPr>
+          <w:fldChar w:fldCharType="end"/>
+        </w:r>
         <w:r>
           <w:t xml:space="preserve"> </w:t>
         </w:r>
@@ -3035,7 +4401,7 @@
 </file>
 
 <file path=word/numbering.xml><?xml version="1.0" encoding="utf-8"?>
-<w:numbering xmlns:ve="http://schemas.openxmlformats.org/markup-compatibility/2006" xmlns:o="urn:schemas-microsoft-com:office:office" xmlns:r="http://schemas.openxmlformats.org/officeDocument/2006/relationships" xmlns:m="http://schemas.openxmlformats.org/officeDocument/2006/math" xmlns:v="urn:schemas-microsoft-com:vml" xmlns:wp="http://schemas.openxmlformats.org/drawingml/2006/wordprocessingDrawing" xmlns:w10="urn:schemas-microsoft-com:office:word" xmlns:w="http://schemas.openxmlformats.org/wordprocessingml/2006/main" xmlns:wne="http://schemas.microsoft.com/office/word/2006/wordml">
+<w:numbering xmlns:wpc="http://schemas.microsoft.com/office/word/2010/wordprocessingCanvas" xmlns:mc="http://schemas.openxmlformats.org/markup-compatibility/2006" xmlns:o="urn:schemas-microsoft-com:office:office" xmlns:r="http://schemas.openxmlformats.org/officeDocument/2006/relationships" xmlns:m="http://schemas.openxmlformats.org/officeDocument/2006/math" xmlns:v="urn:schemas-microsoft-com:vml" xmlns:wp14="http://schemas.microsoft.com/office/word/2010/wordprocessingDrawing" xmlns:wp="http://schemas.openxmlformats.org/drawingml/2006/wordprocessingDrawing" xmlns:w10="urn:schemas-microsoft-com:office:word" xmlns:w="http://schemas.openxmlformats.org/wordprocessingml/2006/main" xmlns:w14="http://schemas.microsoft.com/office/word/2010/wordml" xmlns:w15="http://schemas.microsoft.com/office/word/2012/wordml" xmlns:wpg="http://schemas.microsoft.com/office/word/2010/wordprocessingGroup" xmlns:wpi="http://schemas.microsoft.com/office/word/2010/wordprocessingInk" xmlns:wne="http://schemas.microsoft.com/office/word/2006/wordml" xmlns:wps="http://schemas.microsoft.com/office/word/2010/wordprocessingShape" mc:Ignorable="w14 w15 wp14">
   <w:abstractNum w:abstractNumId="0">
     <w:nsid w:val="00FA2E00"/>
     <w:multiLevelType w:val="hybridMultilevel"/>
@@ -3150,6 +4516,120 @@
     </w:lvl>
   </w:abstractNum>
   <w:abstractNum w:abstractNumId="1">
+    <w:nsid w:val="065F08E2"/>
+    <w:multiLevelType w:val="hybridMultilevel"/>
+    <w:tmpl w:val="172C773A"/>
+    <w:lvl w:ilvl="0" w:tplc="6310F2A4">
+      <w:start w:val="1"/>
+      <w:numFmt w:val="bullet"/>
+      <w:lvlText w:val=""/>
+      <w:lvlJc w:val="left"/>
+      <w:pPr>
+        <w:ind w:left="720" w:hanging="360"/>
+      </w:pPr>
+      <w:rPr>
+        <w:rFonts w:ascii="Wingdings" w:hAnsi="Wingdings" w:hint="default"/>
+        <w:color w:val="FF0000"/>
+      </w:rPr>
+    </w:lvl>
+    <w:lvl w:ilvl="1" w:tplc="04090003" w:tentative="1">
+      <w:start w:val="1"/>
+      <w:numFmt w:val="bullet"/>
+      <w:lvlText w:val="o"/>
+      <w:lvlJc w:val="left"/>
+      <w:pPr>
+        <w:ind w:left="1440" w:hanging="360"/>
+      </w:pPr>
+      <w:rPr>
+        <w:rFonts w:ascii="Courier New" w:hAnsi="Courier New" w:cs="Courier New" w:hint="default"/>
+      </w:rPr>
+    </w:lvl>
+    <w:lvl w:ilvl="2" w:tplc="04090005" w:tentative="1">
+      <w:start w:val="1"/>
+      <w:numFmt w:val="bullet"/>
+      <w:lvlText w:val=""/>
+      <w:lvlJc w:val="left"/>
+      <w:pPr>
+        <w:ind w:left="2160" w:hanging="360"/>
+      </w:pPr>
+      <w:rPr>
+        <w:rFonts w:ascii="Wingdings" w:hAnsi="Wingdings" w:hint="default"/>
+      </w:rPr>
+    </w:lvl>
+    <w:lvl w:ilvl="3" w:tplc="04090001" w:tentative="1">
+      <w:start w:val="1"/>
+      <w:numFmt w:val="bullet"/>
+      <w:lvlText w:val=""/>
+      <w:lvlJc w:val="left"/>
+      <w:pPr>
+        <w:ind w:left="2880" w:hanging="360"/>
+      </w:pPr>
+      <w:rPr>
+        <w:rFonts w:ascii="Symbol" w:hAnsi="Symbol" w:hint="default"/>
+      </w:rPr>
+    </w:lvl>
+    <w:lvl w:ilvl="4" w:tplc="04090003" w:tentative="1">
+      <w:start w:val="1"/>
+      <w:numFmt w:val="bullet"/>
+      <w:lvlText w:val="o"/>
+      <w:lvlJc w:val="left"/>
+      <w:pPr>
+        <w:ind w:left="3600" w:hanging="360"/>
+      </w:pPr>
+      <w:rPr>
+        <w:rFonts w:ascii="Courier New" w:hAnsi="Courier New" w:cs="Courier New" w:hint="default"/>
+      </w:rPr>
+    </w:lvl>
+    <w:lvl w:ilvl="5" w:tplc="04090005" w:tentative="1">
+      <w:start w:val="1"/>
+      <w:numFmt w:val="bullet"/>
+      <w:lvlText w:val=""/>
+      <w:lvlJc w:val="left"/>
+      <w:pPr>
+        <w:ind w:left="4320" w:hanging="360"/>
+      </w:pPr>
+      <w:rPr>
+        <w:rFonts w:ascii="Wingdings" w:hAnsi="Wingdings" w:hint="default"/>
+      </w:rPr>
+    </w:lvl>
+    <w:lvl w:ilvl="6" w:tplc="04090001" w:tentative="1">
+      <w:start w:val="1"/>
+      <w:numFmt w:val="bullet"/>
+      <w:lvlText w:val=""/>
+      <w:lvlJc w:val="left"/>
+      <w:pPr>
+        <w:ind w:left="5040" w:hanging="360"/>
+      </w:pPr>
+      <w:rPr>
+        <w:rFonts w:ascii="Symbol" w:hAnsi="Symbol" w:hint="default"/>
+      </w:rPr>
+    </w:lvl>
+    <w:lvl w:ilvl="7" w:tplc="04090003" w:tentative="1">
+      <w:start w:val="1"/>
+      <w:numFmt w:val="bullet"/>
+      <w:lvlText w:val="o"/>
+      <w:lvlJc w:val="left"/>
+      <w:pPr>
+        <w:ind w:left="5760" w:hanging="360"/>
+      </w:pPr>
+      <w:rPr>
+        <w:rFonts w:ascii="Courier New" w:hAnsi="Courier New" w:cs="Courier New" w:hint="default"/>
+      </w:rPr>
+    </w:lvl>
+    <w:lvl w:ilvl="8" w:tplc="04090005" w:tentative="1">
+      <w:start w:val="1"/>
+      <w:numFmt w:val="bullet"/>
+      <w:lvlText w:val=""/>
+      <w:lvlJc w:val="left"/>
+      <w:pPr>
+        <w:ind w:left="6480" w:hanging="360"/>
+      </w:pPr>
+      <w:rPr>
+        <w:rFonts w:ascii="Wingdings" w:hAnsi="Wingdings" w:hint="default"/>
+      </w:rPr>
+    </w:lvl>
+  </w:abstractNum>
+  <w:abstractNum w:abstractNumId="2">
     <w:nsid w:val="0EED4C86"/>
     <w:multiLevelType w:val="hybridMultilevel"/>
     <w:tmpl w:val="DA30E702"/>
@@ -3238,7 +4718,7 @@
       </w:pPr>
     </w:lvl>
   </w:abstractNum>
-  <w:abstractNum w:abstractNumId="2">
+  <w:abstractNum w:abstractNumId="3">
     <w:nsid w:val="14386710"/>
     <w:multiLevelType w:val="hybridMultilevel"/>
     <w:tmpl w:val="E10C1174"/>
@@ -3350,7 +4830,7 @@
       </w:rPr>
     </w:lvl>
   </w:abstractNum>
-  <w:abstractNum w:abstractNumId="3">
+  <w:abstractNum w:abstractNumId="4">
     <w:nsid w:val="15FB61AC"/>
     <w:multiLevelType w:val="hybridMultilevel"/>
     <w:tmpl w:val="84C4D41A"/>
@@ -3464,7 +4944,7 @@
       </w:rPr>
     </w:lvl>
   </w:abstractNum>
-  <w:abstractNum w:abstractNumId="4">
+  <w:abstractNum w:abstractNumId="5">
     <w:nsid w:val="1A433624"/>
     <w:multiLevelType w:val="hybridMultilevel"/>
     <w:tmpl w:val="9C68B478"/>
@@ -3578,7 +5058,7 @@
       </w:rPr>
     </w:lvl>
   </w:abstractNum>
-  <w:abstractNum w:abstractNumId="5">
+  <w:abstractNum w:abstractNumId="6">
     <w:nsid w:val="1C3835BA"/>
     <w:multiLevelType w:val="hybridMultilevel"/>
     <w:tmpl w:val="986CD5A0"/>
@@ -3692,7 +5172,7 @@
       </w:rPr>
     </w:lvl>
   </w:abstractNum>
-  <w:abstractNum w:abstractNumId="6">
+  <w:abstractNum w:abstractNumId="7">
     <w:nsid w:val="22F82D62"/>
     <w:multiLevelType w:val="hybridMultilevel"/>
     <w:tmpl w:val="BD52A72E"/>
@@ -3806,7 +5286,7 @@
       </w:rPr>
     </w:lvl>
   </w:abstractNum>
-  <w:abstractNum w:abstractNumId="7">
+  <w:abstractNum w:abstractNumId="8">
     <w:nsid w:val="27CE5100"/>
     <w:multiLevelType w:val="hybridMultilevel"/>
     <w:tmpl w:val="78ACFBCA"/>
@@ -3920,7 +5400,7 @@
       </w:rPr>
     </w:lvl>
   </w:abstractNum>
-  <w:abstractNum w:abstractNumId="8">
+  <w:abstractNum w:abstractNumId="9">
     <w:nsid w:val="29490E07"/>
     <w:multiLevelType w:val="hybridMultilevel"/>
     <w:tmpl w:val="9A6CC938"/>
@@ -4034,7 +5514,7 @@
       </w:rPr>
     </w:lvl>
   </w:abstractNum>
-  <w:abstractNum w:abstractNumId="9">
+  <w:abstractNum w:abstractNumId="10">
     <w:nsid w:val="2D0016EC"/>
     <w:multiLevelType w:val="hybridMultilevel"/>
     <w:tmpl w:val="63506D06"/>
@@ -4123,7 +5603,7 @@
       </w:pPr>
     </w:lvl>
   </w:abstractNum>
-  <w:abstractNum w:abstractNumId="10">
+  <w:abstractNum w:abstractNumId="11">
     <w:nsid w:val="34352130"/>
     <w:multiLevelType w:val="hybridMultilevel"/>
     <w:tmpl w:val="D9868CBE"/>
@@ -4236,7 +5716,7 @@
       </w:rPr>
     </w:lvl>
   </w:abstractNum>
-  <w:abstractNum w:abstractNumId="11">
+  <w:abstractNum w:abstractNumId="12">
     <w:nsid w:val="5A9E1BE1"/>
     <w:multiLevelType w:val="hybridMultilevel"/>
     <w:tmpl w:val="6A440962"/>
@@ -4349,7 +5829,7 @@
       </w:rPr>
     </w:lvl>
   </w:abstractNum>
-  <w:abstractNum w:abstractNumId="12">
+  <w:abstractNum w:abstractNumId="13">
     <w:nsid w:val="61FE2B25"/>
     <w:multiLevelType w:val="hybridMultilevel"/>
     <w:tmpl w:val="EE549916"/>
@@ -4463,7 +5943,7 @@
       </w:rPr>
     </w:lvl>
   </w:abstractNum>
-  <w:abstractNum w:abstractNumId="13">
+  <w:abstractNum w:abstractNumId="14">
     <w:nsid w:val="62CF7939"/>
     <w:multiLevelType w:val="hybridMultilevel"/>
     <w:tmpl w:val="839C9A0E"/>
@@ -4577,7 +6057,7 @@
       </w:rPr>
     </w:lvl>
   </w:abstractNum>
-  <w:abstractNum w:abstractNumId="14">
+  <w:abstractNum w:abstractNumId="15">
     <w:nsid w:val="64902D3C"/>
     <w:multiLevelType w:val="hybridMultilevel"/>
     <w:tmpl w:val="27E842E2"/>
@@ -4690,7 +6170,7 @@
       </w:rPr>
     </w:lvl>
   </w:abstractNum>
-  <w:abstractNum w:abstractNumId="15">
+  <w:abstractNum w:abstractNumId="16">
     <w:nsid w:val="661928B2"/>
     <w:multiLevelType w:val="hybridMultilevel"/>
     <w:tmpl w:val="E3B097DA"/>
@@ -4804,7 +6284,213 @@
       </w:rPr>
     </w:lvl>
   </w:abstractNum>
-  <w:abstractNum w:abstractNumId="16">
+  <w:abstractNum w:abstractNumId="17">
+    <w:nsid w:val="691644BB"/>
+    <w:multiLevelType w:val="hybridMultilevel"/>
+    <w:tmpl w:val="2BD0281A"/>
+    <w:lvl w:ilvl="0" w:tplc="6310F2A4">
+      <w:start w:val="1"/>
+      <w:numFmt w:val="bullet"/>
+      <w:lvlText w:val=""/>
+      <w:lvlJc w:val="left"/>
+      <w:pPr>
+        <w:ind w:left="1080" w:hanging="360"/>
+      </w:pPr>
+      <w:rPr>
+        <w:rFonts w:ascii="Wingdings" w:hAnsi="Wingdings" w:hint="default"/>
+        <w:b w:val="0"/>
+        <w:i w:val="0"/>
+        <w:color w:val="FF0000"/>
+        <w:u w:val="none"/>
+      </w:rPr>
+    </w:lvl>
+    <w:lvl w:ilvl="1" w:tplc="04090003" w:tentative="1">
+      <w:start w:val="1"/>
+      <w:numFmt w:val="bullet"/>
+      <w:lvlText w:val="o"/>
+      <w:lvlJc w:val="left"/>
+      <w:pPr>
+        <w:ind w:left="1800" w:hanging="360"/>
+      </w:pPr>
+      <w:rPr>
+        <w:rFonts w:ascii="Courier New" w:hAnsi="Courier New" w:cs="Courier New" w:hint="default"/>
+      </w:rPr>
+    </w:lvl>
+    <w:lvl w:ilvl="2" w:tplc="04090005" w:tentative="1">
+      <w:start w:val="1"/>
+      <w:numFmt w:val="bullet"/>
+      <w:lvlText w:val=""/>
+      <w:lvlJc w:val="left"/>
+      <w:pPr>
+        <w:ind w:left="2520" w:hanging="360"/>
+      </w:pPr>
+      <w:rPr>
+        <w:rFonts w:ascii="Wingdings" w:hAnsi="Wingdings" w:hint="default"/>
+      </w:rPr>
+    </w:lvl>
+    <w:lvl w:ilvl="3" w:tplc="04090001" w:tentative="1">
+      <w:start w:val="1"/>
+      <w:numFmt w:val="bullet"/>
+      <w:lvlText w:val=""/>
+      <w:lvlJc w:val="left"/>
+      <w:pPr>
+        <w:ind w:left="3240" w:hanging="360"/>
+      </w:pPr>
+      <w:rPr>
+        <w:rFonts w:ascii="Symbol" w:hAnsi="Symbol" w:hint="default"/>
+      </w:rPr>
+    </w:lvl>
+    <w:lvl w:ilvl="4" w:tplc="04090003" w:tentative="1">
+      <w:start w:val="1"/>
+      <w:numFmt w:val="bullet"/>
+      <w:lvlText w:val="o"/>
+      <w:lvlJc w:val="left"/>
+      <w:pPr>
+        <w:ind w:left="3960" w:hanging="360"/>
+      </w:pPr>
+      <w:rPr>
+        <w:rFonts w:ascii="Courier New" w:hAnsi="Courier New" w:cs="Courier New" w:hint="default"/>
+      </w:rPr>
+    </w:lvl>
+    <w:lvl w:ilvl="5" w:tplc="04090005" w:tentative="1">
+      <w:start w:val="1"/>
+      <w:numFmt w:val="bullet"/>
+      <w:lvlText w:val=""/>
+      <w:lvlJc w:val="left"/>
+      <w:pPr>
+        <w:ind w:left="4680" w:hanging="360"/>
+      </w:pPr>
+      <w:rPr>
+        <w:rFonts w:ascii="Wingdings" w:hAnsi="Wingdings" w:hint="default"/>
+      </w:rPr>
+    </w:lvl>
+    <w:lvl w:ilvl="6" w:tplc="04090001" w:tentative="1">
+      <w:start w:val="1"/>
+      <w:numFmt w:val="bullet"/>
+      <w:lvlText w:val=""/>
+      <w:lvlJc w:val="left"/>
+      <w:pPr>
+        <w:ind w:left="5400" w:hanging="360"/>
+      </w:pPr>
+      <w:rPr>
+        <w:rFonts w:ascii="Symbol" w:hAnsi="Symbol" w:hint="default"/>
+      </w:rPr>
+    </w:lvl>
+    <w:lvl w:ilvl="7" w:tplc="04090003" w:tentative="1">
+      <w:start w:val="1"/>
+      <w:numFmt w:val="bullet"/>
+      <w:lvlText w:val="o"/>
+      <w:lvlJc w:val="left"/>
+      <w:pPr>
+        <w:ind w:left="6120" w:hanging="360"/>
+      </w:pPr>
+      <w:rPr>
+        <w:rFonts w:ascii="Courier New" w:hAnsi="Courier New" w:cs="Courier New" w:hint="default"/>
+      </w:rPr>
+    </w:lvl>
+    <w:lvl w:ilvl="8" w:tplc="04090005" w:tentative="1">
+      <w:start w:val="1"/>
+      <w:numFmt w:val="bullet"/>
+      <w:lvlText w:val=""/>
+      <w:lvlJc w:val="left"/>
+      <w:pPr>
+        <w:ind w:left="6840" w:hanging="360"/>
+      </w:pPr>
+      <w:rPr>
+        <w:rFonts w:ascii="Wingdings" w:hAnsi="Wingdings" w:hint="default"/>
+      </w:rPr>
+    </w:lvl>
+  </w:abstractNum>
+  <w:abstractNum w:abstractNumId="18">
+    <w:nsid w:val="6BD928F1"/>
+    <w:multiLevelType w:val="hybridMultilevel"/>
+    <w:tmpl w:val="E9003B12"/>
+    <w:lvl w:ilvl="0" w:tplc="285A8AA2">
+      <w:start w:val="1"/>
+      <w:numFmt w:val="decimalZero"/>
+      <w:lvlText w:val="%1."/>
+      <w:lvlJc w:val="left"/>
+      <w:pPr>
+        <w:ind w:left="810" w:hanging="450"/>
+      </w:pPr>
+      <w:rPr>
+        <w:rFonts w:hint="default"/>
+      </w:rPr>
+    </w:lvl>
+    <w:lvl w:ilvl="1" w:tplc="04090019" w:tentative="1">
+      <w:start w:val="1"/>
+      <w:numFmt w:val="lowerLetter"/>
+      <w:lvlText w:val="%2."/>
+      <w:lvlJc w:val="left"/>
+      <w:pPr>
+        <w:ind w:left="1440" w:hanging="360"/>
+      </w:pPr>
+    </w:lvl>
+    <w:lvl w:ilvl="2" w:tplc="0409001B" w:tentative="1">
+      <w:start w:val="1"/>
+      <w:numFmt w:val="lowerRoman"/>
+      <w:lvlText w:val="%3."/>
+      <w:lvlJc w:val="right"/>
+      <w:pPr>
+        <w:ind w:left="2160" w:hanging="180"/>
+      </w:pPr>
+    </w:lvl>
+    <w:lvl w:ilvl="3" w:tplc="0409000F" w:tentative="1">
+      <w:start w:val="1"/>
+      <w:numFmt w:val="decimal"/>
+      <w:lvlText w:val="%4."/>
+      <w:lvlJc w:val="left"/>
+      <w:pPr>
+        <w:ind w:left="2880" w:hanging="360"/>
+      </w:pPr>
+    </w:lvl>
+    <w:lvl w:ilvl="4" w:tplc="04090019" w:tentative="1">
+      <w:start w:val="1"/>
+      <w:numFmt w:val="lowerLetter"/>
+      <w:lvlText w:val="%5."/>
+      <w:lvlJc w:val="left"/>
+      <w:pPr>
+        <w:ind w:left="3600" w:hanging="360"/>
+      </w:pPr>
+    </w:lvl>
+    <w:lvl w:ilvl="5" w:tplc="0409001B" w:tentative="1">
+      <w:start w:val="1"/>
+      <w:numFmt w:val="lowerRoman"/>
+      <w:lvlText w:val="%6."/>
+      <w:lvlJc w:val="right"/>
+      <w:pPr>
+        <w:ind w:left="4320" w:hanging="180"/>
+      </w:pPr>
+    </w:lvl>
+    <w:lvl w:ilvl="6" w:tplc="0409000F" w:tentative="1">
+      <w:start w:val="1"/>
+      <w:numFmt w:val="decimal"/>
+      <w:lvlText w:val="%7."/>
+      <w:lvlJc w:val="left"/>
+      <w:pPr>
+        <w:ind w:left="5040" w:hanging="360"/>
+      </w:pPr>
+    </w:lvl>
+    <w:lvl w:ilvl="7" w:tplc="04090019" w:tentative="1">
+      <w:start w:val="1"/>
+      <w:numFmt w:val="lowerLetter"/>
+      <w:lvlText w:val="%8."/>
+      <w:lvlJc w:val="left"/>
+      <w:pPr>
+        <w:ind w:left="5760" w:hanging="360"/>
+      </w:pPr>
+    </w:lvl>
+    <w:lvl w:ilvl="8" w:tplc="0409001B" w:tentative="1">
+      <w:start w:val="1"/>
+      <w:numFmt w:val="lowerRoman"/>
+      <w:lvlText w:val="%9."/>
+      <w:lvlJc w:val="right"/>
+      <w:pPr>
+        <w:ind w:left="6480" w:hanging="180"/>
+      </w:pPr>
+    </w:lvl>
+  </w:abstractNum>
+  <w:abstractNum w:abstractNumId="19">
     <w:nsid w:val="6DFD5CA7"/>
     <w:multiLevelType w:val="hybridMultilevel"/>
     <w:tmpl w:val="1556CA68"/>
@@ -4894,61 +6580,70 @@
     </w:lvl>
   </w:abstractNum>
   <w:num w:numId="1">
-    <w:abstractNumId w:val="14"/>
+    <w:abstractNumId w:val="15"/>
   </w:num>
   <w:num w:numId="2">
-    <w:abstractNumId w:val="11"/>
+    <w:abstractNumId w:val="12"/>
   </w:num>
   <w:num w:numId="3">
-    <w:abstractNumId w:val="10"/>
+    <w:abstractNumId w:val="11"/>
   </w:num>
   <w:num w:numId="4">
     <w:abstractNumId w:val="0"/>
   </w:num>
   <w:num w:numId="5">
+    <w:abstractNumId w:val="2"/>
+  </w:num>
+  <w:num w:numId="6">
+    <w:abstractNumId w:val="19"/>
+  </w:num>
+  <w:num w:numId="7">
+    <w:abstractNumId w:val="16"/>
+  </w:num>
+  <w:num w:numId="8">
+    <w:abstractNumId w:val="10"/>
+  </w:num>
+  <w:num w:numId="9">
+    <w:abstractNumId w:val="14"/>
+  </w:num>
+  <w:num w:numId="10">
+    <w:abstractNumId w:val="8"/>
+  </w:num>
+  <w:num w:numId="11">
+    <w:abstractNumId w:val="7"/>
+  </w:num>
+  <w:num w:numId="12">
+    <w:abstractNumId w:val="3"/>
+  </w:num>
+  <w:num w:numId="13">
+    <w:abstractNumId w:val="13"/>
+  </w:num>
+  <w:num w:numId="14">
+    <w:abstractNumId w:val="9"/>
+  </w:num>
+  <w:num w:numId="15">
+    <w:abstractNumId w:val="4"/>
+  </w:num>
+  <w:num w:numId="16">
+    <w:abstractNumId w:val="6"/>
+  </w:num>
+  <w:num w:numId="17">
+    <w:abstractNumId w:val="5"/>
+  </w:num>
+  <w:num w:numId="18">
+    <w:abstractNumId w:val="18"/>
+  </w:num>
+  <w:num w:numId="19">
     <w:abstractNumId w:val="1"/>
   </w:num>
-  <w:num w:numId="6">
-    <w:abstractNumId w:val="16"/>
-  </w:num>
-  <w:num w:numId="7">
-    <w:abstractNumId w:val="15"/>
-  </w:num>
-  <w:num w:numId="8">
-    <w:abstractNumId w:val="9"/>
-  </w:num>
-  <w:num w:numId="9">
-    <w:abstractNumId w:val="13"/>
-  </w:num>
-  <w:num w:numId="10">
-    <w:abstractNumId w:val="7"/>
-  </w:num>
-  <w:num w:numId="11">
-    <w:abstractNumId w:val="6"/>
-  </w:num>
-  <w:num w:numId="12">
-    <w:abstractNumId w:val="2"/>
-  </w:num>
-  <w:num w:numId="13">
-    <w:abstractNumId w:val="12"/>
-  </w:num>
-  <w:num w:numId="14">
-    <w:abstractNumId w:val="8"/>
-  </w:num>
-  <w:num w:numId="15">
-    <w:abstractNumId w:val="3"/>
-  </w:num>
-  <w:num w:numId="16">
-    <w:abstractNumId w:val="5"/>
-  </w:num>
-  <w:num w:numId="17">
-    <w:abstractNumId w:val="4"/>
+  <w:num w:numId="20">
+    <w:abstractNumId w:val="17"/>
   </w:num>
 </w:numbering>
 </file>
 
 <file path=word/styles.xml><?xml version="1.0" encoding="utf-8"?>
-<w:styles xmlns:r="http://schemas.openxmlformats.org/officeDocument/2006/relationships" xmlns:w="http://schemas.openxmlformats.org/wordprocessingml/2006/main">
+<w:styles xmlns:mc="http://schemas.openxmlformats.org/markup-compatibility/2006" xmlns:r="http://schemas.openxmlformats.org/officeDocument/2006/relationships" xmlns:w="http://schemas.openxmlformats.org/wordprocessingml/2006/main" xmlns:w14="http://schemas.microsoft.com/office/word/2010/wordml" xmlns:w15="http://schemas.microsoft.com/office/word/2012/wordml" mc:Ignorable="w14 w15">
   <w:docDefaults>
     <w:rPrDefault>
       <w:rPr>
@@ -4964,144 +6659,378 @@
       </w:pPr>
     </w:pPrDefault>
   </w:docDefaults>
-  <w:latentStyles w:defLockedState="0" w:defUIPriority="99" w:defSemiHidden="1" w:defUnhideWhenUsed="1" w:defQFormat="0" w:count="267">
-    <w:lsdException w:name="Normal" w:semiHidden="0" w:uiPriority="0" w:unhideWhenUsed="0" w:qFormat="1"/>
-    <w:lsdException w:name="heading 1" w:semiHidden="0" w:uiPriority="9" w:unhideWhenUsed="0" w:qFormat="1"/>
-    <w:lsdException w:name="heading 2" w:uiPriority="9" w:qFormat="1"/>
-    <w:lsdException w:name="heading 3" w:uiPriority="9" w:qFormat="1"/>
-    <w:lsdException w:name="heading 4" w:uiPriority="9" w:qFormat="1"/>
-    <w:lsdException w:name="heading 5" w:uiPriority="9" w:qFormat="1"/>
-    <w:lsdException w:name="heading 6" w:uiPriority="9" w:qFormat="1"/>
-    <w:lsdException w:name="heading 7" w:uiPriority="9" w:qFormat="1"/>
-    <w:lsdException w:name="heading 8" w:uiPriority="9" w:qFormat="1"/>
-    <w:lsdException w:name="heading 9" w:uiPriority="9" w:qFormat="1"/>
-    <w:lsdException w:name="toc 1" w:uiPriority="39"/>
-    <w:lsdException w:name="toc 2" w:uiPriority="39"/>
-    <w:lsdException w:name="toc 3" w:uiPriority="39"/>
-    <w:lsdException w:name="toc 4" w:uiPriority="39"/>
-    <w:lsdException w:name="toc 5" w:uiPriority="39"/>
-    <w:lsdException w:name="toc 6" w:uiPriority="39"/>
-    <w:lsdException w:name="toc 7" w:uiPriority="39"/>
-    <w:lsdException w:name="toc 8" w:uiPriority="39"/>
-    <w:lsdException w:name="toc 9" w:uiPriority="39"/>
-    <w:lsdException w:name="caption" w:uiPriority="35" w:qFormat="1"/>
-    <w:lsdException w:name="Title" w:semiHidden="0" w:uiPriority="10" w:unhideWhenUsed="0" w:qFormat="1"/>
-    <w:lsdException w:name="Default Paragraph Font" w:uiPriority="1"/>
-    <w:lsdException w:name="Subtitle" w:semiHidden="0" w:uiPriority="11" w:unhideWhenUsed="0" w:qFormat="1"/>
-    <w:lsdException w:name="Strong" w:semiHidden="0" w:uiPriority="22" w:unhideWhenUsed="0" w:qFormat="1"/>
-    <w:lsdException w:name="Emphasis" w:semiHidden="0" w:uiPriority="20" w:unhideWhenUsed="0" w:qFormat="1"/>
-    <w:lsdException w:name="Table Grid" w:semiHidden="0" w:uiPriority="59" w:unhideWhenUsed="0"/>
-    <w:lsdException w:name="Placeholder Text" w:unhideWhenUsed="0"/>
-    <w:lsdException w:name="No Spacing" w:semiHidden="0" w:uiPriority="1" w:unhideWhenUsed="0" w:qFormat="1"/>
-    <w:lsdException w:name="Light Shading" w:semiHidden="0" w:uiPriority="60" w:unhideWhenUsed="0"/>
-    <w:lsdException w:name="Light List" w:semiHidden="0" w:uiPriority="61" w:unhideWhenUsed="0"/>
-    <w:lsdException w:name="Light Grid" w:semiHidden="0" w:uiPriority="62" w:unhideWhenUsed="0"/>
-    <w:lsdException w:name="Medium Shading 1" w:semiHidden="0" w:uiPriority="63" w:unhideWhenUsed="0"/>
-    <w:lsdException w:name="Medium Shading 2" w:semiHidden="0" w:uiPriority="64" w:unhideWhenUsed="0"/>
-    <w:lsdException w:name="Medium List 1" w:semiHidden="0" w:uiPriority="65" w:unhideWhenUsed="0"/>
-    <w:lsdException w:name="Medium List 2" w:semiHidden="0" w:uiPriority="66" w:unhideWhenUsed="0"/>
-    <w:lsdException w:name="Medium Grid 1" w:semiHidden="0" w:uiPriority="67" w:unhideWhenUsed="0"/>
-    <w:lsdException w:name="Medium Grid 2" w:semiHidden="0" w:uiPriority="68" w:unhideWhenUsed="0"/>
-    <w:lsdException w:name="Medium Grid 3" w:semiHidden="0" w:uiPriority="69" w:unhideWhenUsed="0"/>
-    <w:lsdException w:name="Dark List" w:semiHidden="0" w:uiPriority="70" w:unhideWhenUsed="0"/>
-    <w:lsdException w:name="Colorful Shading" w:semiHidden="0" w:uiPriority="71" w:unhideWhenUsed="0"/>
-    <w:lsdException w:name="Colorful List" w:semiHidden="0" w:uiPriority="72" w:unhideWhenUsed="0"/>
-    <w:lsdException w:name="Colorful Grid" w:semiHidden="0" w:uiPriority="73" w:unhideWhenUsed="0"/>
-    <w:lsdException w:name="Light Shading Accent 1" w:semiHidden="0" w:uiPriority="60" w:unhideWhenUsed="0"/>
-    <w:lsdException w:name="Light List Accent 1" w:semiHidden="0" w:uiPriority="61" w:unhideWhenUsed="0"/>
-    <w:lsdException w:name="Light Grid Accent 1" w:semiHidden="0" w:uiPriority="62" w:unhideWhenUsed="0"/>
-    <w:lsdException w:name="Medium Shading 1 Accent 1" w:semiHidden="0" w:uiPriority="63" w:unhideWhenUsed="0"/>
-    <w:lsdException w:name="Medium Shading 2 Accent 1" w:semiHidden="0" w:uiPriority="64" w:unhideWhenUsed="0"/>
-    <w:lsdException w:name="Medium List 1 Accent 1" w:semiHidden="0" w:uiPriority="65" w:unhideWhenUsed="0"/>
-    <w:lsdException w:name="Revision" w:unhideWhenUsed="0"/>
-    <w:lsdException w:name="List Paragraph" w:semiHidden="0" w:uiPriority="34" w:unhideWhenUsed="0" w:qFormat="1"/>
-    <w:lsdException w:name="Quote" w:semiHidden="0" w:uiPriority="29" w:unhideWhenUsed="0" w:qFormat="1"/>
-    <w:lsdException w:name="Intense Quote" w:semiHidden="0" w:uiPriority="30" w:unhideWhenUsed="0" w:qFormat="1"/>
-    <w:lsdException w:name="Medium List 2 Accent 1" w:semiHidden="0" w:uiPriority="66" w:unhideWhenUsed="0"/>
-    <w:lsdException w:name="Medium Grid 1 Accent 1" w:semiHidden="0" w:uiPriority="67" w:unhideWhenUsed="0"/>
-    <w:lsdException w:name="Medium Grid 2 Accent 1" w:semiHidden="0" w:uiPriority="68" w:unhideWhenUsed="0"/>
-    <w:lsdException w:name="Medium Grid 3 Accent 1" w:semiHidden="0" w:uiPriority="69" w:unhideWhenUsed="0"/>
-    <w:lsdException w:name="Dark List Accent 1" w:semiHidden="0" w:uiPriority="70" w:unhideWhenUsed="0"/>
-    <w:lsdException w:name="Colorful Shading Accent 1" w:semiHidden="0" w:uiPriority="71" w:unhideWhenUsed="0"/>
-    <w:lsdException w:name="Colorful List Accent 1" w:semiHidden="0" w:uiPriority="72" w:unhideWhenUsed="0"/>
-    <w:lsdException w:name="Colorful Grid Accent 1" w:semiHidden="0" w:uiPriority="73" w:unhideWhenUsed="0"/>
-    <w:lsdException w:name="Light Shading Accent 2" w:semiHidden="0" w:uiPriority="60" w:unhideWhenUsed="0"/>
-    <w:lsdException w:name="Light List Accent 2" w:semiHidden="0" w:uiPriority="61" w:unhideWhenUsed="0"/>
-    <w:lsdException w:name="Light Grid Accent 2" w:semiHidden="0" w:uiPriority="62" w:unhideWhenUsed="0"/>
-    <w:lsdException w:name="Medium Shading 1 Accent 2" w:semiHidden="0" w:uiPriority="63" w:unhideWhenUsed="0"/>
-    <w:lsdException w:name="Medium Shading 2 Accent 2" w:semiHidden="0" w:uiPriority="64" w:unhideWhenUsed="0"/>
-    <w:lsdException w:name="Medium List 1 Accent 2" w:semiHidden="0" w:uiPriority="65" w:unhideWhenUsed="0"/>
-    <w:lsdException w:name="Medium List 2 Accent 2" w:semiHidden="0" w:uiPriority="66" w:unhideWhenUsed="0"/>
-    <w:lsdException w:name="Medium Grid 1 Accent 2" w:semiHidden="0" w:uiPriority="67" w:unhideWhenUsed="0"/>
-    <w:lsdException w:name="Medium Grid 2 Accent 2" w:semiHidden="0" w:uiPriority="68" w:unhideWhenUsed="0"/>
-    <w:lsdException w:name="Medium Grid 3 Accent 2" w:semiHidden="0" w:uiPriority="69" w:unhideWhenUsed="0"/>
-    <w:lsdException w:name="Dark List Accent 2" w:semiHidden="0" w:uiPriority="70" w:unhideWhenUsed="0"/>
-    <w:lsdException w:name="Colorful Shading Accent 2" w:semiHidden="0" w:uiPriority="71" w:unhideWhenUsed="0"/>
-    <w:lsdException w:name="Colorful List Accent 2" w:semiHidden="0" w:uiPriority="72" w:unhideWhenUsed="0"/>
-    <w:lsdException w:name="Colorful Grid Accent 2" w:semiHidden="0" w:uiPriority="73" w:unhideWhenUsed="0"/>
-    <w:lsdException w:name="Light Shading Accent 3" w:semiHidden="0" w:uiPriority="60" w:unhideWhenUsed="0"/>
-    <w:lsdException w:name="Light List Accent 3" w:semiHidden="0" w:uiPriority="61" w:unhideWhenUsed="0"/>
-    <w:lsdException w:name="Light Grid Accent 3" w:semiHidden="0" w:uiPriority="62" w:unhideWhenUsed="0"/>
-    <w:lsdException w:name="Medium Shading 1 Accent 3" w:semiHidden="0" w:uiPriority="63" w:unhideWhenUsed="0"/>
-    <w:lsdException w:name="Medium Shading 2 Accent 3" w:semiHidden="0" w:uiPriority="64" w:unhideWhenUsed="0"/>
-    <w:lsdException w:name="Medium List 1 Accent 3" w:semiHidden="0" w:uiPriority="65" w:unhideWhenUsed="0"/>
-    <w:lsdException w:name="Medium List 2 Accent 3" w:semiHidden="0" w:uiPriority="66" w:unhideWhenUsed="0"/>
-    <w:lsdException w:name="Medium Grid 1 Accent 3" w:semiHidden="0" w:uiPriority="67" w:unhideWhenUsed="0"/>
-    <w:lsdException w:name="Medium Grid 2 Accent 3" w:semiHidden="0" w:uiPriority="68" w:unhideWhenUsed="0"/>
-    <w:lsdException w:name="Medium Grid 3 Accent 3" w:semiHidden="0" w:uiPriority="69" w:unhideWhenUsed="0"/>
-    <w:lsdException w:name="Dark List Accent 3" w:semiHidden="0" w:uiPriority="70" w:unhideWhenUsed="0"/>
-    <w:lsdException w:name="Colorful Shading Accent 3" w:semiHidden="0" w:uiPriority="71" w:unhideWhenUsed="0"/>
-    <w:lsdException w:name="Colorful List Accent 3" w:semiHidden="0" w:uiPriority="72" w:unhideWhenUsed="0"/>
-    <w:lsdException w:name="Colorful Grid Accent 3" w:semiHidden="0" w:uiPriority="73" w:unhideWhenUsed="0"/>
-    <w:lsdException w:name="Light Shading Accent 4" w:semiHidden="0" w:uiPriority="60" w:unhideWhenUsed="0"/>
-    <w:lsdException w:name="Light List Accent 4" w:semiHidden="0" w:uiPriority="61" w:unhideWhenUsed="0"/>
-    <w:lsdException w:name="Light Grid Accent 4" w:semiHidden="0" w:uiPriority="62" w:unhideWhenUsed="0"/>
-    <w:lsdException w:name="Medium Shading 1 Accent 4" w:semiHidden="0" w:uiPriority="63" w:unhideWhenUsed="0"/>
-    <w:lsdException w:name="Medium Shading 2 Accent 4" w:semiHidden="0" w:uiPriority="64" w:unhideWhenUsed="0"/>
-    <w:lsdException w:name="Medium List 1 Accent 4" w:semiHidden="0" w:uiPriority="65" w:unhideWhenUsed="0"/>
-    <w:lsdException w:name="Medium List 2 Accent 4" w:semiHidden="0" w:uiPriority="66" w:unhideWhenUsed="0"/>
-    <w:lsdException w:name="Medium Grid 1 Accent 4" w:semiHidden="0" w:uiPriority="67" w:unhideWhenUsed="0"/>
-    <w:lsdException w:name="Medium Grid 2 Accent 4" w:semiHidden="0" w:uiPriority="68" w:unhideWhenUsed="0"/>
-    <w:lsdException w:name="Medium Grid 3 Accent 4" w:semiHidden="0" w:uiPriority="69" w:unhideWhenUsed="0"/>
-    <w:lsdException w:name="Dark List Accent 4" w:semiHidden="0" w:uiPriority="70" w:unhideWhenUsed="0"/>
-    <w:lsdException w:name="Colorful Shading Accent 4" w:semiHidden="0" w:uiPriority="71" w:unhideWhenUsed="0"/>
-    <w:lsdException w:name="Colorful List Accent 4" w:semiHidden="0" w:uiPriority="72" w:unhideWhenUsed="0"/>
-    <w:lsdException w:name="Colorful Grid Accent 4" w:semiHidden="0" w:uiPriority="73" w:unhideWhenUsed="0"/>
-    <w:lsdException w:name="Light Shading Accent 5" w:semiHidden="0" w:uiPriority="60" w:unhideWhenUsed="0"/>
-    <w:lsdException w:name="Light List Accent 5" w:semiHidden="0" w:uiPriority="61" w:unhideWhenUsed="0"/>
-    <w:lsdException w:name="Light Grid Accent 5" w:semiHidden="0" w:uiPriority="62" w:unhideWhenUsed="0"/>
-    <w:lsdException w:name="Medium Shading 1 Accent 5" w:semiHidden="0" w:uiPriority="63" w:unhideWhenUsed="0"/>
-    <w:lsdException w:name="Medium Shading 2 Accent 5" w:semiHidden="0" w:uiPriority="64" w:unhideWhenUsed="0"/>
-    <w:lsdException w:name="Medium List 1 Accent 5" w:semiHidden="0" w:uiPriority="65" w:unhideWhenUsed="0"/>
-    <w:lsdException w:name="Medium List 2 Accent 5" w:semiHidden="0" w:uiPriority="66" w:unhideWhenUsed="0"/>
-    <w:lsdException w:name="Medium Grid 1 Accent 5" w:semiHidden="0" w:uiPriority="67" w:unhideWhenUsed="0"/>
-    <w:lsdException w:name="Medium Grid 2 Accent 5" w:semiHidden="0" w:uiPriority="68" w:unhideWhenUsed="0"/>
-    <w:lsdException w:name="Medium Grid 3 Accent 5" w:semiHidden="0" w:uiPriority="69" w:unhideWhenUsed="0"/>
-    <w:lsdException w:name="Dark List Accent 5" w:semiHidden="0" w:uiPriority="70" w:unhideWhenUsed="0"/>
-    <w:lsdException w:name="Colorful Shading Accent 5" w:semiHidden="0" w:uiPriority="71" w:unhideWhenUsed="0"/>
-    <w:lsdException w:name="Colorful List Accent 5" w:semiHidden="0" w:uiPriority="72" w:unhideWhenUsed="0"/>
-    <w:lsdException w:name="Colorful Grid Accent 5" w:semiHidden="0" w:uiPriority="73" w:unhideWhenUsed="0"/>
-    <w:lsdException w:name="Light Shading Accent 6" w:semiHidden="0" w:uiPriority="60" w:unhideWhenUsed="0"/>
-    <w:lsdException w:name="Light List Accent 6" w:semiHidden="0" w:uiPriority="61" w:unhideWhenUsed="0"/>
-    <w:lsdException w:name="Light Grid Accent 6" w:semiHidden="0" w:uiPriority="62" w:unhideWhenUsed="0"/>
-    <w:lsdException w:name="Medium Shading 1 Accent 6" w:semiHidden="0" w:uiPriority="63" w:unhideWhenUsed="0"/>
-    <w:lsdException w:name="Medium Shading 2 Accent 6" w:semiHidden="0" w:uiPriority="64" w:unhideWhenUsed="0"/>
-    <w:lsdException w:name="Medium List 1 Accent 6" w:semiHidden="0" w:uiPriority="65" w:unhideWhenUsed="0"/>
-    <w:lsdException w:name="Medium List 2 Accent 6" w:semiHidden="0" w:uiPriority="66" w:unhideWhenUsed="0"/>
-    <w:lsdException w:name="Medium Grid 1 Accent 6" w:semiHidden="0" w:uiPriority="67" w:unhideWhenUsed="0"/>
-    <w:lsdException w:name="Medium Grid 2 Accent 6" w:semiHidden="0" w:uiPriority="68" w:unhideWhenUsed="0"/>
-    <w:lsdException w:name="Medium Grid 3 Accent 6" w:semiHidden="0" w:uiPriority="69" w:unhideWhenUsed="0"/>
-    <w:lsdException w:name="Dark List Accent 6" w:semiHidden="0" w:uiPriority="70" w:unhideWhenUsed="0"/>
-    <w:lsdException w:name="Colorful Shading Accent 6" w:semiHidden="0" w:uiPriority="71" w:unhideWhenUsed="0"/>
-    <w:lsdException w:name="Colorful List Accent 6" w:semiHidden="0" w:uiPriority="72" w:unhideWhenUsed="0"/>
-    <w:lsdException w:name="Colorful Grid Accent 6" w:semiHidden="0" w:uiPriority="73" w:unhideWhenUsed="0"/>
-    <w:lsdException w:name="Subtle Emphasis" w:semiHidden="0" w:uiPriority="19" w:unhideWhenUsed="0" w:qFormat="1"/>
-    <w:lsdException w:name="Intense Emphasis" w:semiHidden="0" w:uiPriority="21" w:unhideWhenUsed="0" w:qFormat="1"/>
-    <w:lsdException w:name="Subtle Reference" w:semiHidden="0" w:uiPriority="31" w:unhideWhenUsed="0" w:qFormat="1"/>
-    <w:lsdException w:name="Intense Reference" w:semiHidden="0" w:uiPriority="32" w:unhideWhenUsed="0" w:qFormat="1"/>
-    <w:lsdException w:name="Book Title" w:semiHidden="0" w:uiPriority="33" w:unhideWhenUsed="0" w:qFormat="1"/>
-    <w:lsdException w:name="Bibliography" w:uiPriority="37"/>
-    <w:lsdException w:name="TOC Heading" w:uiPriority="39" w:qFormat="1"/>
+  <w:latentStyles w:defLockedState="0" w:defUIPriority="99" w:defSemiHidden="0" w:defUnhideWhenUsed="0" w:defQFormat="0" w:count="371">
+    <w:lsdException w:name="Normal" w:uiPriority="0" w:qFormat="1"/>
+    <w:lsdException w:name="heading 1" w:uiPriority="9" w:qFormat="1"/>
+    <w:lsdException w:name="heading 2" w:semiHidden="1" w:uiPriority="9" w:unhideWhenUsed="1" w:qFormat="1"/>
+    <w:lsdException w:name="heading 3" w:semiHidden="1" w:uiPriority="9" w:unhideWhenUsed="1" w:qFormat="1"/>
+    <w:lsdException w:name="heading 4" w:semiHidden="1" w:uiPriority="9" w:unhideWhenUsed="1" w:qFormat="1"/>
+    <w:lsdException w:name="heading 5" w:semiHidden="1" w:uiPriority="9" w:unhideWhenUsed="1" w:qFormat="1"/>
+    <w:lsdException w:name="heading 6" w:semiHidden="1" w:uiPriority="9" w:unhideWhenUsed="1" w:qFormat="1"/>
+    <w:lsdException w:name="heading 7" w:semiHidden="1" w:uiPriority="9" w:unhideWhenUsed="1" w:qFormat="1"/>
+    <w:lsdException w:name="heading 8" w:semiHidden="1" w:uiPriority="9" w:unhideWhenUsed="1" w:qFormat="1"/>
+    <w:lsdException w:name="heading 9" w:semiHidden="1" w:uiPriority="9" w:unhideWhenUsed="1" w:qFormat="1"/>
+    <w:lsdException w:name="index 1" w:semiHidden="1" w:unhideWhenUsed="1"/>
+    <w:lsdException w:name="index 2" w:semiHidden="1" w:unhideWhenUsed="1"/>
+    <w:lsdException w:name="index 3" w:semiHidden="1" w:unhideWhenUsed="1"/>
+    <w:lsdException w:name="index 4" w:semiHidden="1" w:unhideWhenUsed="1"/>
+    <w:lsdException w:name="index 5" w:semiHidden="1" w:unhideWhenUsed="1"/>
+    <w:lsdException w:name="index 6" w:semiHidden="1" w:unhideWhenUsed="1"/>
+    <w:lsdException w:name="index 7" w:semiHidden="1" w:unhideWhenUsed="1"/>
+    <w:lsdException w:name="index 8" w:semiHidden="1" w:unhideWhenUsed="1"/>
+    <w:lsdException w:name="index 9" w:semiHidden="1" w:unhideWhenUsed="1"/>
+    <w:lsdException w:name="toc 1" w:semiHidden="1" w:uiPriority="39" w:unhideWhenUsed="1"/>
+    <w:lsdException w:name="toc 2" w:semiHidden="1" w:uiPriority="39" w:unhideWhenUsed="1"/>
+    <w:lsdException w:name="toc 3" w:semiHidden="1" w:uiPriority="39" w:unhideWhenUsed="1"/>
+    <w:lsdException w:name="toc 4" w:semiHidden="1" w:uiPriority="39" w:unhideWhenUsed="1"/>
+    <w:lsdException w:name="toc 5" w:semiHidden="1" w:uiPriority="39" w:unhideWhenUsed="1"/>
+    <w:lsdException w:name="toc 6" w:semiHidden="1" w:uiPriority="39" w:unhideWhenUsed="1"/>
+    <w:lsdException w:name="toc 7" w:semiHidden="1" w:uiPriority="39" w:unhideWhenUsed="1"/>
+    <w:lsdException w:name="toc 8" w:semiHidden="1" w:uiPriority="39" w:unhideWhenUsed="1"/>
+    <w:lsdException w:name="toc 9" w:semiHidden="1" w:uiPriority="39" w:unhideWhenUsed="1"/>
+    <w:lsdException w:name="Normal Indent" w:semiHidden="1" w:unhideWhenUsed="1"/>
+    <w:lsdException w:name="footnote text" w:semiHidden="1" w:unhideWhenUsed="1"/>
+    <w:lsdException w:name="annotation text" w:semiHidden="1" w:unhideWhenUsed="1"/>
+    <w:lsdException w:name="header" w:semiHidden="1" w:unhideWhenUsed="1"/>
+    <w:lsdException w:name="footer" w:semiHidden="1" w:unhideWhenUsed="1"/>
+    <w:lsdException w:name="index heading" w:semiHidden="1" w:unhideWhenUsed="1"/>
+    <w:lsdException w:name="caption" w:semiHidden="1" w:uiPriority="35" w:unhideWhenUsed="1" w:qFormat="1"/>
+    <w:lsdException w:name="table of figures" w:semiHidden="1" w:unhideWhenUsed="1"/>
+    <w:lsdException w:name="envelope address" w:semiHidden="1" w:unhideWhenUsed="1"/>
+    <w:lsdException w:name="envelope return" w:semiHidden="1" w:unhideWhenUsed="1"/>
+    <w:lsdException w:name="footnote reference" w:semiHidden="1" w:unhideWhenUsed="1"/>
+    <w:lsdException w:name="annotation reference" w:semiHidden="1" w:unhideWhenUsed="1"/>
+    <w:lsdException w:name="line number" w:semiHidden="1" w:unhideWhenUsed="1"/>
+    <w:lsdException w:name="page number" w:semiHidden="1" w:unhideWhenUsed="1"/>
+    <w:lsdException w:name="endnote reference" w:semiHidden="1" w:unhideWhenUsed="1"/>
+    <w:lsdException w:name="endnote text" w:semiHidden="1" w:unhideWhenUsed="1"/>
+    <w:lsdException w:name="table of authorities" w:semiHidden="1" w:unhideWhenUsed="1"/>
+    <w:lsdException w:name="macro" w:semiHidden="1" w:unhideWhenUsed="1"/>
+    <w:lsdException w:name="toa heading" w:semiHidden="1" w:unhideWhenUsed="1"/>
+    <w:lsdException w:name="List" w:semiHidden="1" w:unhideWhenUsed="1"/>
+    <w:lsdException w:name="List Bullet" w:semiHidden="1" w:unhideWhenUsed="1"/>
+    <w:lsdException w:name="List Number" w:semiHidden="1" w:unhideWhenUsed="1"/>
+    <w:lsdException w:name="List 2" w:semiHidden="1" w:unhideWhenUsed="1"/>
+    <w:lsdException w:name="List 3" w:semiHidden="1" w:unhideWhenUsed="1"/>
+    <w:lsdException w:name="List 4" w:semiHidden="1" w:unhideWhenUsed="1"/>
+    <w:lsdException w:name="List 5" w:semiHidden="1" w:unhideWhenUsed="1"/>
+    <w:lsdException w:name="List Bullet 2" w:semiHidden="1" w:unhideWhenUsed="1"/>
+    <w:lsdException w:name="List Bullet 3" w:semiHidden="1" w:unhideWhenUsed="1"/>
+    <w:lsdException w:name="List Bullet 4" w:semiHidden="1" w:unhideWhenUsed="1"/>
+    <w:lsdException w:name="List Bullet 5" w:semiHidden="1" w:unhideWhenUsed="1"/>
+    <w:lsdException w:name="List Number 2" w:semiHidden="1" w:unhideWhenUsed="1"/>
+    <w:lsdException w:name="List Number 3" w:semiHidden="1" w:unhideWhenUsed="1"/>
+    <w:lsdException w:name="List Number 4" w:semiHidden="1" w:unhideWhenUsed="1"/>
+    <w:lsdException w:name="List Number 5" w:semiHidden="1" w:unhideWhenUsed="1"/>
+    <w:lsdException w:name="Title" w:uiPriority="10" w:qFormat="1"/>
+    <w:lsdException w:name="Closing" w:semiHidden="1" w:unhideWhenUsed="1"/>
+    <w:lsdException w:name="Signature" w:semiHidden="1" w:unhideWhenUsed="1"/>
+    <w:lsdException w:name="Default Paragraph Font" w:semiHidden="1" w:uiPriority="1" w:unhideWhenUsed="1"/>
+    <w:lsdException w:name="Body Text" w:semiHidden="1" w:unhideWhenUsed="1"/>
+    <w:lsdException w:name="Body Text Indent" w:semiHidden="1" w:unhideWhenUsed="1"/>
+    <w:lsdException w:name="List Continue" w:semiHidden="1" w:unhideWhenUsed="1"/>
+    <w:lsdException w:name="List Continue 2" w:semiHidden="1" w:unhideWhenUsed="1"/>
+    <w:lsdException w:name="List Continue 3" w:semiHidden="1" w:unhideWhenUsed="1"/>
+    <w:lsdException w:name="List Continue 4" w:semiHidden="1" w:unhideWhenUsed="1"/>
+    <w:lsdException w:name="List Continue 5" w:semiHidden="1" w:unhideWhenUsed="1"/>
+    <w:lsdException w:name="Message Header" w:semiHidden="1" w:unhideWhenUsed="1"/>
+    <w:lsdException w:name="Subtitle" w:uiPriority="11" w:qFormat="1"/>
+    <w:lsdException w:name="Salutation" w:semiHidden="1" w:unhideWhenUsed="1"/>
+    <w:lsdException w:name="Date" w:semiHidden="1" w:unhideWhenUsed="1"/>
+    <w:lsdException w:name="Body Text First Indent" w:semiHidden="1" w:unhideWhenUsed="1"/>
+    <w:lsdException w:name="Body Text First Indent 2" w:semiHidden="1" w:unhideWhenUsed="1"/>
+    <w:lsdException w:name="Note Heading" w:semiHidden="1" w:unhideWhenUsed="1"/>
+    <w:lsdException w:name="Body Text 2" w:semiHidden="1" w:unhideWhenUsed="1"/>
+    <w:lsdException w:name="Body Text 3" w:semiHidden="1" w:unhideWhenUsed="1"/>
+    <w:lsdException w:name="Body Text Indent 2" w:semiHidden="1" w:unhideWhenUsed="1"/>
+    <w:lsdException w:name="Body Text Indent 3" w:semiHidden="1" w:unhideWhenUsed="1"/>
+    <w:lsdException w:name="Block Text" w:semiHidden="1" w:unhideWhenUsed="1"/>
+    <w:lsdException w:name="Hyperlink" w:semiHidden="1" w:unhideWhenUsed="1"/>
+    <w:lsdException w:name="FollowedHyperlink" w:semiHidden="1" w:unhideWhenUsed="1"/>
+    <w:lsdException w:name="Strong" w:uiPriority="22" w:qFormat="1"/>
+    <w:lsdException w:name="Emphasis" w:uiPriority="20" w:qFormat="1"/>
+    <w:lsdException w:name="Document Map" w:semiHidden="1" w:unhideWhenUsed="1"/>
+    <w:lsdException w:name="Plain Text" w:semiHidden="1" w:unhideWhenUsed="1"/>
+    <w:lsdException w:name="E-mail Signature" w:semiHidden="1" w:unhideWhenUsed="1"/>
+    <w:lsdException w:name="HTML Top of Form" w:semiHidden="1" w:unhideWhenUsed="1"/>
+    <w:lsdException w:name="HTML Bottom of Form" w:semiHidden="1" w:unhideWhenUsed="1"/>
+    <w:lsdException w:name="Normal (Web)" w:semiHidden="1" w:unhideWhenUsed="1"/>
+    <w:lsdException w:name="HTML Acronym" w:semiHidden="1" w:unhideWhenUsed="1"/>
+    <w:lsdException w:name="HTML Address" w:semiHidden="1" w:unhideWhenUsed="1"/>
+    <w:lsdException w:name="HTML Cite" w:semiHidden="1" w:unhideWhenUsed="1"/>
+    <w:lsdException w:name="HTML Code" w:semiHidden="1" w:unhideWhenUsed="1"/>
+    <w:lsdException w:name="HTML Definition" w:semiHidden="1" w:unhideWhenUsed="1"/>
+    <w:lsdException w:name="HTML Keyboard" w:semiHidden="1" w:unhideWhenUsed="1"/>
+    <w:lsdException w:name="HTML Preformatted" w:semiHidden="1" w:unhideWhenUsed="1"/>
+    <w:lsdException w:name="HTML Sample" w:semiHidden="1" w:unhideWhenUsed="1"/>
+    <w:lsdException w:name="HTML Typewriter" w:semiHidden="1" w:unhideWhenUsed="1"/>
+    <w:lsdException w:name="HTML Variable" w:semiHidden="1" w:unhideWhenUsed="1"/>
+    <w:lsdException w:name="Normal Table" w:semiHidden="1" w:unhideWhenUsed="1"/>
+    <w:lsdException w:name="annotation subject" w:semiHidden="1" w:unhideWhenUsed="1"/>
+    <w:lsdException w:name="No List" w:semiHidden="1" w:unhideWhenUsed="1"/>
+    <w:lsdException w:name="Outline List 1" w:semiHidden="1" w:unhideWhenUsed="1"/>
+    <w:lsdException w:name="Outline List 2" w:semiHidden="1" w:unhideWhenUsed="1"/>
+    <w:lsdException w:name="Outline List 3" w:semiHidden="1" w:unhideWhenUsed="1"/>
+    <w:lsdException w:name="Table Simple 1" w:semiHidden="1" w:unhideWhenUsed="1"/>
+    <w:lsdException w:name="Table Simple 2" w:semiHidden="1" w:unhideWhenUsed="1"/>
+    <w:lsdException w:name="Table Simple 3" w:semiHidden="1" w:unhideWhenUsed="1"/>
+    <w:lsdException w:name="Table Classic 1" w:semiHidden="1" w:unhideWhenUsed="1"/>
+    <w:lsdException w:name="Table Classic 2" w:semiHidden="1" w:unhideWhenUsed="1"/>
+    <w:lsdException w:name="Table Classic 3" w:semiHidden="1" w:unhideWhenUsed="1"/>
+    <w:lsdException w:name="Table Classic 4" w:semiHidden="1" w:unhideWhenUsed="1"/>
+    <w:lsdException w:name="Table Colorful 1" w:semiHidden="1" w:unhideWhenUsed="1"/>
+    <w:lsdException w:name="Table Colorful 2" w:semiHidden="1" w:unhideWhenUsed="1"/>
+    <w:lsdException w:name="Table Colorful 3" w:semiHidden="1" w:unhideWhenUsed="1"/>
+    <w:lsdException w:name="Table Columns 1" w:semiHidden="1" w:unhideWhenUsed="1"/>
+    <w:lsdException w:name="Table Columns 2" w:semiHidden="1" w:unhideWhenUsed="1"/>
+    <w:lsdException w:name="Table Columns 3" w:semiHidden="1" w:unhideWhenUsed="1"/>
+    <w:lsdException w:name="Table Columns 4" w:semiHidden="1" w:unhideWhenUsed="1"/>
+    <w:lsdException w:name="Table Columns 5" w:semiHidden="1" w:unhideWhenUsed="1"/>
+    <w:lsdException w:name="Table Grid 1" w:semiHidden="1" w:unhideWhenUsed="1"/>
+    <w:lsdException w:name="Table Grid 2" w:semiHidden="1" w:unhideWhenUsed="1"/>
+    <w:lsdException w:name="Table Grid 3" w:semiHidden="1" w:unhideWhenUsed="1"/>
+    <w:lsdException w:name="Table Grid 4" w:semiHidden="1" w:unhideWhenUsed="1"/>
+    <w:lsdException w:name="Table Grid 5" w:semiHidden="1" w:unhideWhenUsed="1"/>
+    <w:lsdException w:name="Table Grid 6" w:semiHidden="1" w:unhideWhenUsed="1"/>
+    <w:lsdException w:name="Table Grid 7" w:semiHidden="1" w:unhideWhenUsed="1"/>
+    <w:lsdException w:name="Table Grid 8" w:semiHidden="1" w:unhideWhenUsed="1"/>
+    <w:lsdException w:name="Table List 1" w:semiHidden="1" w:unhideWhenUsed="1"/>
+    <w:lsdException w:name="Table List 2" w:semiHidden="1" w:unhideWhenUsed="1"/>
+    <w:lsdException w:name="Table List 3" w:semiHidden="1" w:unhideWhenUsed="1"/>
+    <w:lsdException w:name="Table List 4" w:semiHidden="1" w:unhideWhenUsed="1"/>
+    <w:lsdException w:name="Table List 5" w:semiHidden="1" w:unhideWhenUsed="1"/>
+    <w:lsdException w:name="Table List 6" w:semiHidden="1" w:unhideWhenUsed="1"/>
+    <w:lsdException w:name="Table List 7" w:semiHidden="1" w:unhideWhenUsed="1"/>
+    <w:lsdException w:name="Table List 8" w:semiHidden="1" w:unhideWhenUsed="1"/>
+    <w:lsdException w:name="Table 3D effects 1" w:semiHidden="1" w:unhideWhenUsed="1"/>
+    <w:lsdException w:name="Table 3D effects 2" w:semiHidden="1" w:unhideWhenUsed="1"/>
+    <w:lsdException w:name="Table 3D effects 3" w:semiHidden="1" w:unhideWhenUsed="1"/>
+    <w:lsdException w:name="Table Contemporary" w:semiHidden="1" w:unhideWhenUsed="1"/>
+    <w:lsdException w:name="Table Elegant" w:semiHidden="1" w:unhideWhenUsed="1"/>
+    <w:lsdException w:name="Table Professional" w:semiHidden="1" w:unhideWhenUsed="1"/>
+    <w:lsdException w:name="Table Subtle 1" w:semiHidden="1" w:unhideWhenUsed="1"/>
+    <w:lsdException w:name="Table Subtle 2" w:semiHidden="1" w:unhideWhenUsed="1"/>
+    <w:lsdException w:name="Table Web 1" w:semiHidden="1" w:unhideWhenUsed="1"/>
+    <w:lsdException w:name="Table Web 2" w:semiHidden="1" w:unhideWhenUsed="1"/>
+    <w:lsdException w:name="Table Web 3" w:semiHidden="1" w:unhideWhenUsed="1"/>
+    <w:lsdException w:name="Balloon Text" w:semiHidden="1" w:unhideWhenUsed="1"/>
+    <w:lsdException w:name="Table Grid" w:uiPriority="59"/>
+    <w:lsdException w:name="Table Theme" w:semiHidden="1" w:unhideWhenUsed="1"/>
+    <w:lsdException w:name="Placeholder Text" w:semiHidden="1"/>
+    <w:lsdException w:name="No Spacing" w:uiPriority="1" w:qFormat="1"/>
+    <w:lsdException w:name="Light Shading" w:uiPriority="60"/>
+    <w:lsdException w:name="Light List" w:uiPriority="61"/>
+    <w:lsdException w:name="Light Grid" w:uiPriority="62"/>
+    <w:lsdException w:name="Medium Shading 1" w:uiPriority="63"/>
+    <w:lsdException w:name="Medium Shading 2" w:uiPriority="64"/>
+    <w:lsdException w:name="Medium List 1" w:uiPriority="65"/>
+    <w:lsdException w:name="Medium List 2" w:uiPriority="66"/>
+    <w:lsdException w:name="Medium Grid 1" w:uiPriority="67"/>
+    <w:lsdException w:name="Medium Grid 2" w:uiPriority="68"/>
+    <w:lsdException w:name="Medium Grid 3" w:uiPriority="69"/>
+    <w:lsdException w:name="Dark List" w:uiPriority="70"/>
+    <w:lsdException w:name="Colorful Shading" w:uiPriority="71"/>
+    <w:lsdException w:name="Colorful List" w:uiPriority="72"/>
+    <w:lsdException w:name="Colorful Grid" w:uiPriority="73"/>
+    <w:lsdException w:name="Light Shading Accent 1" w:uiPriority="60"/>
+    <w:lsdException w:name="Light List Accent 1" w:uiPriority="61"/>
+    <w:lsdException w:name="Light Grid Accent 1" w:uiPriority="62"/>
+    <w:lsdException w:name="Medium Shading 1 Accent 1" w:uiPriority="63"/>
+    <w:lsdException w:name="Medium Shading 2 Accent 1" w:uiPriority="64"/>
+    <w:lsdException w:name="Medium List 1 Accent 1" w:uiPriority="65"/>
+    <w:lsdException w:name="Revision" w:semiHidden="1"/>
+    <w:lsdException w:name="List Paragraph" w:uiPriority="34" w:qFormat="1"/>
+    <w:lsdException w:name="Quote" w:uiPriority="29" w:qFormat="1"/>
+    <w:lsdException w:name="Intense Quote" w:uiPriority="30" w:qFormat="1"/>
+    <w:lsdException w:name="Medium List 2 Accent 1" w:uiPriority="66"/>
+    <w:lsdException w:name="Medium Grid 1 Accent 1" w:uiPriority="67"/>
+    <w:lsdException w:name="Medium Grid 2 Accent 1" w:uiPriority="68"/>
+    <w:lsdException w:name="Medium Grid 3 Accent 1" w:uiPriority="69"/>
+    <w:lsdException w:name="Dark List Accent 1" w:uiPriority="70"/>
+    <w:lsdException w:name="Colorful Shading Accent 1" w:uiPriority="71"/>
+    <w:lsdException w:name="Colorful List Accent 1" w:uiPriority="72"/>
+    <w:lsdException w:name="Colorful Grid Accent 1" w:uiPriority="73"/>
+    <w:lsdException w:name="Light Shading Accent 2" w:uiPriority="60"/>
+    <w:lsdException w:name="Light List Accent 2" w:uiPriority="61"/>
+    <w:lsdException w:name="Light Grid Accent 2" w:uiPriority="62"/>
+    <w:lsdException w:name="Medium Shading 1 Accent 2" w:uiPriority="63"/>
+    <w:lsdException w:name="Medium Shading 2 Accent 2" w:uiPriority="64"/>
+    <w:lsdException w:name="Medium List 1 Accent 2" w:uiPriority="65"/>
+    <w:lsdException w:name="Medium List 2 Accent 2" w:uiPriority="66"/>
+    <w:lsdException w:name="Medium Grid 1 Accent 2" w:uiPriority="67"/>
+    <w:lsdException w:name="Medium Grid 2 Accent 2" w:uiPriority="68"/>
+    <w:lsdException w:name="Medium Grid 3 Accent 2" w:uiPriority="69"/>
+    <w:lsdException w:name="Dark List Accent 2" w:uiPriority="70"/>
+    <w:lsdException w:name="Colorful Shading Accent 2" w:uiPriority="71"/>
+    <w:lsdException w:name="Colorful List Accent 2" w:uiPriority="72"/>
+    <w:lsdException w:name="Colorful Grid Accent 2" w:uiPriority="73"/>
+    <w:lsdException w:name="Light Shading Accent 3" w:uiPriority="60"/>
+    <w:lsdException w:name="Light List Accent 3" w:uiPriority="61"/>
+    <w:lsdException w:name="Light Grid Accent 3" w:uiPriority="62"/>
+    <w:lsdException w:name="Medium Shading 1 Accent 3" w:uiPriority="63"/>
+    <w:lsdException w:name="Medium Shading 2 Accent 3" w:uiPriority="64"/>
+    <w:lsdException w:name="Medium List 1 Accent 3" w:uiPriority="65"/>
+    <w:lsdException w:name="Medium List 2 Accent 3" w:uiPriority="66"/>
+    <w:lsdException w:name="Medium Grid 1 Accent 3" w:uiPriority="67"/>
+    <w:lsdException w:name="Medium Grid 2 Accent 3" w:uiPriority="68"/>
+    <w:lsdException w:name="Medium Grid 3 Accent 3" w:uiPriority="69"/>
+    <w:lsdException w:name="Dark List Accent 3" w:uiPriority="70"/>
+    <w:lsdException w:name="Colorful Shading Accent 3" w:uiPriority="71"/>
+    <w:lsdException w:name="Colorful List Accent 3" w:uiPriority="72"/>
+    <w:lsdException w:name="Colorful Grid Accent 3" w:uiPriority="73"/>
+    <w:lsdException w:name="Light Shading Accent 4" w:uiPriority="60"/>
+    <w:lsdException w:name="Light List Accent 4" w:uiPriority="61"/>
+    <w:lsdException w:name="Light Grid Accent 4" w:uiPriority="62"/>
+    <w:lsdException w:name="Medium Shading 1 Accent 4" w:uiPriority="63"/>
+    <w:lsdException w:name="Medium Shading 2 Accent 4" w:uiPriority="64"/>
+    <w:lsdException w:name="Medium List 1 Accent 4" w:uiPriority="65"/>
+    <w:lsdException w:name="Medium List 2 Accent 4" w:uiPriority="66"/>
+    <w:lsdException w:name="Medium Grid 1 Accent 4" w:uiPriority="67"/>
+    <w:lsdException w:name="Medium Grid 2 Accent 4" w:uiPriority="68"/>
+    <w:lsdException w:name="Medium Grid 3 Accent 4" w:uiPriority="69"/>
+    <w:lsdException w:name="Dark List Accent 4" w:uiPriority="70"/>
+    <w:lsdException w:name="Colorful Shading Accent 4" w:uiPriority="71"/>
+    <w:lsdException w:name="Colorful List Accent 4" w:uiPriority="72"/>
+    <w:lsdException w:name="Colorful Grid Accent 4" w:uiPriority="73"/>
+    <w:lsdException w:name="Light Shading Accent 5" w:uiPriority="60"/>
+    <w:lsdException w:name="Light List Accent 5" w:uiPriority="61"/>
+    <w:lsdException w:name="Light Grid Accent 5" w:uiPriority="62"/>
+    <w:lsdException w:name="Medium Shading 1 Accent 5" w:uiPriority="63"/>
+    <w:lsdException w:name="Medium Shading 2 Accent 5" w:uiPriority="64"/>
+    <w:lsdException w:name="Medium List 1 Accent 5" w:uiPriority="65"/>
+    <w:lsdException w:name="Medium List 2 Accent 5" w:uiPriority="66"/>
+    <w:lsdException w:name="Medium Grid 1 Accent 5" w:uiPriority="67"/>
+    <w:lsdException w:name="Medium Grid 2 Accent 5" w:uiPriority="68"/>
+    <w:lsdException w:name="Medium Grid 3 Accent 5" w:uiPriority="69"/>
+    <w:lsdException w:name="Dark List Accent 5" w:uiPriority="70"/>
+    <w:lsdException w:name="Colorful Shading Accent 5" w:uiPriority="71"/>
+    <w:lsdException w:name="Colorful List Accent 5" w:uiPriority="72"/>
+    <w:lsdException w:name="Colorful Grid Accent 5" w:uiPriority="73"/>
+    <w:lsdException w:name="Light Shading Accent 6" w:uiPriority="60"/>
+    <w:lsdException w:name="Light List Accent 6" w:uiPriority="61"/>
+    <w:lsdException w:name="Light Grid Accent 6" w:uiPriority="62"/>
+    <w:lsdException w:name="Medium Shading 1 Accent 6" w:uiPriority="63"/>
+    <w:lsdException w:name="Medium Shading 2 Accent 6" w:uiPriority="64"/>
+    <w:lsdException w:name="Medium List 1 Accent 6" w:uiPriority="65"/>
+    <w:lsdException w:name="Medium List 2 Accent 6" w:uiPriority="66"/>
+    <w:lsdException w:name="Medium Grid 1 Accent 6" w:uiPriority="67"/>
+    <w:lsdException w:name="Medium Grid 2 Accent 6" w:uiPriority="68"/>
+    <w:lsdException w:name="Medium Grid 3 Accent 6" w:uiPriority="69"/>
+    <w:lsdException w:name="Dark List Accent 6" w:uiPriority="70"/>
+    <w:lsdException w:name="Colorful Shading Accent 6" w:uiPriority="71"/>
+    <w:lsdException w:name="Colorful List Accent 6" w:uiPriority="72"/>
+    <w:lsdException w:name="Colorful Grid Accent 6" w:uiPriority="73"/>
+    <w:lsdException w:name="Subtle Emphasis" w:uiPriority="19" w:qFormat="1"/>
+    <w:lsdException w:name="Intense Emphasis" w:uiPriority="21" w:qFormat="1"/>
+    <w:lsdException w:name="Subtle Reference" w:uiPriority="31" w:qFormat="1"/>
+    <w:lsdException w:name="Intense Reference" w:uiPriority="32" w:qFormat="1"/>
+    <w:lsdException w:name="Book Title" w:uiPriority="33" w:qFormat="1"/>
+    <w:lsdException w:name="Bibliography" w:semiHidden="1" w:uiPriority="37" w:unhideWhenUsed="1"/>
+    <w:lsdException w:name="TOC Heading" w:semiHidden="1" w:uiPriority="39" w:unhideWhenUsed="1" w:qFormat="1"/>
+    <w:lsdException w:name="Plain Table 1" w:uiPriority="41"/>
+    <w:lsdException w:name="Plain Table 2" w:uiPriority="42"/>
+    <w:lsdException w:name="Plain Table 3" w:uiPriority="43"/>
+    <w:lsdException w:name="Plain Table 4" w:uiPriority="44"/>
+    <w:lsdException w:name="Plain Table 5" w:uiPriority="45"/>
+    <w:lsdException w:name="Grid Table Light" w:uiPriority="40"/>
+    <w:lsdException w:name="Grid Table 1 Light" w:uiPriority="46"/>
+    <w:lsdException w:name="Grid Table 2" w:uiPriority="47"/>
+    <w:lsdException w:name="Grid Table 3" w:uiPriority="48"/>
+    <w:lsdException w:name="Grid Table 4" w:uiPriority="49"/>
+    <w:lsdException w:name="Grid Table 5 Dark" w:uiPriority="50"/>
+    <w:lsdException w:name="Grid Table 6 Colorful" w:uiPriority="51"/>
+    <w:lsdException w:name="Grid Table 7 Colorful" w:uiPriority="52"/>
+    <w:lsdException w:name="Grid Table 1 Light Accent 1" w:uiPriority="46"/>
+    <w:lsdException w:name="Grid Table 2 Accent 1" w:uiPriority="47"/>
+    <w:lsdException w:name="Grid Table 3 Accent 1" w:uiPriority="48"/>
+    <w:lsdException w:name="Grid Table 4 Accent 1" w:uiPriority="49"/>
+    <w:lsdException w:name="Grid Table 5 Dark Accent 1" w:uiPriority="50"/>
+    <w:lsdException w:name="Grid Table 6 Colorful Accent 1" w:uiPriority="51"/>
+    <w:lsdException w:name="Grid Table 7 Colorful Accent 1" w:uiPriority="52"/>
+    <w:lsdException w:name="Grid Table 1 Light Accent 2" w:uiPriority="46"/>
+    <w:lsdException w:name="Grid Table 2 Accent 2" w:uiPriority="47"/>
+    <w:lsdException w:name="Grid Table 3 Accent 2" w:uiPriority="48"/>
+    <w:lsdException w:name="Grid Table 4 Accent 2" w:uiPriority="49"/>
+    <w:lsdException w:name="Grid Table 5 Dark Accent 2" w:uiPriority="50"/>
+    <w:lsdException w:name="Grid Table 6 Colorful Accent 2" w:uiPriority="51"/>
+    <w:lsdException w:name="Grid Table 7 Colorful Accent 2" w:uiPriority="52"/>
+    <w:lsdException w:name="Grid Table 1 Light Accent 3" w:uiPriority="46"/>
+    <w:lsdException w:name="Grid Table 2 Accent 3" w:uiPriority="47"/>
+    <w:lsdException w:name="Grid Table 3 Accent 3" w:uiPriority="48"/>
+    <w:lsdException w:name="Grid Table 4 Accent 3" w:uiPriority="49"/>
+    <w:lsdException w:name="Grid Table 5 Dark Accent 3" w:uiPriority="50"/>
+    <w:lsdException w:name="Grid Table 6 Colorful Accent 3" w:uiPriority="51"/>
+    <w:lsdException w:name="Grid Table 7 Colorful Accent 3" w:uiPriority="52"/>
+    <w:lsdException w:name="Grid Table 1 Light Accent 4" w:uiPriority="46"/>
+    <w:lsdException w:name="Grid Table 2 Accent 4" w:uiPriority="47"/>
+    <w:lsdException w:name="Grid Table 3 Accent 4" w:uiPriority="48"/>
+    <w:lsdException w:name="Grid Table 4 Accent 4" w:uiPriority="49"/>
+    <w:lsdException w:name="Grid Table 5 Dark Accent 4" w:uiPriority="50"/>
+    <w:lsdException w:name="Grid Table 6 Colorful Accent 4" w:uiPriority="51"/>
+    <w:lsdException w:name="Grid Table 7 Colorful Accent 4" w:uiPriority="52"/>
+    <w:lsdException w:name="Grid Table 1 Light Accent 5" w:uiPriority="46"/>
+    <w:lsdException w:name="Grid Table 2 Accent 5" w:uiPriority="47"/>
+    <w:lsdException w:name="Grid Table 3 Accent 5" w:uiPriority="48"/>
+    <w:lsdException w:name="Grid Table 4 Accent 5" w:uiPriority="49"/>
+    <w:lsdException w:name="Grid Table 5 Dark Accent 5" w:uiPriority="50"/>
+    <w:lsdException w:name="Grid Table 6 Colorful Accent 5" w:uiPriority="51"/>
+    <w:lsdException w:name="Grid Table 7 Colorful Accent 5" w:uiPriority="52"/>
+    <w:lsdException w:name="Grid Table 1 Light Accent 6" w:uiPriority="46"/>
+    <w:lsdException w:name="Grid Table 2 Accent 6" w:uiPriority="47"/>
+    <w:lsdException w:name="Grid Table 3 Accent 6" w:uiPriority="48"/>
+    <w:lsdException w:name="Grid Table 4 Accent 6" w:uiPriority="49"/>
+    <w:lsdException w:name="Grid Table 5 Dark Accent 6" w:uiPriority="50"/>
+    <w:lsdException w:name="Grid Table 6 Colorful Accent 6" w:uiPriority="51"/>
+    <w:lsdException w:name="Grid Table 7 Colorful Accent 6" w:uiPriority="52"/>
+    <w:lsdException w:name="List Table 1 Light" w:uiPriority="46"/>
+    <w:lsdException w:name="List Table 2" w:uiPriority="47"/>
+    <w:lsdException w:name="List Table 3" w:uiPriority="48"/>
+    <w:lsdException w:name="List Table 4" w:uiPriority="49"/>
+    <w:lsdException w:name="List Table 5 Dark" w:uiPriority="50"/>
+    <w:lsdException w:name="List Table 6 Colorful" w:uiPriority="51"/>
+    <w:lsdException w:name="List Table 7 Colorful" w:uiPriority="52"/>
+    <w:lsdException w:name="List Table 1 Light Accent 1" w:uiPriority="46"/>
+    <w:lsdException w:name="List Table 2 Accent 1" w:uiPriority="47"/>
+    <w:lsdException w:name="List Table 3 Accent 1" w:uiPriority="48"/>
+    <w:lsdException w:name="List Table 4 Accent 1" w:uiPriority="49"/>
+    <w:lsdException w:name="List Table 5 Dark Accent 1" w:uiPriority="50"/>
+    <w:lsdException w:name="List Table 6 Colorful Accent 1" w:uiPriority="51"/>
+    <w:lsdException w:name="List Table 7 Colorful Accent 1" w:uiPriority="52"/>
+    <w:lsdException w:name="List Table 1 Light Accent 2" w:uiPriority="46"/>
+    <w:lsdException w:name="List Table 2 Accent 2" w:uiPriority="47"/>
+    <w:lsdException w:name="List Table 3 Accent 2" w:uiPriority="48"/>
+    <w:lsdException w:name="List Table 4 Accent 2" w:uiPriority="49"/>
+    <w:lsdException w:name="List Table 5 Dark Accent 2" w:uiPriority="50"/>
+    <w:lsdException w:name="List Table 6 Colorful Accent 2" w:uiPriority="51"/>
+    <w:lsdException w:name="List Table 7 Colorful Accent 2" w:uiPriority="52"/>
+    <w:lsdException w:name="List Table 1 Light Accent 3" w:uiPriority="46"/>
+    <w:lsdException w:name="List Table 2 Accent 3" w:uiPriority="47"/>
+    <w:lsdException w:name="List Table 3 Accent 3" w:uiPriority="48"/>
+    <w:lsdException w:name="List Table 4 Accent 3" w:uiPriority="49"/>
+    <w:lsdException w:name="List Table 5 Dark Accent 3" w:uiPriority="50"/>
+    <w:lsdException w:name="List Table 6 Colorful Accent 3" w:uiPriority="51"/>
+    <w:lsdException w:name="List Table 7 Colorful Accent 3" w:uiPriority="52"/>
+    <w:lsdException w:name="List Table 1 Light Accent 4" w:uiPriority="46"/>
+    <w:lsdException w:name="List Table 2 Accent 4" w:uiPriority="47"/>
+    <w:lsdException w:name="List Table 3 Accent 4" w:uiPriority="48"/>
+    <w:lsdException w:name="List Table 4 Accent 4" w:uiPriority="49"/>
+    <w:lsdException w:name="List Table 5 Dark Accent 4" w:uiPriority="50"/>
+    <w:lsdException w:name="List Table 6 Colorful Accent 4" w:uiPriority="51"/>
+    <w:lsdException w:name="List Table 7 Colorful Accent 4" w:uiPriority="52"/>
+    <w:lsdException w:name="List Table 1 Light Accent 5" w:uiPriority="46"/>
+    <w:lsdException w:name="List Table 2 Accent 5" w:uiPriority="47"/>
+    <w:lsdException w:name="List Table 3 Accent 5" w:uiPriority="48"/>
+    <w:lsdException w:name="List Table 4 Accent 5" w:uiPriority="49"/>
+    <w:lsdException w:name="List Table 5 Dark Accent 5" w:uiPriority="50"/>
+    <w:lsdException w:name="List Table 6 Colorful Accent 5" w:uiPriority="51"/>
+    <w:lsdException w:name="List Table 7 Colorful Accent 5" w:uiPriority="52"/>
+    <w:lsdException w:name="List Table 1 Light Accent 6" w:uiPriority="46"/>
+    <w:lsdException w:name="List Table 2 Accent 6" w:uiPriority="47"/>
+    <w:lsdException w:name="List Table 3 Accent 6" w:uiPriority="48"/>
+    <w:lsdException w:name="List Table 4 Accent 6" w:uiPriority="49"/>
+    <w:lsdException w:name="List Table 5 Dark Accent 6" w:uiPriority="50"/>
+    <w:lsdException w:name="List Table 6 Colorful Accent 6" w:uiPriority="51"/>
+    <w:lsdException w:name="List Table 7 Colorful Accent 6" w:uiPriority="52"/>
   </w:latentStyles>
   <w:style w:type="paragraph" w:default="1" w:styleId="Normal">
     <w:name w:val="Normal"/>
@@ -5119,7 +7048,6 @@
     <w:uiPriority w:val="99"/>
     <w:semiHidden/>
     <w:unhideWhenUsed/>
-    <w:qFormat/>
     <w:tblPr>
       <w:tblInd w:w="0" w:type="dxa"/>
       <w:tblCellMar>
@@ -5987,6 +7915,70 @@
           <w:insideV w:val="single" w:sz="8" w:space="0" w:color="8064A2" w:themeColor="accent4"/>
         </w:tcBorders>
       </w:tcPr>
+    </w:tblStylePr>
+  </w:style>
+  <w:style w:type="table" w:styleId="GridTable1Light-Accent5">
+    <w:name w:val="Grid Table 1 Light Accent 5"/>
+    <w:basedOn w:val="TableNormal"/>
+    <w:uiPriority w:val="46"/>
+    <w:rsid w:val="006213D1"/>
+    <w:pPr>
+      <w:spacing w:after="0" w:line="240" w:lineRule="auto"/>
+    </w:pPr>
+    <w:tblPr>
+      <w:tblStyleRowBandSize w:val="1"/>
+      <w:tblStyleColBandSize w:val="1"/>
+      <w:tblInd w:w="0" w:type="dxa"/>
+      <w:tblBorders>
+        <w:top w:val="single" w:sz="4" w:space="0" w:color="B6DDE8" w:themeColor="accent5" w:themeTint="66"/>
+        <w:left w:val="single" w:sz="4" w:space="0" w:color="B6DDE8" w:themeColor="accent5" w:themeTint="66"/>
+        <w:bottom w:val="single" w:sz="4" w:space="0" w:color="B6DDE8" w:themeColor="accent5" w:themeTint="66"/>
+        <w:right w:val="single" w:sz="4" w:space="0" w:color="B6DDE8" w:themeColor="accent5" w:themeTint="66"/>
+        <w:insideH w:val="single" w:sz="4" w:space="0" w:color="B6DDE8" w:themeColor="accent5" w:themeTint="66"/>
+        <w:insideV w:val="single" w:sz="4" w:space="0" w:color="B6DDE8" w:themeColor="accent5" w:themeTint="66"/>
+      </w:tblBorders>
+      <w:tblCellMar>
+        <w:top w:w="0" w:type="dxa"/>
+        <w:left w:w="108" w:type="dxa"/>
+        <w:bottom w:w="0" w:type="dxa"/>
+        <w:right w:w="108" w:type="dxa"/>
+      </w:tblCellMar>
+    </w:tblPr>
+    <w:tblStylePr w:type="firstRow">
+      <w:rPr>
+        <w:b/>
+        <w:bCs/>
+      </w:rPr>
+      <w:tblPr/>
+      <w:tcPr>
+        <w:tcBorders>
+          <w:bottom w:val="single" w:sz="12" w:space="0" w:color="92CDDC" w:themeColor="accent5" w:themeTint="99"/>
+        </w:tcBorders>
+      </w:tcPr>
+    </w:tblStylePr>
+    <w:tblStylePr w:type="lastRow">
+      <w:rPr>
+        <w:b/>
+        <w:bCs/>
+      </w:rPr>
+      <w:tblPr/>
+      <w:tcPr>
+        <w:tcBorders>
+          <w:top w:val="double" w:sz="2" w:space="0" w:color="92CDDC" w:themeColor="accent5" w:themeTint="99"/>
+        </w:tcBorders>
+      </w:tcPr>
+    </w:tblStylePr>
+    <w:tblStylePr w:type="firstCol">
+      <w:rPr>
+        <w:b/>
+        <w:bCs/>
+      </w:rPr>
+    </w:tblStylePr>
+    <w:tblStylePr w:type="lastCol">
+      <w:rPr>
+        <w:b/>
+        <w:bCs/>
+      </w:rPr>
     </w:tblStylePr>
   </w:style>
 </w:styles>

--- a/5.ProjectMaintaining.docx
+++ b/5.ProjectMaintaining.docx
@@ -96,12 +96,13 @@
         </w:rPr>
         <w:t xml:space="preserve"> System”</w:t>
       </w:r>
+      <w:bookmarkStart w:id="0" w:name="_GoBack"/>
+      <w:bookmarkEnd w:id="0"/>
     </w:p>
     <w:tbl>
       <w:tblPr>
-        <w:tblStyle w:val="MediumGrid1-Accent3"/>
+        <w:tblStyle w:val="TableGrid"/>
         <w:tblW w:w="8190" w:type="dxa"/>
-        <w:jc w:val="center"/>
         <w:tblLook w:val="04A0" w:firstRow="1" w:lastRow="0" w:firstColumn="1" w:lastColumn="0" w:noHBand="0" w:noVBand="1"/>
       </w:tblPr>
       <w:tblGrid>
@@ -109,13 +110,8 @@
         <w:gridCol w:w="5687"/>
       </w:tblGrid>
       <w:tr>
-        <w:trPr>
-          <w:cnfStyle w:val="100000000000" w:firstRow="1" w:lastRow="0" w:firstColumn="0" w:lastColumn="0" w:oddVBand="0" w:evenVBand="0" w:oddHBand="0" w:evenHBand="0" w:firstRowFirstColumn="0" w:firstRowLastColumn="0" w:lastRowFirstColumn="0" w:lastRowLastColumn="0"/>
-          <w:jc w:val="center"/>
-        </w:trPr>
-        <w:tc>
-          <w:tcPr>
-            <w:cnfStyle w:val="001000000000" w:firstRow="0" w:lastRow="0" w:firstColumn="1" w:lastColumn="0" w:oddVBand="0" w:evenVBand="0" w:oddHBand="0" w:evenHBand="0" w:firstRowFirstColumn="0" w:firstRowLastColumn="0" w:lastRowFirstColumn="0" w:lastRowLastColumn="0"/>
+        <w:tc>
+          <w:tcPr>
             <w:tcW w:w="2503" w:type="dxa"/>
           </w:tcPr>
           <w:p>
@@ -145,15 +141,13 @@
           </w:tcPr>
           <w:p>
             <w:pPr>
-              <w:cnfStyle w:val="100000000000" w:firstRow="1" w:lastRow="0" w:firstColumn="0" w:lastColumn="0" w:oddVBand="0" w:evenVBand="0" w:oddHBand="0" w:evenHBand="0" w:firstRowFirstColumn="0" w:firstRowLastColumn="0" w:lastRowFirstColumn="0" w:lastRowLastColumn="0"/>
-              <w:rPr>
-                <w:b w:val="0"/>
+              <w:rPr>
+                <w:b/>
                 <w:sz w:val="26"/>
               </w:rPr>
             </w:pPr>
             <w:r>
               <w:rPr>
-                <w:b w:val="0"/>
                 <w:sz w:val="26"/>
               </w:rPr>
               <w:t>Information System and Design Lab</w:t>
@@ -162,13 +156,8 @@
         </w:tc>
       </w:tr>
       <w:tr>
-        <w:trPr>
-          <w:cnfStyle w:val="000000100000" w:firstRow="0" w:lastRow="0" w:firstColumn="0" w:lastColumn="0" w:oddVBand="0" w:evenVBand="0" w:oddHBand="1" w:evenHBand="0" w:firstRowFirstColumn="0" w:firstRowLastColumn="0" w:lastRowFirstColumn="0" w:lastRowLastColumn="0"/>
-          <w:jc w:val="center"/>
-        </w:trPr>
-        <w:tc>
-          <w:tcPr>
-            <w:cnfStyle w:val="001000000000" w:firstRow="0" w:lastRow="0" w:firstColumn="1" w:lastColumn="0" w:oddVBand="0" w:evenVBand="0" w:oddHBand="0" w:evenHBand="0" w:firstRowFirstColumn="0" w:firstRowLastColumn="0" w:lastRowFirstColumn="0" w:lastRowLastColumn="0"/>
+        <w:tc>
+          <w:tcPr>
             <w:tcW w:w="2503" w:type="dxa"/>
           </w:tcPr>
           <w:p>
@@ -192,7 +181,6 @@
           </w:tcPr>
           <w:p>
             <w:pPr>
-              <w:cnfStyle w:val="000000100000" w:firstRow="0" w:lastRow="0" w:firstColumn="0" w:lastColumn="0" w:oddVBand="0" w:evenVBand="0" w:oddHBand="1" w:evenHBand="0" w:firstRowFirstColumn="0" w:firstRowLastColumn="0" w:lastRowFirstColumn="0" w:lastRowLastColumn="0"/>
               <w:rPr>
                 <w:sz w:val="26"/>
               </w:rPr>
@@ -207,12 +195,8 @@
         </w:tc>
       </w:tr>
       <w:tr>
-        <w:trPr>
-          <w:jc w:val="center"/>
-        </w:trPr>
-        <w:tc>
-          <w:tcPr>
-            <w:cnfStyle w:val="001000000000" w:firstRow="0" w:lastRow="0" w:firstColumn="1" w:lastColumn="0" w:oddVBand="0" w:evenVBand="0" w:oddHBand="0" w:evenHBand="0" w:firstRowFirstColumn="0" w:firstRowLastColumn="0" w:lastRowFirstColumn="0" w:lastRowLastColumn="0"/>
+        <w:tc>
+          <w:tcPr>
             <w:tcW w:w="2503" w:type="dxa"/>
           </w:tcPr>
           <w:p>
@@ -236,7 +220,6 @@
           </w:tcPr>
           <w:p>
             <w:pPr>
-              <w:cnfStyle w:val="000000000000" w:firstRow="0" w:lastRow="0" w:firstColumn="0" w:lastColumn="0" w:oddVBand="0" w:evenVBand="0" w:oddHBand="0" w:evenHBand="0" w:firstRowFirstColumn="0" w:firstRowLastColumn="0" w:lastRowFirstColumn="0" w:lastRowLastColumn="0"/>
               <w:rPr>
                 <w:sz w:val="26"/>
               </w:rPr>
@@ -251,13 +234,8 @@
         </w:tc>
       </w:tr>
       <w:tr>
-        <w:trPr>
-          <w:cnfStyle w:val="000000100000" w:firstRow="0" w:lastRow="0" w:firstColumn="0" w:lastColumn="0" w:oddVBand="0" w:evenVBand="0" w:oddHBand="1" w:evenHBand="0" w:firstRowFirstColumn="0" w:firstRowLastColumn="0" w:lastRowFirstColumn="0" w:lastRowLastColumn="0"/>
-          <w:jc w:val="center"/>
-        </w:trPr>
-        <w:tc>
-          <w:tcPr>
-            <w:cnfStyle w:val="001000000000" w:firstRow="0" w:lastRow="0" w:firstColumn="1" w:lastColumn="0" w:oddVBand="0" w:evenVBand="0" w:oddHBand="0" w:evenHBand="0" w:firstRowFirstColumn="0" w:firstRowLastColumn="0" w:lastRowFirstColumn="0" w:lastRowLastColumn="0"/>
+        <w:tc>
+          <w:tcPr>
             <w:tcW w:w="2503" w:type="dxa"/>
           </w:tcPr>
           <w:p>
@@ -281,7 +259,6 @@
           </w:tcPr>
           <w:p>
             <w:pPr>
-              <w:cnfStyle w:val="000000100000" w:firstRow="0" w:lastRow="0" w:firstColumn="0" w:lastColumn="0" w:oddVBand="0" w:evenVBand="0" w:oddHBand="1" w:evenHBand="0" w:firstRowFirstColumn="0" w:firstRowLastColumn="0" w:lastRowFirstColumn="0" w:lastRowLastColumn="0"/>
               <w:rPr>
                 <w:sz w:val="26"/>
               </w:rPr>
@@ -302,12 +279,8 @@
         </w:tc>
       </w:tr>
       <w:tr>
-        <w:trPr>
-          <w:jc w:val="center"/>
-        </w:trPr>
-        <w:tc>
-          <w:tcPr>
-            <w:cnfStyle w:val="001000000000" w:firstRow="0" w:lastRow="0" w:firstColumn="1" w:lastColumn="0" w:oddVBand="0" w:evenVBand="0" w:oddHBand="0" w:evenHBand="0" w:firstRowFirstColumn="0" w:firstRowLastColumn="0" w:lastRowFirstColumn="0" w:lastRowLastColumn="0"/>
+        <w:tc>
+          <w:tcPr>
             <w:tcW w:w="2503" w:type="dxa"/>
           </w:tcPr>
           <w:p>
@@ -331,7 +304,6 @@
           </w:tcPr>
           <w:p>
             <w:pPr>
-              <w:cnfStyle w:val="000000000000" w:firstRow="0" w:lastRow="0" w:firstColumn="0" w:lastColumn="0" w:oddVBand="0" w:evenVBand="0" w:oddHBand="0" w:evenHBand="0" w:firstRowFirstColumn="0" w:firstRowLastColumn="0" w:lastRowFirstColumn="0" w:lastRowLastColumn="0"/>
               <w:rPr>
                 <w:sz w:val="26"/>
               </w:rPr>
@@ -372,46 +344,6 @@
           </w:p>
         </w:tc>
       </w:tr>
-      <w:tr>
-        <w:trPr>
-          <w:cnfStyle w:val="000000100000" w:firstRow="0" w:lastRow="0" w:firstColumn="0" w:lastColumn="0" w:oddVBand="0" w:evenVBand="0" w:oddHBand="1" w:evenHBand="0" w:firstRowFirstColumn="0" w:firstRowLastColumn="0" w:lastRowFirstColumn="0" w:lastRowLastColumn="0"/>
-          <w:jc w:val="center"/>
-        </w:trPr>
-        <w:tc>
-          <w:tcPr>
-            <w:cnfStyle w:val="001000000000" w:firstRow="0" w:lastRow="0" w:firstColumn="1" w:lastColumn="0" w:oddVBand="0" w:evenVBand="0" w:oddHBand="0" w:evenHBand="0" w:firstRowFirstColumn="0" w:firstRowLastColumn="0" w:lastRowFirstColumn="0" w:lastRowLastColumn="0"/>
-            <w:tcW w:w="2503" w:type="dxa"/>
-          </w:tcPr>
-          <w:p>
-            <w:pPr>
-              <w:jc w:val="right"/>
-              <w:rPr>
-                <w:sz w:val="26"/>
-              </w:rPr>
-            </w:pPr>
-            <w:r>
-              <w:rPr>
-                <w:sz w:val="26"/>
-              </w:rPr>
-              <w:t>Date of Submission:</w:t>
-            </w:r>
-          </w:p>
-        </w:tc>
-        <w:tc>
-          <w:tcPr>
-            <w:tcW w:w="5687" w:type="dxa"/>
-          </w:tcPr>
-          <w:p>
-            <w:pPr>
-              <w:jc w:val="center"/>
-              <w:cnfStyle w:val="000000100000" w:firstRow="0" w:lastRow="0" w:firstColumn="0" w:lastColumn="0" w:oddVBand="0" w:evenVBand="0" w:oddHBand="1" w:evenHBand="0" w:firstRowFirstColumn="0" w:firstRowLastColumn="0" w:lastRowFirstColumn="0" w:lastRowLastColumn="0"/>
-              <w:rPr>
-                <w:sz w:val="26"/>
-              </w:rPr>
-            </w:pPr>
-          </w:p>
-        </w:tc>
-      </w:tr>
     </w:tbl>
     <w:p>
       <w:pPr>
@@ -433,462 +365,223 @@
     </w:p>
     <w:p>
       <w:pPr>
-        <w:jc w:val="center"/>
-        <w:rPr>
-          <w:color w:val="C00000"/>
-          <w:sz w:val="34"/>
-        </w:rPr>
-      </w:pPr>
-    </w:p>
-    <w:tbl>
-      <w:tblPr>
-        <w:tblStyle w:val="MediumShading1-Accent5"/>
-        <w:tblpPr w:leftFromText="180" w:rightFromText="180" w:vertAnchor="text" w:horzAnchor="margin" w:tblpXSpec="right" w:tblpY="580"/>
-        <w:tblOverlap w:val="never"/>
-        <w:tblW w:w="0" w:type="auto"/>
-        <w:tblLook w:val="04A0" w:firstRow="1" w:lastRow="0" w:firstColumn="1" w:lastColumn="0" w:noHBand="0" w:noVBand="1"/>
-      </w:tblPr>
-      <w:tblGrid>
-        <w:gridCol w:w="4752"/>
-      </w:tblGrid>
-      <w:tr>
-        <w:trPr>
-          <w:cnfStyle w:val="100000000000" w:firstRow="1" w:lastRow="0" w:firstColumn="0" w:lastColumn="0" w:oddVBand="0" w:evenVBand="0" w:oddHBand="0" w:evenHBand="0" w:firstRowFirstColumn="0" w:firstRowLastColumn="0" w:lastRowFirstColumn="0" w:lastRowLastColumn="0"/>
-        </w:trPr>
-        <w:tc>
-          <w:tcPr>
-            <w:cnfStyle w:val="001000000000" w:firstRow="0" w:lastRow="0" w:firstColumn="1" w:lastColumn="0" w:oddVBand="0" w:evenVBand="0" w:oddHBand="0" w:evenHBand="0" w:firstRowFirstColumn="0" w:firstRowLastColumn="0" w:lastRowFirstColumn="0" w:lastRowLastColumn="0"/>
-            <w:tcW w:w="4752" w:type="dxa"/>
-          </w:tcPr>
-          <w:p>
-            <w:pPr>
-              <w:jc w:val="center"/>
-              <w:rPr>
-                <w:rFonts w:cstheme="minorHAnsi"/>
-                <w:color w:val="000000" w:themeColor="text1"/>
-                <w:sz w:val="28"/>
-                <w:szCs w:val="28"/>
-              </w:rPr>
-            </w:pPr>
-            <w:r>
-              <w:rPr>
-                <w:rFonts w:cstheme="minorHAnsi"/>
-                <w:color w:val="000000" w:themeColor="text1"/>
-                <w:sz w:val="28"/>
-                <w:szCs w:val="28"/>
-              </w:rPr>
-              <w:t>Submitted to:</w:t>
-            </w:r>
-          </w:p>
-        </w:tc>
-      </w:tr>
-      <w:tr>
-        <w:trPr>
-          <w:cnfStyle w:val="000000100000" w:firstRow="0" w:lastRow="0" w:firstColumn="0" w:lastColumn="0" w:oddVBand="0" w:evenVBand="0" w:oddHBand="1" w:evenHBand="0" w:firstRowFirstColumn="0" w:firstRowLastColumn="0" w:lastRowFirstColumn="0" w:lastRowLastColumn="0"/>
-        </w:trPr>
-        <w:tc>
-          <w:tcPr>
-            <w:cnfStyle w:val="001000000000" w:firstRow="0" w:lastRow="0" w:firstColumn="1" w:lastColumn="0" w:oddVBand="0" w:evenVBand="0" w:oddHBand="0" w:evenHBand="0" w:firstRowFirstColumn="0" w:firstRowLastColumn="0" w:lastRowFirstColumn="0" w:lastRowLastColumn="0"/>
-            <w:tcW w:w="4752" w:type="dxa"/>
-          </w:tcPr>
-          <w:p>
-            <w:pPr>
-              <w:rPr>
-                <w:b w:val="0"/>
-                <w:color w:val="000000" w:themeColor="text1"/>
-                <w:sz w:val="30"/>
-                <w:szCs w:val="24"/>
-              </w:rPr>
-            </w:pPr>
-            <w:proofErr w:type="spellStart"/>
-            <w:r>
-              <w:rPr>
-                <w:b w:val="0"/>
-                <w:color w:val="000000" w:themeColor="text1"/>
-                <w:sz w:val="30"/>
-                <w:szCs w:val="24"/>
-              </w:rPr>
-              <w:t>Safial</w:t>
-            </w:r>
-            <w:proofErr w:type="spellEnd"/>
-            <w:r>
-              <w:rPr>
-                <w:b w:val="0"/>
-                <w:color w:val="000000" w:themeColor="text1"/>
-                <w:sz w:val="30"/>
-                <w:szCs w:val="24"/>
-              </w:rPr>
-              <w:t xml:space="preserve"> Islam </w:t>
-            </w:r>
-            <w:proofErr w:type="spellStart"/>
-            <w:r>
-              <w:rPr>
-                <w:b w:val="0"/>
-                <w:color w:val="000000" w:themeColor="text1"/>
-                <w:sz w:val="30"/>
-                <w:szCs w:val="24"/>
-              </w:rPr>
-              <w:t>Ayon</w:t>
-            </w:r>
-            <w:proofErr w:type="spellEnd"/>
-          </w:p>
-        </w:tc>
-      </w:tr>
-      <w:tr>
-        <w:trPr>
-          <w:cnfStyle w:val="000000010000" w:firstRow="0" w:lastRow="0" w:firstColumn="0" w:lastColumn="0" w:oddVBand="0" w:evenVBand="0" w:oddHBand="0" w:evenHBand="1" w:firstRowFirstColumn="0" w:firstRowLastColumn="0" w:lastRowFirstColumn="0" w:lastRowLastColumn="0"/>
-        </w:trPr>
-        <w:tc>
-          <w:tcPr>
-            <w:cnfStyle w:val="001000000000" w:firstRow="0" w:lastRow="0" w:firstColumn="1" w:lastColumn="0" w:oddVBand="0" w:evenVBand="0" w:oddHBand="0" w:evenHBand="0" w:firstRowFirstColumn="0" w:firstRowLastColumn="0" w:lastRowFirstColumn="0" w:lastRowLastColumn="0"/>
-            <w:tcW w:w="4752" w:type="dxa"/>
-          </w:tcPr>
-          <w:p>
-            <w:pPr>
-              <w:rPr>
-                <w:b w:val="0"/>
-                <w:color w:val="000000" w:themeColor="text1"/>
-                <w:sz w:val="30"/>
-                <w:szCs w:val="24"/>
-              </w:rPr>
-            </w:pPr>
-            <w:r>
-              <w:rPr>
-                <w:b w:val="0"/>
-                <w:color w:val="000000" w:themeColor="text1"/>
-                <w:sz w:val="30"/>
-                <w:szCs w:val="24"/>
-              </w:rPr>
-              <w:t>Lecturer</w:t>
-            </w:r>
-          </w:p>
-        </w:tc>
-      </w:tr>
-      <w:tr>
-        <w:trPr>
-          <w:cnfStyle w:val="000000100000" w:firstRow="0" w:lastRow="0" w:firstColumn="0" w:lastColumn="0" w:oddVBand="0" w:evenVBand="0" w:oddHBand="1" w:evenHBand="0" w:firstRowFirstColumn="0" w:firstRowLastColumn="0" w:lastRowFirstColumn="0" w:lastRowLastColumn="0"/>
-        </w:trPr>
-        <w:tc>
-          <w:tcPr>
-            <w:cnfStyle w:val="001000000000" w:firstRow="0" w:lastRow="0" w:firstColumn="1" w:lastColumn="0" w:oddVBand="0" w:evenVBand="0" w:oddHBand="0" w:evenHBand="0" w:firstRowFirstColumn="0" w:firstRowLastColumn="0" w:lastRowFirstColumn="0" w:lastRowLastColumn="0"/>
-            <w:tcW w:w="4752" w:type="dxa"/>
-          </w:tcPr>
-          <w:p>
-            <w:pPr>
-              <w:rPr>
-                <w:b w:val="0"/>
-                <w:color w:val="000000" w:themeColor="text1"/>
-                <w:sz w:val="30"/>
-                <w:szCs w:val="24"/>
-              </w:rPr>
-            </w:pPr>
-            <w:r>
-              <w:rPr>
-                <w:b w:val="0"/>
-                <w:color w:val="000000" w:themeColor="text1"/>
-                <w:sz w:val="30"/>
-                <w:szCs w:val="24"/>
-              </w:rPr>
-              <w:t>Department of CSE</w:t>
-            </w:r>
-          </w:p>
-        </w:tc>
-      </w:tr>
-      <w:tr>
-        <w:trPr>
-          <w:cnfStyle w:val="000000010000" w:firstRow="0" w:lastRow="0" w:firstColumn="0" w:lastColumn="0" w:oddVBand="0" w:evenVBand="0" w:oddHBand="0" w:evenHBand="1" w:firstRowFirstColumn="0" w:firstRowLastColumn="0" w:lastRowFirstColumn="0" w:lastRowLastColumn="0"/>
-        </w:trPr>
-        <w:tc>
-          <w:tcPr>
-            <w:cnfStyle w:val="001000000000" w:firstRow="0" w:lastRow="0" w:firstColumn="1" w:lastColumn="0" w:oddVBand="0" w:evenVBand="0" w:oddHBand="0" w:evenHBand="0" w:firstRowFirstColumn="0" w:firstRowLastColumn="0" w:lastRowFirstColumn="0" w:lastRowLastColumn="0"/>
-            <w:tcW w:w="4752" w:type="dxa"/>
-          </w:tcPr>
-          <w:p>
-            <w:pPr>
-              <w:rPr>
-                <w:b w:val="0"/>
-                <w:sz w:val="30"/>
-              </w:rPr>
-            </w:pPr>
-            <w:r>
-              <w:rPr>
-                <w:b w:val="0"/>
-                <w:sz w:val="30"/>
-              </w:rPr>
-              <w:t>Green University of Bangladesh</w:t>
-            </w:r>
-          </w:p>
-        </w:tc>
-      </w:tr>
-    </w:tbl>
-    <w:p>
-      <w:pPr>
-        <w:jc w:val="center"/>
-        <w:rPr>
-          <w:color w:val="C00000"/>
-          <w:sz w:val="34"/>
-        </w:rPr>
-      </w:pPr>
-    </w:p>
-    <w:tbl>
-      <w:tblPr>
-        <w:tblStyle w:val="MediumShading1-Accent4"/>
-        <w:tblpPr w:leftFromText="180" w:rightFromText="180" w:vertAnchor="text" w:tblpY="-68"/>
-        <w:tblW w:w="0" w:type="auto"/>
-        <w:tblLook w:val="04A0" w:firstRow="1" w:lastRow="0" w:firstColumn="1" w:lastColumn="0" w:noHBand="0" w:noVBand="1"/>
-      </w:tblPr>
-      <w:tblGrid>
-        <w:gridCol w:w="3348"/>
-      </w:tblGrid>
-      <w:tr>
-        <w:trPr>
-          <w:cnfStyle w:val="100000000000" w:firstRow="1" w:lastRow="0" w:firstColumn="0" w:lastColumn="0" w:oddVBand="0" w:evenVBand="0" w:oddHBand="0" w:evenHBand="0" w:firstRowFirstColumn="0" w:firstRowLastColumn="0" w:lastRowFirstColumn="0" w:lastRowLastColumn="0"/>
-        </w:trPr>
-        <w:tc>
-          <w:tcPr>
-            <w:cnfStyle w:val="001000000000" w:firstRow="0" w:lastRow="0" w:firstColumn="1" w:lastColumn="0" w:oddVBand="0" w:evenVBand="0" w:oddHBand="0" w:evenHBand="0" w:firstRowFirstColumn="0" w:firstRowLastColumn="0" w:lastRowFirstColumn="0" w:lastRowLastColumn="0"/>
-            <w:tcW w:w="3348" w:type="dxa"/>
-          </w:tcPr>
-          <w:p>
-            <w:pPr>
-              <w:jc w:val="center"/>
-              <w:rPr>
-                <w:rFonts w:cstheme="minorHAnsi"/>
-                <w:sz w:val="28"/>
-                <w:szCs w:val="28"/>
-              </w:rPr>
-            </w:pPr>
-            <w:r>
-              <w:rPr>
-                <w:rFonts w:cstheme="minorHAnsi"/>
-                <w:sz w:val="28"/>
-                <w:szCs w:val="28"/>
-              </w:rPr>
-              <w:t>Submitted by:</w:t>
-            </w:r>
-          </w:p>
-        </w:tc>
-      </w:tr>
-      <w:tr>
-        <w:trPr>
-          <w:cnfStyle w:val="000000100000" w:firstRow="0" w:lastRow="0" w:firstColumn="0" w:lastColumn="0" w:oddVBand="0" w:evenVBand="0" w:oddHBand="1" w:evenHBand="0" w:firstRowFirstColumn="0" w:firstRowLastColumn="0" w:lastRowFirstColumn="0" w:lastRowLastColumn="0"/>
-        </w:trPr>
-        <w:tc>
-          <w:tcPr>
-            <w:cnfStyle w:val="001000000000" w:firstRow="0" w:lastRow="0" w:firstColumn="1" w:lastColumn="0" w:oddVBand="0" w:evenVBand="0" w:oddHBand="0" w:evenHBand="0" w:firstRowFirstColumn="0" w:firstRowLastColumn="0" w:lastRowFirstColumn="0" w:lastRowLastColumn="0"/>
-            <w:tcW w:w="3348" w:type="dxa"/>
-          </w:tcPr>
-          <w:p>
-            <w:pPr>
-              <w:rPr>
-                <w:b w:val="0"/>
-                <w:sz w:val="24"/>
-                <w:szCs w:val="24"/>
-              </w:rPr>
-            </w:pPr>
-            <w:r>
-              <w:rPr>
-                <w:b w:val="0"/>
-                <w:sz w:val="24"/>
-                <w:szCs w:val="24"/>
-              </w:rPr>
-              <w:t>Name:</w:t>
-            </w:r>
-          </w:p>
-        </w:tc>
-      </w:tr>
-      <w:tr>
-        <w:trPr>
-          <w:cnfStyle w:val="000000010000" w:firstRow="0" w:lastRow="0" w:firstColumn="0" w:lastColumn="0" w:oddVBand="0" w:evenVBand="0" w:oddHBand="0" w:evenHBand="1" w:firstRowFirstColumn="0" w:firstRowLastColumn="0" w:lastRowFirstColumn="0" w:lastRowLastColumn="0"/>
-        </w:trPr>
-        <w:tc>
-          <w:tcPr>
-            <w:cnfStyle w:val="001000000000" w:firstRow="0" w:lastRow="0" w:firstColumn="1" w:lastColumn="0" w:oddVBand="0" w:evenVBand="0" w:oddHBand="0" w:evenHBand="0" w:firstRowFirstColumn="0" w:firstRowLastColumn="0" w:lastRowFirstColumn="0" w:lastRowLastColumn="0"/>
-            <w:tcW w:w="3348" w:type="dxa"/>
-          </w:tcPr>
-          <w:p>
-            <w:pPr>
-              <w:rPr>
-                <w:b w:val="0"/>
-                <w:sz w:val="24"/>
-                <w:szCs w:val="24"/>
-              </w:rPr>
-            </w:pPr>
-            <w:r>
-              <w:rPr>
-                <w:b w:val="0"/>
-                <w:sz w:val="24"/>
-                <w:szCs w:val="24"/>
-              </w:rPr>
-              <w:t xml:space="preserve">       </w:t>
-            </w:r>
-            <w:r>
-              <w:rPr>
-                <w:b w:val="0"/>
-                <w:sz w:val="24"/>
-                <w:szCs w:val="24"/>
-              </w:rPr>
-              <w:t>I</w:t>
-            </w:r>
-            <w:r>
-              <w:rPr>
-                <w:b w:val="0"/>
-                <w:sz w:val="24"/>
-                <w:szCs w:val="24"/>
-              </w:rPr>
-              <w:t>D:</w:t>
-            </w:r>
-            <w:r>
-              <w:rPr>
-                <w:b w:val="0"/>
-                <w:sz w:val="24"/>
-                <w:szCs w:val="24"/>
-              </w:rPr>
-              <w:t xml:space="preserve">    </w:t>
-            </w:r>
-          </w:p>
-        </w:tc>
-      </w:tr>
-      <w:tr>
-        <w:trPr>
-          <w:cnfStyle w:val="000000100000" w:firstRow="0" w:lastRow="0" w:firstColumn="0" w:lastColumn="0" w:oddVBand="0" w:evenVBand="0" w:oddHBand="1" w:evenHBand="0" w:firstRowFirstColumn="0" w:firstRowLastColumn="0" w:lastRowFirstColumn="0" w:lastRowLastColumn="0"/>
-        </w:trPr>
-        <w:tc>
-          <w:tcPr>
-            <w:cnfStyle w:val="001000000000" w:firstRow="0" w:lastRow="0" w:firstColumn="1" w:lastColumn="0" w:oddVBand="0" w:evenVBand="0" w:oddHBand="0" w:evenHBand="0" w:firstRowFirstColumn="0" w:firstRowLastColumn="0" w:lastRowFirstColumn="0" w:lastRowLastColumn="0"/>
-            <w:tcW w:w="3348" w:type="dxa"/>
-          </w:tcPr>
-          <w:p>
-            <w:pPr>
-              <w:rPr>
-                <w:b w:val="0"/>
-                <w:sz w:val="24"/>
-                <w:szCs w:val="24"/>
-              </w:rPr>
-            </w:pPr>
-            <w:r>
-              <w:rPr>
-                <w:b w:val="0"/>
-                <w:sz w:val="24"/>
-                <w:szCs w:val="24"/>
-              </w:rPr>
-              <w:t>Name:</w:t>
-            </w:r>
-          </w:p>
-        </w:tc>
-      </w:tr>
-      <w:tr>
-        <w:trPr>
-          <w:cnfStyle w:val="000000010000" w:firstRow="0" w:lastRow="0" w:firstColumn="0" w:lastColumn="0" w:oddVBand="0" w:evenVBand="0" w:oddHBand="0" w:evenHBand="1" w:firstRowFirstColumn="0" w:firstRowLastColumn="0" w:lastRowFirstColumn="0" w:lastRowLastColumn="0"/>
-        </w:trPr>
-        <w:tc>
-          <w:tcPr>
-            <w:cnfStyle w:val="001000000000" w:firstRow="0" w:lastRow="0" w:firstColumn="1" w:lastColumn="0" w:oddVBand="0" w:evenVBand="0" w:oddHBand="0" w:evenHBand="0" w:firstRowFirstColumn="0" w:firstRowLastColumn="0" w:lastRowFirstColumn="0" w:lastRowLastColumn="0"/>
-            <w:tcW w:w="3348" w:type="dxa"/>
-          </w:tcPr>
-          <w:p>
-            <w:pPr>
-              <w:rPr>
-                <w:b w:val="0"/>
-                <w:sz w:val="24"/>
-                <w:szCs w:val="24"/>
-              </w:rPr>
-            </w:pPr>
-            <w:r>
-              <w:rPr>
-                <w:b w:val="0"/>
-                <w:sz w:val="24"/>
-                <w:szCs w:val="24"/>
-              </w:rPr>
-              <w:t xml:space="preserve">       ID:</w:t>
-            </w:r>
-          </w:p>
-        </w:tc>
-      </w:tr>
-      <w:tr>
-        <w:trPr>
-          <w:cnfStyle w:val="000000100000" w:firstRow="0" w:lastRow="0" w:firstColumn="0" w:lastColumn="0" w:oddVBand="0" w:evenVBand="0" w:oddHBand="1" w:evenHBand="0" w:firstRowFirstColumn="0" w:firstRowLastColumn="0" w:lastRowFirstColumn="0" w:lastRowLastColumn="0"/>
-        </w:trPr>
-        <w:tc>
-          <w:tcPr>
-            <w:cnfStyle w:val="001000000000" w:firstRow="0" w:lastRow="0" w:firstColumn="1" w:lastColumn="0" w:oddVBand="0" w:evenVBand="0" w:oddHBand="0" w:evenHBand="0" w:firstRowFirstColumn="0" w:firstRowLastColumn="0" w:lastRowFirstColumn="0" w:lastRowLastColumn="0"/>
-            <w:tcW w:w="3348" w:type="dxa"/>
-          </w:tcPr>
-          <w:p>
-            <w:pPr>
-              <w:rPr>
-                <w:b w:val="0"/>
-                <w:sz w:val="24"/>
-                <w:szCs w:val="24"/>
-              </w:rPr>
-            </w:pPr>
-            <w:r>
-              <w:rPr>
-                <w:b w:val="0"/>
-                <w:sz w:val="24"/>
-                <w:szCs w:val="24"/>
-              </w:rPr>
-              <w:t>Section: 182-EA</w:t>
-            </w:r>
-          </w:p>
-        </w:tc>
-      </w:tr>
-      <w:tr>
-        <w:trPr>
-          <w:cnfStyle w:val="000000010000" w:firstRow="0" w:lastRow="0" w:firstColumn="0" w:lastColumn="0" w:oddVBand="0" w:evenVBand="0" w:oddHBand="0" w:evenHBand="1" w:firstRowFirstColumn="0" w:firstRowLastColumn="0" w:lastRowFirstColumn="0" w:lastRowLastColumn="0"/>
-        </w:trPr>
-        <w:tc>
-          <w:tcPr>
-            <w:cnfStyle w:val="001000000000" w:firstRow="0" w:lastRow="0" w:firstColumn="1" w:lastColumn="0" w:oddVBand="0" w:evenVBand="0" w:oddHBand="0" w:evenHBand="0" w:firstRowFirstColumn="0" w:firstRowLastColumn="0" w:lastRowFirstColumn="0" w:lastRowLastColumn="0"/>
-            <w:tcW w:w="3348" w:type="dxa"/>
-          </w:tcPr>
-          <w:p>
-            <w:pPr>
-              <w:rPr>
-                <w:b w:val="0"/>
-                <w:sz w:val="24"/>
-                <w:szCs w:val="24"/>
-              </w:rPr>
-            </w:pPr>
-            <w:r>
-              <w:rPr>
-                <w:b w:val="0"/>
-                <w:sz w:val="24"/>
-                <w:szCs w:val="24"/>
-              </w:rPr>
-              <w:t>Green University of Bangladesh</w:t>
-            </w:r>
-          </w:p>
-        </w:tc>
-      </w:tr>
-    </w:tbl>
-    <w:p>
-      <w:pPr>
-        <w:jc w:val="center"/>
-        <w:rPr>
-          <w:color w:val="C00000"/>
-          <w:sz w:val="34"/>
+        <w:pStyle w:val="NoSpacing"/>
+        <w:pBdr>
+          <w:bottom w:val="single" w:sz="4" w:space="1" w:color="auto"/>
+        </w:pBdr>
+        <w:rPr>
+          <w:b/>
+          <w:sz w:val="28"/>
         </w:rPr>
       </w:pPr>
     </w:p>
     <w:p>
       <w:pPr>
-        <w:jc w:val="center"/>
+        <w:pStyle w:val="NoSpacing"/>
         <w:rPr>
           <w:b/>
-          <w:color w:val="000000" w:themeColor="text1"/>
-          <w:sz w:val="34"/>
-          <w:u w:val="single"/>
+          <w:sz w:val="28"/>
         </w:rPr>
       </w:pPr>
       <w:r>
         <w:rPr>
           <w:b/>
-          <w:color w:val="000000" w:themeColor="text1"/>
-          <w:sz w:val="34"/>
-          <w:u w:val="single"/>
-        </w:rPr>
-        <w:br w:type="textWrapping" w:clear="all"/>
+          <w:sz w:val="28"/>
+        </w:rPr>
+        <w:t>Submitted By:</w:t>
+      </w:r>
+      <w:r>
+        <w:rPr>
+          <w:b/>
+          <w:sz w:val="28"/>
+        </w:rPr>
+        <w:tab/>
+      </w:r>
+      <w:r>
+        <w:rPr>
+          <w:b/>
+          <w:sz w:val="28"/>
+        </w:rPr>
+        <w:tab/>
+      </w:r>
+      <w:r>
+        <w:rPr>
+          <w:b/>
+          <w:sz w:val="28"/>
+        </w:rPr>
+        <w:tab/>
+        <w:t xml:space="preserve">                                         Submitted To:</w:t>
+      </w:r>
+    </w:p>
+    <w:p>
+      <w:pPr>
+        <w:pStyle w:val="NoSpacing"/>
+        <w:rPr>
+          <w:b/>
+          <w:sz w:val="28"/>
+        </w:rPr>
+      </w:pPr>
+      <w:r>
+        <w:rPr>
+          <w:b/>
+          <w:sz w:val="28"/>
+        </w:rPr>
+        <w:t>Name: Jannatul Ferdaus                                                      Name:Safial Islam Ayon</w:t>
+      </w:r>
+    </w:p>
+    <w:p>
+      <w:pPr>
+        <w:pStyle w:val="NoSpacing"/>
+        <w:rPr>
+          <w:b/>
+          <w:sz w:val="28"/>
+        </w:rPr>
+      </w:pPr>
+      <w:r>
+        <w:rPr>
+          <w:b/>
+          <w:sz w:val="28"/>
+        </w:rPr>
+        <w:t>ID:182015111                                                                        Designation:Lecturer</w:t>
+      </w:r>
+    </w:p>
+    <w:p>
+      <w:pPr>
+        <w:pStyle w:val="NoSpacing"/>
+        <w:rPr>
+          <w:b/>
+          <w:sz w:val="28"/>
+        </w:rPr>
+      </w:pPr>
+      <w:r>
+        <w:rPr>
+          <w:b/>
+          <w:sz w:val="28"/>
+        </w:rPr>
+        <w:t>Name:Rakib Hossain</w:t>
+      </w:r>
+    </w:p>
+    <w:p>
+      <w:pPr>
+        <w:pStyle w:val="NoSpacing"/>
+        <w:rPr>
+          <w:b/>
+          <w:sz w:val="28"/>
+        </w:rPr>
+      </w:pPr>
+      <w:r>
+        <w:rPr>
+          <w:b/>
+          <w:sz w:val="28"/>
+        </w:rPr>
+        <w:t xml:space="preserve">ID:182015003                                                                                     </w:t>
+      </w:r>
+      <w:r>
+        <w:rPr>
+          <w:b/>
+          <w:sz w:val="28"/>
+        </w:rPr>
+        <w:tab/>
+      </w:r>
+      <w:r>
+        <w:rPr>
+          <w:b/>
+          <w:sz w:val="28"/>
+        </w:rPr>
+        <w:tab/>
+      </w:r>
+      <w:r>
+        <w:rPr>
+          <w:b/>
+          <w:sz w:val="28"/>
+        </w:rPr>
+        <w:tab/>
+      </w:r>
+      <w:r>
+        <w:rPr>
+          <w:b/>
+          <w:sz w:val="28"/>
+        </w:rPr>
+        <w:tab/>
+      </w:r>
+      <w:r>
+        <w:rPr>
+          <w:b/>
+          <w:sz w:val="28"/>
+        </w:rPr>
+        <w:tab/>
+        <w:t xml:space="preserve">                   </w:t>
+      </w:r>
+    </w:p>
+    <w:p>
+      <w:pPr>
+        <w:pStyle w:val="NoSpacing"/>
+        <w:pBdr>
+          <w:top w:val="single" w:sz="4" w:space="1" w:color="auto"/>
+        </w:pBdr>
+        <w:rPr>
+          <w:b/>
+          <w:sz w:val="28"/>
+        </w:rPr>
+      </w:pPr>
+      <w:r>
+        <w:rPr>
+          <w:b/>
+          <w:sz w:val="28"/>
+        </w:rPr>
+        <w:t>Teacher Remarks:</w:t>
+      </w:r>
+    </w:p>
+    <w:p>
+      <w:pPr>
+        <w:rPr>
+          <w:b/>
+          <w:sz w:val="28"/>
+        </w:rPr>
+      </w:pPr>
+      <w:r>
+        <w:t xml:space="preserve">                                           </w:t>
+      </w:r>
+      <w:r>
+        <w:tab/>
+      </w:r>
+      <w:r>
+        <w:tab/>
+      </w:r>
+      <w:r>
+        <w:tab/>
+      </w:r>
+      <w:r>
+        <w:tab/>
+      </w:r>
+      <w:r>
+        <w:tab/>
+      </w:r>
+      <w:r>
+        <w:rPr>
+          <w:b/>
+          <w:sz w:val="28"/>
+        </w:rPr>
+        <w:t xml:space="preserve">                              </w:t>
+      </w:r>
+    </w:p>
+    <w:p>
+      <w:pPr>
+        <w:pBdr>
+          <w:between w:val="single" w:sz="4" w:space="1" w:color="auto"/>
+        </w:pBdr>
+        <w:ind w:left="5760" w:firstLine="720"/>
+        <w:rPr>
+          <w:b/>
+          <w:sz w:val="28"/>
+        </w:rPr>
+      </w:pPr>
+      <w:r>
+        <w:rPr>
+          <w:b/>
+          <w:sz w:val="28"/>
+        </w:rPr>
+        <w:t>Teachers Signature</w:t>
       </w:r>
     </w:p>
     <w:p>
@@ -954,7 +647,6 @@
           <w:sz w:val="34"/>
           <w:u w:val="single"/>
         </w:rPr>
-        <w:lastRenderedPageBreak/>
         <w:t xml:space="preserve">Project Maintaining </w:t>
       </w:r>
       <w:r>
@@ -988,6 +680,7 @@
         <w:rPr>
           <w:sz w:val="34"/>
         </w:rPr>
+        <w:lastRenderedPageBreak/>
         <w:t>Software maintenance is a part of Software Development Life Cycle</w:t>
       </w:r>
       <w:r>
@@ -1212,16 +905,8 @@
         <w:rPr>
           <w:sz w:val="34"/>
         </w:rPr>
-        <w:t xml:space="preserve">Designing changes: We will design needed problem facing thing like any user </w:t>
-      </w:r>
-      <w:proofErr w:type="spellStart"/>
-      <w:r>
-        <w:rPr>
-          <w:sz w:val="34"/>
-        </w:rPr>
-        <w:t>interface</w:t>
-      </w:r>
-      <w:proofErr w:type="gramStart"/>
+        <w:t>Designing changes: We will design needed problem facing thing like any user interface</w:t>
+      </w:r>
       <w:r>
         <w:rPr>
           <w:sz w:val="34"/>
@@ -1232,15 +917,7 @@
         <w:rPr>
           <w:sz w:val="34"/>
         </w:rPr>
-        <w:t>retail</w:t>
-      </w:r>
-      <w:proofErr w:type="spellEnd"/>
-      <w:proofErr w:type="gramEnd"/>
-      <w:r>
-        <w:rPr>
-          <w:sz w:val="34"/>
-        </w:rPr>
-        <w:t xml:space="preserve"> strategy etc.</w:t>
+        <w:t>retail strategy etc.</w:t>
       </w:r>
     </w:p>
     <w:p>
@@ -1258,7 +935,6 @@
         <w:rPr>
           <w:sz w:val="34"/>
         </w:rPr>
-        <w:lastRenderedPageBreak/>
         <w:t>Implementing changes: Implemented those new design by coding.</w:t>
       </w:r>
       <w:r>
@@ -1295,6 +971,7 @@
           <w:sz w:val="34"/>
           <w:u w:val="single"/>
         </w:rPr>
+        <w:lastRenderedPageBreak/>
         <w:t>Corrective maintenance</w:t>
       </w:r>
       <w:r>
@@ -1521,7 +1198,6 @@
           <w:sz w:val="34"/>
           <w:u w:val="single"/>
         </w:rPr>
-        <w:lastRenderedPageBreak/>
         <w:t>The Cost of Maintenance</w:t>
       </w:r>
     </w:p>
@@ -4278,8 +3954,6 @@
           <w:sz w:val="16"/>
         </w:rPr>
       </w:pPr>
-      <w:bookmarkStart w:id="0" w:name="_GoBack"/>
-      <w:bookmarkEnd w:id="0"/>
     </w:p>
     <w:sectPr>
       <w:headerReference w:type="default" r:id="rId8"/>
@@ -4375,7 +4049,7 @@
           <w:rPr>
             <w:noProof/>
           </w:rPr>
-          <w:t>3</w:t>
+          <w:t>1</w:t>
         </w:r>
         <w:r>
           <w:rPr>
@@ -7981,6 +7655,15 @@
       </w:rPr>
     </w:tblStylePr>
   </w:style>
+  <w:style w:type="paragraph" w:styleId="NoSpacing">
+    <w:name w:val="No Spacing"/>
+    <w:uiPriority w:val="1"/>
+    <w:qFormat/>
+    <w:rsid w:val="000C7B10"/>
+    <w:pPr>
+      <w:spacing w:after="0" w:line="240" w:lineRule="auto"/>
+    </w:pPr>
+  </w:style>
 </w:styles>
 </file>
 
